--- a/المحتوى_التعريفي_قسم_التصميم_عربي_انجليزي.docx
+++ b/المحتوى_التعريفي_قسم_التصميم_عربي_انجليزي.docx
@@ -544,7 +544,7 @@
                                         <w:szCs w:val="40"/>
                                         <w:rtl/>
                                       </w:rPr>
-                                      <w:t xml:space="preserve">المحتوى التعريفي لبرنامج </w:t>
+                                      <w:t xml:space="preserve">المحتوى التعريفي لقسم التصميم</w:t>
                                     </w:r>
                                     <w:r>
                                       <w:rPr>
@@ -566,7 +566,7 @@
                                         <w:szCs w:val="40"/>
                                         <w:rtl/>
                                       </w:rPr>
-                                      <w:t xml:space="preserve">بكالوريوس الفنون في </w:t>
+                                      <w:t xml:space="preserve">البكالوريوس والدبلوم في التصميم الجرافيكي</w:t>
                                     </w:r>
                                     <w:r>
                                       <w:rPr>
@@ -577,7 +577,7 @@
                                         <w:szCs w:val="40"/>
                                         <w:rtl/>
                                       </w:rPr>
-                                      <w:t>التصميم</w:t>
+                                      <w:t xml:space="preserve"/>
                                     </w:r>
                                     <w:r>
                                       <w:rPr>
@@ -588,7 +588,7 @@
                                         <w:szCs w:val="40"/>
                                         <w:rtl/>
                                       </w:rPr>
-                                      <w:t xml:space="preserve"> تخصص </w:t>
+                                      <w:t xml:space="preserve"/>
                                     </w:r>
                                     <w:r>
                                       <w:rPr>
@@ -599,7 +599,7 @@
                                         <w:szCs w:val="40"/>
                                         <w:rtl/>
                                       </w:rPr>
-                                      <w:t>تصميم جرافيكي</w:t>
+                                      <w:t xml:space="preserve"/>
                                     </w:r>
                                   </w:sdtContent>
                                 </w:sdt>
@@ -720,7 +720,7 @@
                                   <w:szCs w:val="40"/>
                                   <w:rtl/>
                                 </w:rPr>
-                                <w:t xml:space="preserve">المحتوى التعريفي لبرنامج </w:t>
+                                <w:t xml:space="preserve">المحتوى التعريفي لقسم التصميم</w:t>
                               </w:r>
                               <w:r>
                                 <w:rPr>
@@ -742,7 +742,7 @@
                                   <w:szCs w:val="40"/>
                                   <w:rtl/>
                                 </w:rPr>
-                                <w:t xml:space="preserve">بكالوريوس الفنون في </w:t>
+                                <w:t xml:space="preserve">البكالوريوس والدبلوم في التصميم الجرافيكي</w:t>
                               </w:r>
                               <w:r>
                                 <w:rPr>
@@ -753,7 +753,7 @@
                                   <w:szCs w:val="40"/>
                                   <w:rtl/>
                                 </w:rPr>
-                                <w:t>التصميم</w:t>
+                                <w:t xml:space="preserve"/>
                               </w:r>
                               <w:r>
                                 <w:rPr>
@@ -764,7 +764,7 @@
                                   <w:szCs w:val="40"/>
                                   <w:rtl/>
                                 </w:rPr>
-                                <w:t xml:space="preserve"> تخصص </w:t>
+                                <w:t xml:space="preserve"/>
                               </w:r>
                               <w:r>
                                 <w:rPr>
@@ -775,7 +775,7 @@
                                   <w:szCs w:val="40"/>
                                   <w:rtl/>
                                 </w:rPr>
-                                <w:t>تصميم جرافيكي</w:t>
+                                <w:t xml:space="preserve"/>
                               </w:r>
                             </w:sdtContent>
                           </w:sdt>
@@ -1422,7 +1422,7 @@
             <w:szCs w:val="28"/>
             <w:rtl/>
           </w:rPr>
-          <w:t xml:space="preserve">7</w:t>
+          <w:t xml:space="preserve">8</w:t>
         </w:r>
         <w:r>
           <w:rPr>
@@ -1523,7 +1523,7 @@
             <w:szCs w:val="28"/>
             <w:rtl/>
           </w:rPr>
-          <w:t xml:space="preserve">9</w:t>
+          <w:t xml:space="preserve">11</w:t>
         </w:r>
         <w:r>
           <w:rPr>
@@ -1624,7 +1624,7 @@
             <w:szCs w:val="28"/>
             <w:rtl/>
           </w:rPr>
-          <w:t xml:space="preserve">13</w:t>
+          <w:t xml:space="preserve">16</w:t>
         </w:r>
         <w:r>
           <w:rPr>
@@ -1725,7 +1725,7 @@
             <w:szCs w:val="28"/>
             <w:rtl/>
           </w:rPr>
-          <w:t xml:space="preserve">16</w:t>
+          <w:t xml:space="preserve">20</w:t>
         </w:r>
         <w:r>
           <w:rPr>
@@ -3014,7 +3014,7 @@
           <w:szCs w:val="28"/>
           <w:rtl/>
         </w:rPr>
-        <w:t xml:space="preserve">يقدم القسم حالياً برنامج بكالوريوس الفنون في التصميم – تخصص تصميم جرافيكي.</w:t>
+        <w:t xml:space="preserve">يقدم القسم حالياً برنامجين أكاديميين، ولغة التدريس فيهما العربية:</w:t>
       </w:r>
     </w:p>
     <w:p>
@@ -3035,14 +3035,327 @@
           <w:szCs w:val="22"/>
           <w:lang w:val="en-US"/>
         </w:rPr>
-        <w:t xml:space="preserve">The Department currently offers the Bachelor of Arts in Design – Graphic Design Major.</w:t>
+        <w:t xml:space="preserve">The Department currently offers two academic programs, both taught in Arabic:</w:t>
       </w:r>
     </w:p>
+    <w:tbl>
+      <w:tblPr>
+        <w:tblStyle w:val="TableGrid"/>
+        <w:bidiVisual/>
+        <w:tblW w:w="9400" w:type="dxa"/>
+        <w:jc w:val="center"/>
+        <w:tblBorders>
+          <w:top w:val="single" w:sz="4" w:space="0" w:color="A6A6A6"/>
+          <w:left w:val="single" w:sz="4" w:space="0" w:color="A6A6A6"/>
+          <w:bottom w:val="single" w:sz="4" w:space="0" w:color="A6A6A6"/>
+          <w:right w:val="single" w:sz="4" w:space="0" w:color="A6A6A6"/>
+          <w:insideH w:val="single" w:sz="4" w:space="0" w:color="A6A6A6"/>
+          <w:insideV w:val="single" w:sz="4" w:space="0" w:color="A6A6A6"/>
+        </w:tblBorders>
+        <w:tblLayout w:type="fixed"/>
+        <w:tblCellMar>
+          <w:left w:w="100" w:type="dxa"/>
+          <w:right w:w="100" w:type="dxa"/>
+        </w:tblCellMar>
+        <w:tblLook w:val="04A0" w:firstRow="1" w:lastRow="0" w:firstColumn="1" w:lastColumn="0" w:noHBand="0" w:noVBand="1"/>
+      </w:tblPr>
+      <w:tblGrid>
+        <w:gridCol w:w="600"/>
+        <w:gridCol w:w="4400"/>
+        <w:gridCol w:w="4400"/>
+      </w:tblGrid>
+      <w:tr>
+        <w:trPr>
+          <w:tblHeader/>
+          <w:cantSplit/>
+        </w:trPr>
+        <w:tc>
+          <w:tcPr>
+            <w:tcW w:w="600" w:type="dxa"/>
+            <w:shd w:val="clear" w:color="auto" w:fill="2683C6" w:themeFill="accent2"/>
+            <w:vAlign w:val="center"/>
+          </w:tcPr>
+          <w:p>
+            <w:pPr>
+              <w:bidi/>
+              <w:spacing w:before="40" w:after="40" w:line="240" w:lineRule="auto"/>
+              <w:jc w:val="center"/>
+              <w:rPr>
+                <w:rFonts w:ascii="Sakkal Majalla" w:hAnsi="Sakkal Majalla" w:cs="Sakkal Majalla"/>
+                <w:b/>
+                <w:bCs/>
+                <w:color w:val="FFFFFF"/>
+                <w:sz w:val="26"/>
+                <w:szCs w:val="26"/>
+                <w:rtl/>
+              </w:rPr>
+            </w:pPr>
+            <w:r>
+              <w:rPr>
+                <w:rFonts w:ascii="Sakkal Majalla" w:hAnsi="Sakkal Majalla" w:cs="Sakkal Majalla"/>
+                <w:b/>
+                <w:bCs/>
+                <w:color w:val="FFFFFF"/>
+                <w:sz w:val="26"/>
+                <w:szCs w:val="26"/>
+                <w:rtl/>
+              </w:rPr>
+              <w:t xml:space="preserve">م</w:t>
+            </w:r>
+          </w:p>
+        </w:tc>
+        <w:tc>
+          <w:tcPr>
+            <w:tcW w:w="4400" w:type="dxa"/>
+            <w:shd w:val="clear" w:color="auto" w:fill="2683C6" w:themeFill="accent2"/>
+            <w:vAlign w:val="center"/>
+          </w:tcPr>
+          <w:p>
+            <w:pPr>
+              <w:bidi/>
+              <w:spacing w:before="40" w:after="40" w:line="240" w:lineRule="auto"/>
+              <w:jc w:val="center"/>
+              <w:rPr>
+                <w:rFonts w:ascii="Sakkal Majalla" w:hAnsi="Sakkal Majalla" w:cs="Sakkal Majalla"/>
+                <w:b/>
+                <w:bCs/>
+                <w:color w:val="FFFFFF"/>
+                <w:sz w:val="26"/>
+                <w:szCs w:val="26"/>
+                <w:rtl/>
+              </w:rPr>
+            </w:pPr>
+            <w:r>
+              <w:rPr>
+                <w:rFonts w:ascii="Sakkal Majalla" w:hAnsi="Sakkal Majalla" w:cs="Sakkal Majalla"/>
+                <w:b/>
+                <w:bCs/>
+                <w:color w:val="FFFFFF"/>
+                <w:sz w:val="26"/>
+                <w:szCs w:val="26"/>
+                <w:rtl/>
+              </w:rPr>
+              <w:t xml:space="preserve">البرنامج</w:t>
+            </w:r>
+          </w:p>
+        </w:tc>
+        <w:tc>
+          <w:tcPr>
+            <w:tcW w:w="4400" w:type="dxa"/>
+            <w:shd w:val="clear" w:color="auto" w:fill="2683C6" w:themeFill="accent2"/>
+            <w:vAlign w:val="center"/>
+          </w:tcPr>
+          <w:p>
+            <w:pPr>
+              <w:spacing w:before="40" w:after="40" w:line="240" w:lineRule="auto"/>
+              <w:jc w:val="center"/>
+              <w:rPr>
+                <w:rFonts w:ascii="Calibri" w:hAnsi="Calibri" w:cs="Calibri"/>
+                <w:b/>
+                <w:bCs/>
+                <w:color w:val="FFFFFF"/>
+                <w:sz w:val="21"/>
+                <w:szCs w:val="21"/>
+                <w:lang w:val="en-US"/>
+              </w:rPr>
+            </w:pPr>
+            <w:r>
+              <w:rPr>
+                <w:rFonts w:ascii="Calibri" w:hAnsi="Calibri" w:cs="Calibri"/>
+                <w:b/>
+                <w:bCs/>
+                <w:color w:val="FFFFFF"/>
+                <w:sz w:val="21"/>
+                <w:szCs w:val="21"/>
+                <w:lang w:val="en-US"/>
+              </w:rPr>
+              <w:t xml:space="preserve">Program</w:t>
+            </w:r>
+          </w:p>
+        </w:tc>
+      </w:tr>
+      <w:tr>
+        <w:trPr>
+          <w:cantSplit/>
+        </w:trPr>
+        <w:tc>
+          <w:tcPr>
+            <w:tcW w:w="600" w:type="dxa"/>
+            <w:vAlign w:val="center"/>
+          </w:tcPr>
+          <w:p>
+            <w:pPr>
+              <w:spacing w:before="40" w:after="40" w:line="240" w:lineRule="auto"/>
+              <w:jc w:val="center"/>
+              <w:rPr>
+                <w:rFonts w:ascii="Calibri" w:hAnsi="Calibri" w:cs="Calibri"/>
+                <w:sz w:val="21"/>
+                <w:szCs w:val="21"/>
+                <w:lang w:val="en-US"/>
+              </w:rPr>
+            </w:pPr>
+            <w:r>
+              <w:rPr>
+                <w:rFonts w:ascii="Calibri" w:hAnsi="Calibri" w:cs="Calibri"/>
+                <w:sz w:val="21"/>
+                <w:szCs w:val="21"/>
+                <w:lang w:val="en-US"/>
+              </w:rPr>
+              <w:t xml:space="preserve">1</w:t>
+            </w:r>
+          </w:p>
+        </w:tc>
+        <w:tc>
+          <w:tcPr>
+            <w:tcW w:w="4400" w:type="dxa"/>
+            <w:vAlign w:val="center"/>
+          </w:tcPr>
+          <w:p>
+            <w:pPr>
+              <w:bidi/>
+              <w:spacing w:before="40" w:after="40" w:line="240" w:lineRule="auto"/>
+              <w:jc w:val="right"/>
+              <w:rPr>
+                <w:rFonts w:ascii="Sakkal Majalla" w:hAnsi="Sakkal Majalla" w:cs="Sakkal Majalla"/>
+                <w:sz w:val="26"/>
+                <w:szCs w:val="26"/>
+                <w:rtl/>
+              </w:rPr>
+            </w:pPr>
+            <w:r>
+              <w:rPr>
+                <w:rFonts w:ascii="Sakkal Majalla" w:hAnsi="Sakkal Majalla" w:cs="Sakkal Majalla"/>
+                <w:sz w:val="26"/>
+                <w:szCs w:val="26"/>
+                <w:rtl/>
+              </w:rPr>
+              <w:t xml:space="preserve">بكالوريوس الفنون في التصميم – تخصص تصميم جرافيكي</w:t>
+            </w:r>
+          </w:p>
+        </w:tc>
+        <w:tc>
+          <w:tcPr>
+            <w:tcW w:w="4400" w:type="dxa"/>
+            <w:vAlign w:val="center"/>
+          </w:tcPr>
+          <w:p>
+            <w:pPr>
+              <w:spacing w:before="40" w:after="40" w:line="240" w:lineRule="auto"/>
+              <w:jc w:val="left"/>
+              <w:rPr>
+                <w:rFonts w:ascii="Calibri" w:hAnsi="Calibri" w:cs="Calibri"/>
+                <w:sz w:val="21"/>
+                <w:szCs w:val="21"/>
+                <w:lang w:val="en-US"/>
+              </w:rPr>
+            </w:pPr>
+            <w:r>
+              <w:rPr>
+                <w:rFonts w:ascii="Calibri" w:hAnsi="Calibri" w:cs="Calibri"/>
+                <w:sz w:val="21"/>
+                <w:szCs w:val="21"/>
+                <w:lang w:val="en-US"/>
+              </w:rPr>
+              <w:t xml:space="preserve">Bachelor of Arts in Design – Graphic Design Major</w:t>
+            </w:r>
+          </w:p>
+        </w:tc>
+      </w:tr>
+      <w:tr>
+        <w:trPr>
+          <w:cantSplit/>
+        </w:trPr>
+        <w:tc>
+          <w:tcPr>
+            <w:tcW w:w="600" w:type="dxa"/>
+            <w:shd w:val="clear" w:color="auto" w:fill="EAF3FA"/>
+            <w:vAlign w:val="center"/>
+          </w:tcPr>
+          <w:p>
+            <w:pPr>
+              <w:spacing w:before="40" w:after="40" w:line="240" w:lineRule="auto"/>
+              <w:jc w:val="center"/>
+              <w:rPr>
+                <w:rFonts w:ascii="Calibri" w:hAnsi="Calibri" w:cs="Calibri"/>
+                <w:sz w:val="21"/>
+                <w:szCs w:val="21"/>
+                <w:lang w:val="en-US"/>
+              </w:rPr>
+            </w:pPr>
+            <w:r>
+              <w:rPr>
+                <w:rFonts w:ascii="Calibri" w:hAnsi="Calibri" w:cs="Calibri"/>
+                <w:sz w:val="21"/>
+                <w:szCs w:val="21"/>
+                <w:lang w:val="en-US"/>
+              </w:rPr>
+              <w:t xml:space="preserve">2</w:t>
+            </w:r>
+          </w:p>
+        </w:tc>
+        <w:tc>
+          <w:tcPr>
+            <w:tcW w:w="4400" w:type="dxa"/>
+            <w:shd w:val="clear" w:color="auto" w:fill="EAF3FA"/>
+            <w:vAlign w:val="center"/>
+          </w:tcPr>
+          <w:p>
+            <w:pPr>
+              <w:bidi/>
+              <w:spacing w:before="40" w:after="40" w:line="240" w:lineRule="auto"/>
+              <w:jc w:val="right"/>
+              <w:rPr>
+                <w:rFonts w:ascii="Sakkal Majalla" w:hAnsi="Sakkal Majalla" w:cs="Sakkal Majalla"/>
+                <w:sz w:val="26"/>
+                <w:szCs w:val="26"/>
+                <w:rtl/>
+              </w:rPr>
+            </w:pPr>
+            <w:r>
+              <w:rPr>
+                <w:rFonts w:ascii="Sakkal Majalla" w:hAnsi="Sakkal Majalla" w:cs="Sakkal Majalla"/>
+                <w:sz w:val="26"/>
+                <w:szCs w:val="26"/>
+                <w:rtl/>
+              </w:rPr>
+              <w:t xml:space="preserve">الدبلوم المتوسط في التصميم الجرافيكي والوسائط الرقمية</w:t>
+            </w:r>
+          </w:p>
+        </w:tc>
+        <w:tc>
+          <w:tcPr>
+            <w:tcW w:w="4400" w:type="dxa"/>
+            <w:shd w:val="clear" w:color="auto" w:fill="EAF3FA"/>
+            <w:vAlign w:val="center"/>
+          </w:tcPr>
+          <w:p>
+            <w:pPr>
+              <w:spacing w:before="40" w:after="40" w:line="240" w:lineRule="auto"/>
+              <w:jc w:val="left"/>
+              <w:rPr>
+                <w:rFonts w:ascii="Calibri" w:hAnsi="Calibri" w:cs="Calibri"/>
+                <w:sz w:val="21"/>
+                <w:szCs w:val="21"/>
+                <w:lang w:val="en-US"/>
+              </w:rPr>
+            </w:pPr>
+            <w:r>
+              <w:rPr>
+                <w:rFonts w:ascii="Calibri" w:hAnsi="Calibri" w:cs="Calibri"/>
+                <w:sz w:val="21"/>
+                <w:szCs w:val="21"/>
+                <w:lang w:val="en-US"/>
+              </w:rPr>
+              <w:t xml:space="preserve">Intermediate Diploma in Graphic Design and Digital Media</w:t>
+            </w:r>
+          </w:p>
+        </w:tc>
+      </w:tr>
+    </w:tbl>
     <w:p>
       <w:pPr>
-        <w:keepNext/>
         <w:bidi/>
-        <w:spacing w:before="0" w:after="80" w:line="300" w:lineRule="auto"/>
+        <w:spacing w:before="0" w:after="60" w:line="300" w:lineRule="auto"/>
         <w:jc w:val="lowKashida"/>
         <w:rPr>
           <w:rFonts w:ascii="Sakkal Majalla" w:hAnsi="Sakkal Majalla" w:cs="Sakkal Majalla"/>
@@ -3054,34 +3367,11 @@
       <w:r>
         <w:rPr>
           <w:rFonts w:ascii="Sakkal Majalla" w:hAnsi="Sakkal Majalla" w:cs="Sakkal Majalla"/>
-          <w:highlight w:val="yellow"/>
           <w:sz w:val="28"/>
           <w:szCs w:val="28"/>
           <w:rtl/>
         </w:rPr>
-        <w:t xml:space="preserve">[يُستكمل من القسم: أسماء البرامج الأخرى القائمة أو المعتمدة في القسم (مثل التصميم الحركي، تصميم المنسوجات والأزياء، تصميم المجوهرات) مع نبذة عن كل برنامج إن وجدت.]</w:t>
-      </w:r>
-    </w:p>
-    <w:p>
-      <w:pPr>
-        <w:spacing w:before="0" w:after="200" w:line="300" w:lineRule="auto"/>
-        <w:jc w:val="both"/>
-        <w:rPr>
-          <w:rFonts w:ascii="Calibri" w:hAnsi="Calibri" w:cs="Calibri"/>
-          <w:sz w:val="22"/>
-          <w:szCs w:val="22"/>
-          <w:lang w:val="en-US"/>
-        </w:rPr>
-      </w:pPr>
-      <w:r>
-        <w:rPr>
-          <w:rFonts w:ascii="Calibri" w:hAnsi="Calibri" w:cs="Calibri"/>
-          <w:highlight w:val="yellow"/>
-          <w:sz w:val="22"/>
-          <w:szCs w:val="22"/>
-          <w:lang w:val="en-US"/>
-        </w:rPr>
-        <w:t xml:space="preserve">[To be completed by the Department: names of any other active or approved programs (e.g., Motion Design, Textile and Fashion Design, Jewelry Design), with a brief description of each, if applicable.]</w:t>
+        <w:t xml:space="preserve"/>
       </w:r>
     </w:p>
     <w:p>
@@ -4322,6 +4612,125 @@
           </w:p>
         </w:tc>
       </w:tr>
+      <w:tr>
+        <w:trPr>
+          <w:cantSplit/>
+        </w:trPr>
+        <w:tc>
+          <w:tcPr>
+            <w:tcW w:w="1700" w:type="dxa"/>
+            <w:shd w:val="clear" w:color="auto" w:fill="EAF3FA"/>
+            <w:vAlign w:val="center"/>
+          </w:tcPr>
+          <w:p>
+            <w:pPr>
+              <w:bidi/>
+              <w:spacing w:before="40" w:after="40" w:line="240" w:lineRule="auto"/>
+              <w:jc w:val="right"/>
+              <w:rPr>
+                <w:rFonts w:ascii="Sakkal Majalla" w:hAnsi="Sakkal Majalla" w:cs="Sakkal Majalla"/>
+                <w:sz w:val="26"/>
+                <w:szCs w:val="26"/>
+                <w:rtl/>
+              </w:rPr>
+            </w:pPr>
+            <w:r>
+              <w:rPr>
+                <w:rFonts w:ascii="Sakkal Majalla" w:hAnsi="Sakkal Majalla" w:cs="Sakkal Majalla"/>
+                <w:sz w:val="26"/>
+                <w:szCs w:val="26"/>
+                <w:rtl/>
+              </w:rPr>
+              <w:t xml:space="preserve">لغة التدريس</w:t>
+            </w:r>
+          </w:p>
+        </w:tc>
+        <w:tc>
+          <w:tcPr>
+            <w:tcW w:w="3000" w:type="dxa"/>
+            <w:shd w:val="clear" w:color="auto" w:fill="EAF3FA"/>
+            <w:vAlign w:val="center"/>
+          </w:tcPr>
+          <w:p>
+            <w:pPr>
+              <w:bidi/>
+              <w:spacing w:before="40" w:after="40" w:line="240" w:lineRule="auto"/>
+              <w:jc w:val="right"/>
+              <w:rPr>
+                <w:rFonts w:ascii="Sakkal Majalla" w:hAnsi="Sakkal Majalla" w:cs="Sakkal Majalla"/>
+                <w:sz w:val="26"/>
+                <w:szCs w:val="26"/>
+                <w:rtl/>
+              </w:rPr>
+            </w:pPr>
+            <w:r>
+              <w:rPr>
+                <w:rFonts w:ascii="Sakkal Majalla" w:hAnsi="Sakkal Majalla" w:cs="Sakkal Majalla"/>
+                <w:sz w:val="26"/>
+                <w:szCs w:val="26"/>
+                <w:rtl/>
+              </w:rPr>
+              <w:t xml:space="preserve">العربية</w:t>
+            </w:r>
+          </w:p>
+        </w:tc>
+        <w:tc>
+          <w:tcPr>
+            <w:tcW w:w="1700" w:type="dxa"/>
+            <w:shd w:val="clear" w:color="auto" w:fill="EAF3FA"/>
+            <w:vAlign w:val="center"/>
+          </w:tcPr>
+          <w:p>
+            <w:pPr>
+              <w:spacing w:before="40" w:after="40" w:line="240" w:lineRule="auto"/>
+              <w:jc w:val="left"/>
+              <w:rPr>
+                <w:rFonts w:ascii="Calibri" w:hAnsi="Calibri" w:cs="Calibri"/>
+                <w:sz w:val="21"/>
+                <w:szCs w:val="21"/>
+                <w:lang w:val="en-US"/>
+              </w:rPr>
+            </w:pPr>
+            <w:r>
+              <w:rPr>
+                <w:rFonts w:ascii="Calibri" w:hAnsi="Calibri" w:cs="Calibri"/>
+                <w:sz w:val="21"/>
+                <w:szCs w:val="21"/>
+                <w:lang w:val="en-US"/>
+              </w:rPr>
+              <w:t xml:space="preserve">Language of instruction</w:t>
+            </w:r>
+          </w:p>
+        </w:tc>
+        <w:tc>
+          <w:tcPr>
+            <w:tcW w:w="3000" w:type="dxa"/>
+            <w:shd w:val="clear" w:color="auto" w:fill="EAF3FA"/>
+            <w:vAlign w:val="center"/>
+          </w:tcPr>
+          <w:p>
+            <w:pPr>
+              <w:spacing w:before="40" w:after="40" w:line="240" w:lineRule="auto"/>
+              <w:jc w:val="left"/>
+              <w:rPr>
+                <w:rFonts w:ascii="Calibri" w:hAnsi="Calibri" w:cs="Calibri"/>
+                <w:sz w:val="21"/>
+                <w:szCs w:val="21"/>
+                <w:lang w:val="en-US"/>
+              </w:rPr>
+            </w:pPr>
+            <w:r>
+              <w:rPr>
+                <w:rFonts w:ascii="Calibri" w:hAnsi="Calibri" w:cs="Calibri"/>
+                <w:sz w:val="21"/>
+                <w:szCs w:val="21"/>
+                <w:lang w:val="en-US"/>
+              </w:rPr>
+              <w:t xml:space="preserve">Arabic</w:t>
+            </w:r>
+          </w:p>
+        </w:tc>
+      </w:tr>
     </w:tbl>
     <w:p>
       <w:pPr>
@@ -5198,112 +5607,6 @@
     </w:p>
     <w:p>
       <w:pPr>
-        <w:pStyle w:val="Heading1"/>
-        <w:keepNext/>
-        <w:pageBreakBefore/>
-        <w:bidi/>
-        <w:spacing w:before="0" w:after="40" w:line="300" w:lineRule="auto"/>
-        <w:jc w:val="right"/>
-        <w:rPr>
-          <w:rFonts w:ascii="Sakkal Majalla" w:hAnsi="Sakkal Majalla" w:cs="Sakkal Majalla"/>
-          <w:b/>
-          <w:bCs/>
-          <w:color w:val="2683C6" w:themeColor="accent2"/>
-          <w:sz w:val="34"/>
-          <w:szCs w:val="34"/>
-          <w:rtl/>
-        </w:rPr>
-      </w:pPr>
-      <w:bookmarkStart w:id="902" w:name="_TocSec902"/>
-      <w:r>
-        <w:rPr>
-          <w:rFonts w:ascii="Sakkal Majalla" w:hAnsi="Sakkal Majalla" w:cs="Sakkal Majalla"/>
-          <w:b/>
-          <w:bCs/>
-          <w:color w:val="2683C6" w:themeColor="accent2"/>
-          <w:sz w:val="34"/>
-          <w:szCs w:val="34"/>
-          <w:rtl/>
-        </w:rPr>
-        <w:t xml:space="preserve">ثانياً: فرص التوظيف والمجالات المهنية لخريجي البرنامج</w:t>
-      </w:r>
-      <w:bookmarkEnd w:id="902"/>
-    </w:p>
-    <w:p>
-      <w:pPr>
-        <w:keepNext/>
-        <w:spacing w:before="0" w:after="240" w:line="300" w:lineRule="auto"/>
-        <w:jc w:val="left"/>
-        <w:rPr>
-          <w:rFonts w:ascii="Calibri" w:hAnsi="Calibri" w:cs="Calibri"/>
-          <w:b/>
-          <w:bCs/>
-          <w:color w:val="2683C6" w:themeColor="accent2"/>
-          <w:sz w:val="28"/>
-          <w:szCs w:val="28"/>
-          <w:lang w:val="en-US"/>
-        </w:rPr>
-      </w:pPr>
-      <w:r>
-        <w:rPr>
-          <w:rFonts w:ascii="Calibri" w:hAnsi="Calibri" w:cs="Calibri"/>
-          <w:b/>
-          <w:bCs/>
-          <w:color w:val="2683C6" w:themeColor="accent2"/>
-          <w:sz w:val="28"/>
-          <w:szCs w:val="28"/>
-          <w:lang w:val="en-US"/>
-        </w:rPr>
-        <w:t xml:space="preserve">2. Career Opportunities and Professional Fields for Graduates</w:t>
-      </w:r>
-    </w:p>
-    <w:p>
-      <w:pPr>
-        <w:keepNext/>
-        <w:bidi/>
-        <w:spacing w:before="0" w:after="80" w:line="300" w:lineRule="auto"/>
-        <w:ind w:firstLine="567"/>
-        <w:jc w:val="lowKashida"/>
-        <w:rPr>
-          <w:rFonts w:ascii="Sakkal Majalla" w:hAnsi="Sakkal Majalla" w:cs="Sakkal Majalla"/>
-          <w:sz w:val="28"/>
-          <w:szCs w:val="28"/>
-          <w:rtl/>
-        </w:rPr>
-      </w:pPr>
-      <w:r>
-        <w:rPr>
-          <w:rFonts w:ascii="Sakkal Majalla" w:hAnsi="Sakkal Majalla" w:cs="Sakkal Majalla"/>
-          <w:sz w:val="28"/>
-          <w:szCs w:val="28"/>
-          <w:rtl/>
-        </w:rPr>
-        <w:t xml:space="preserve">يؤهل برنامج التصميم الجرافيكي خريجيه للعمل في طيف واسع من المجالات المهنية في القطاعين الحكومي والخاص والقطاع غير الربحي، إذ تجمع الخطة الدراسية بين التصميم المطبوع والرقمي والتفاعلي والحركي، إلى جانب البحث والممارسة المهنية والتدريب التعاوني في بيئات العمل الفعلية.</w:t>
-      </w:r>
-    </w:p>
-    <w:p>
-      <w:pPr>
-        <w:spacing w:before="0" w:after="200" w:line="300" w:lineRule="auto"/>
-        <w:jc w:val="both"/>
-        <w:rPr>
-          <w:rFonts w:ascii="Calibri" w:hAnsi="Calibri" w:cs="Calibri"/>
-          <w:sz w:val="22"/>
-          <w:szCs w:val="22"/>
-          <w:lang w:val="en-US"/>
-        </w:rPr>
-      </w:pPr>
-      <w:r>
-        <w:rPr>
-          <w:rFonts w:ascii="Calibri" w:hAnsi="Calibri" w:cs="Calibri"/>
-          <w:sz w:val="22"/>
-          <w:szCs w:val="22"/>
-          <w:lang w:val="en-US"/>
-        </w:rPr>
-        <w:t xml:space="preserve">The Graphic Design Program prepares its graduates to work in a wide range of professional fields in the government, private and non-profit sectors, as its study plan combines print, digital, interactive and motion design with research, professional practice and cooperative training in real work environments.</w:t>
-      </w:r>
-    </w:p>
-    <w:p>
-      <w:pPr>
         <w:pStyle w:val="Heading2"/>
         <w:keepNext/>
         <w:bidi/>
@@ -5329,7 +5632,7 @@
           <w:szCs w:val="30"/>
           <w:rtl/>
         </w:rPr>
-        <w:t xml:space="preserve">المسميات الوظيفية المتاحة</w:t>
+        <w:t xml:space="preserve">الدبلوم المتوسط في التصميم الجرافيكي والوسائط الرقمية</w:t>
       </w:r>
     </w:p>
     <w:p>
@@ -5357,7 +5660,110 @@
           <w:szCs w:val="24"/>
           <w:lang w:val="en-US"/>
         </w:rPr>
-        <w:t xml:space="preserve">Potential Job Titles</w:t>
+        <w:t xml:space="preserve">Intermediate Diploma in Graphic Design and Digital Media</w:t>
+      </w:r>
+    </w:p>
+    <w:p>
+      <w:pPr>
+        <w:keepNext/>
+        <w:bidi/>
+        <w:spacing w:before="0" w:after="80" w:line="300" w:lineRule="auto"/>
+        <w:ind w:firstLine="567"/>
+        <w:jc w:val="lowKashida"/>
+        <w:rPr>
+          <w:rFonts w:ascii="Sakkal Majalla" w:hAnsi="Sakkal Majalla" w:cs="Sakkal Majalla"/>
+          <w:sz w:val="28"/>
+          <w:szCs w:val="28"/>
+          <w:rtl/>
+        </w:rPr>
+      </w:pPr>
+      <w:r>
+        <w:rPr>
+          <w:rFonts w:ascii="Sakkal Majalla" w:hAnsi="Sakkal Majalla" w:cs="Sakkal Majalla"/>
+          <w:sz w:val="28"/>
+          <w:szCs w:val="28"/>
+          <w:rtl/>
+        </w:rPr>
+        <w:t xml:space="preserve">يقدم القسم برنامج الدبلوم المتوسط في التصميم الجرافيكي والوسائط الرقمية، الذي يهدف إلى تأهيل كفاءات متخصصة في مجال التصميم الجرافيكي والوسائط الرقمية تأهيلاً تقنياً وإبداعياً، وإعدادها للعمل في القطاعات الحكومية والخاصة وغير الربحية بما يلبي متطلبات سوق العمل.</w:t>
+      </w:r>
+    </w:p>
+    <w:p>
+      <w:pPr>
+        <w:spacing w:before="0" w:after="200" w:line="300" w:lineRule="auto"/>
+        <w:jc w:val="both"/>
+        <w:rPr>
+          <w:rFonts w:ascii="Calibri" w:hAnsi="Calibri" w:cs="Calibri"/>
+          <w:sz w:val="22"/>
+          <w:szCs w:val="22"/>
+          <w:lang w:val="en-US"/>
+        </w:rPr>
+      </w:pPr>
+      <w:r>
+        <w:rPr>
+          <w:rFonts w:ascii="Calibri" w:hAnsi="Calibri" w:cs="Calibri"/>
+          <w:sz w:val="22"/>
+          <w:szCs w:val="22"/>
+          <w:lang w:val="en-US"/>
+        </w:rPr>
+        <w:t xml:space="preserve">The Department offers the Intermediate Diploma in Graphic Design and Digital Media, which aims to prepare technically and creatively qualified specialists in graphic design and digital media for work in the government, private and non-profit sectors, in line with labor market requirements.</w:t>
+      </w:r>
+    </w:p>
+    <w:p>
+      <w:pPr>
+        <w:pStyle w:val="Heading2"/>
+        <w:keepNext/>
+        <w:bidi/>
+        <w:spacing w:before="240" w:after="0" w:line="300" w:lineRule="auto"/>
+        <w:jc w:val="right"/>
+        <w:rPr>
+          <w:rFonts w:ascii="Sakkal Majalla" w:hAnsi="Sakkal Majalla" w:cs="Sakkal Majalla"/>
+          <w:b/>
+          <w:bCs/>
+          <w:color w:val="2683C6" w:themeColor="accent2"/>
+          <w:sz w:val="30"/>
+          <w:szCs w:val="30"/>
+          <w:rtl/>
+        </w:rPr>
+      </w:pPr>
+      <w:r>
+        <w:rPr>
+          <w:rFonts w:ascii="Sakkal Majalla" w:hAnsi="Sakkal Majalla" w:cs="Sakkal Majalla"/>
+          <w:b/>
+          <w:bCs/>
+          <w:color w:val="2683C6" w:themeColor="accent2"/>
+          <w:sz w:val="30"/>
+          <w:szCs w:val="30"/>
+          <w:rtl/>
+        </w:rPr>
+        <w:t xml:space="preserve">أهداف برنامج الدبلوم</w:t>
+      </w:r>
+    </w:p>
+    <w:p>
+      <w:pPr>
+        <w:keepNext/>
+        <w:spacing w:before="0" w:after="120" w:line="300" w:lineRule="auto"/>
+        <w:jc w:val="left"/>
+        <w:rPr>
+          <w:rFonts w:ascii="Calibri" w:hAnsi="Calibri" w:cs="Calibri"/>
+          <w:b/>
+          <w:bCs/>
+          <w:color w:val="2683C6" w:themeColor="accent2"/>
+          <w:sz w:val="24"/>
+          <w:szCs w:val="24"/>
+          <w:lang w:val="en-US"/>
+        </w:rPr>
+      </w:pPr>
+      <w:r>
+        <w:rPr>
+          <w:rFonts w:ascii="Calibri" w:hAnsi="Calibri" w:cs="Calibri"/>
+          <w:b/>
+          <w:bCs/>
+          <w:color w:val="2683C6" w:themeColor="accent2"/>
+          <w:sz w:val="24"/>
+          <w:szCs w:val="24"/>
+          <w:lang w:val="en-US"/>
+        </w:rPr>
+        <w:t xml:space="preserve">Diploma Program Objectives</w:t>
       </w:r>
     </w:p>
     <w:tbl>
@@ -5457,7 +5863,7 @@
                 <w:szCs w:val="26"/>
                 <w:rtl/>
               </w:rPr>
-              <w:t xml:space="preserve">المسمى الوظيفي</w:t>
+              <w:t xml:space="preserve">الهدف</w:t>
             </w:r>
           </w:p>
         </w:tc>
@@ -5491,7 +5897,7 @@
                 <w:szCs w:val="21"/>
                 <w:lang w:val="en-US"/>
               </w:rPr>
-              <w:t xml:space="preserve">Job Title</w:t>
+              <w:t xml:space="preserve">Objective</w:t>
             </w:r>
           </w:p>
         </w:tc>
@@ -5551,7 +5957,7 @@
                 <w:szCs w:val="26"/>
                 <w:rtl/>
               </w:rPr>
-              <w:t xml:space="preserve">مصمم جرافيكي</w:t>
+              <w:t xml:space="preserve">تأهيل كفاءات متخصصة في مجال التصميم الجرافيكي والوسائط الرقمية.</w:t>
             </w:r>
           </w:p>
         </w:tc>
@@ -5578,7 +5984,7 @@
                 <w:szCs w:val="21"/>
                 <w:lang w:val="en-US"/>
               </w:rPr>
-              <w:t xml:space="preserve">Graphic Designer</w:t>
+              <w:t xml:space="preserve">Preparing qualified specialists in graphic design and digital media.</w:t>
             </w:r>
           </w:p>
         </w:tc>
@@ -5640,7 +6046,7 @@
                 <w:szCs w:val="26"/>
                 <w:rtl/>
               </w:rPr>
-              <w:t xml:space="preserve">مصمم هوية بصرية وعلامات تجارية</w:t>
+              <w:t xml:space="preserve">تطوير القدرات الإبداعية ضمن بيئة تعليمية وفنية داعمة للتصميم والاستقصاء والابتكار.</w:t>
             </w:r>
           </w:p>
         </w:tc>
@@ -5668,7 +6074,7 @@
                 <w:szCs w:val="21"/>
                 <w:lang w:val="en-US"/>
               </w:rPr>
-              <w:t xml:space="preserve">Brand Identity Designer</w:t>
+              <w:t xml:space="preserve">Developing creative abilities within a learning and artistic environment that supports design, inquiry and innovation.</w:t>
             </w:r>
           </w:p>
         </w:tc>
@@ -5728,7 +6134,7 @@
                 <w:szCs w:val="26"/>
                 <w:rtl/>
               </w:rPr>
-              <w:t xml:space="preserve">مصمم مطبوعات ونشر</w:t>
+              <w:t xml:space="preserve">توظيف الممارسات في التصميم الجرافيكي والوسائط الرقمية بما يتناسب مع المستجدات المتنوعة في سوق العمل.</w:t>
             </w:r>
           </w:p>
         </w:tc>
@@ -5755,7 +6161,7 @@
                 <w:szCs w:val="21"/>
                 <w:lang w:val="en-US"/>
               </w:rPr>
-              <w:t xml:space="preserve">Publication and Editorial Designer</w:t>
+              <w:t xml:space="preserve">Applying graphic design and digital media practices in line with diverse developments in the labor market.</w:t>
             </w:r>
           </w:p>
         </w:tc>
@@ -5817,7 +6223,7 @@
                 <w:szCs w:val="26"/>
                 <w:rtl/>
               </w:rPr>
-              <w:t xml:space="preserve">مصمم إعلانات / مخرج فني</w:t>
+              <w:t xml:space="preserve">تفعيل دور التقنية ومواكبة مستجدات البرامج والتصميم واتجاهاته المتنوعة.</w:t>
             </w:r>
           </w:p>
         </w:tc>
@@ -5845,7 +6251,376 @@
                 <w:szCs w:val="21"/>
                 <w:lang w:val="en-US"/>
               </w:rPr>
-              <w:t xml:space="preserve">Advertising Designer / Art Director</w:t>
+              <w:t xml:space="preserve">Activating the role of technology and keeping up with new software, design developments and trends.</w:t>
+            </w:r>
+          </w:p>
+        </w:tc>
+      </w:tr>
+    </w:tbl>
+    <w:p>
+      <w:pPr>
+        <w:bidi/>
+        <w:spacing w:before="0" w:after="60" w:line="300" w:lineRule="auto"/>
+        <w:jc w:val="lowKashida"/>
+        <w:rPr>
+          <w:rFonts w:ascii="Sakkal Majalla" w:hAnsi="Sakkal Majalla" w:cs="Sakkal Majalla"/>
+          <w:sz w:val="28"/>
+          <w:szCs w:val="28"/>
+          <w:rtl/>
+        </w:rPr>
+      </w:pPr>
+      <w:r>
+        <w:rPr>
+          <w:rFonts w:ascii="Sakkal Majalla" w:hAnsi="Sakkal Majalla" w:cs="Sakkal Majalla"/>
+          <w:sz w:val="28"/>
+          <w:szCs w:val="28"/>
+          <w:rtl/>
+        </w:rPr>
+        <w:t xml:space="preserve"/>
+      </w:r>
+    </w:p>
+    <w:p>
+      <w:pPr>
+        <w:keepNext/>
+        <w:bidi/>
+        <w:spacing w:before="0" w:after="80" w:line="300" w:lineRule="auto"/>
+        <w:jc w:val="lowKashida"/>
+        <w:rPr>
+          <w:rFonts w:ascii="Sakkal Majalla" w:hAnsi="Sakkal Majalla" w:cs="Sakkal Majalla"/>
+          <w:sz w:val="28"/>
+          <w:szCs w:val="28"/>
+          <w:rtl/>
+        </w:rPr>
+      </w:pPr>
+      <w:r>
+        <w:rPr>
+          <w:rFonts w:ascii="Sakkal Majalla" w:hAnsi="Sakkal Majalla" w:cs="Sakkal Majalla"/>
+          <w:highlight w:val="yellow"/>
+          <w:sz w:val="28"/>
+          <w:szCs w:val="28"/>
+          <w:rtl/>
+        </w:rPr>
+        <w:t xml:space="preserve">[يُستكمل من القسم: مدة الدراسة في الدبلوم، وعدد الساعات المعتمدة، والخطة الدراسية، وشروط القبول، وإمكانية التجسير إلى البكالوريوس.]</w:t>
+      </w:r>
+    </w:p>
+    <w:p>
+      <w:pPr>
+        <w:spacing w:before="0" w:after="200" w:line="300" w:lineRule="auto"/>
+        <w:jc w:val="both"/>
+        <w:rPr>
+          <w:rFonts w:ascii="Calibri" w:hAnsi="Calibri" w:cs="Calibri"/>
+          <w:sz w:val="22"/>
+          <w:szCs w:val="22"/>
+          <w:lang w:val="en-US"/>
+        </w:rPr>
+      </w:pPr>
+      <w:r>
+        <w:rPr>
+          <w:rFonts w:ascii="Calibri" w:hAnsi="Calibri" w:cs="Calibri"/>
+          <w:highlight w:val="yellow"/>
+          <w:sz w:val="22"/>
+          <w:szCs w:val="22"/>
+          <w:lang w:val="en-US"/>
+        </w:rPr>
+        <w:t xml:space="preserve">[To be completed by the Department: diploma duration, total credit hours, study plan, admission requirements, and whether graduates can bridge to the bachelor’s program.]</w:t>
+      </w:r>
+    </w:p>
+    <w:p>
+      <w:pPr>
+        <w:pStyle w:val="Heading1"/>
+        <w:keepNext/>
+        <w:pageBreakBefore/>
+        <w:bidi/>
+        <w:spacing w:before="0" w:after="40" w:line="300" w:lineRule="auto"/>
+        <w:jc w:val="right"/>
+        <w:rPr>
+          <w:rFonts w:ascii="Sakkal Majalla" w:hAnsi="Sakkal Majalla" w:cs="Sakkal Majalla"/>
+          <w:b/>
+          <w:bCs/>
+          <w:color w:val="2683C6" w:themeColor="accent2"/>
+          <w:sz w:val="34"/>
+          <w:szCs w:val="34"/>
+          <w:rtl/>
+        </w:rPr>
+      </w:pPr>
+      <w:bookmarkStart w:id="902" w:name="_TocSec902"/>
+      <w:r>
+        <w:rPr>
+          <w:rFonts w:ascii="Sakkal Majalla" w:hAnsi="Sakkal Majalla" w:cs="Sakkal Majalla"/>
+          <w:b/>
+          <w:bCs/>
+          <w:color w:val="2683C6" w:themeColor="accent2"/>
+          <w:sz w:val="34"/>
+          <w:szCs w:val="34"/>
+          <w:rtl/>
+        </w:rPr>
+        <w:t xml:space="preserve">ثانياً: فرص التوظيف والمجالات المهنية لخريجي البرنامج</w:t>
+      </w:r>
+      <w:bookmarkEnd w:id="902"/>
+    </w:p>
+    <w:p>
+      <w:pPr>
+        <w:keepNext/>
+        <w:spacing w:before="0" w:after="240" w:line="300" w:lineRule="auto"/>
+        <w:jc w:val="left"/>
+        <w:rPr>
+          <w:rFonts w:ascii="Calibri" w:hAnsi="Calibri" w:cs="Calibri"/>
+          <w:b/>
+          <w:bCs/>
+          <w:color w:val="2683C6" w:themeColor="accent2"/>
+          <w:sz w:val="28"/>
+          <w:szCs w:val="28"/>
+          <w:lang w:val="en-US"/>
+        </w:rPr>
+      </w:pPr>
+      <w:r>
+        <w:rPr>
+          <w:rFonts w:ascii="Calibri" w:hAnsi="Calibri" w:cs="Calibri"/>
+          <w:b/>
+          <w:bCs/>
+          <w:color w:val="2683C6" w:themeColor="accent2"/>
+          <w:sz w:val="28"/>
+          <w:szCs w:val="28"/>
+          <w:lang w:val="en-US"/>
+        </w:rPr>
+        <w:t xml:space="preserve">2. Career Opportunities and Professional Fields for Graduates</w:t>
+      </w:r>
+    </w:p>
+    <w:p>
+      <w:pPr>
+        <w:keepNext/>
+        <w:bidi/>
+        <w:spacing w:before="0" w:after="80" w:line="300" w:lineRule="auto"/>
+        <w:ind w:firstLine="567"/>
+        <w:jc w:val="lowKashida"/>
+        <w:rPr>
+          <w:rFonts w:ascii="Sakkal Majalla" w:hAnsi="Sakkal Majalla" w:cs="Sakkal Majalla"/>
+          <w:sz w:val="28"/>
+          <w:szCs w:val="28"/>
+          <w:rtl/>
+        </w:rPr>
+      </w:pPr>
+      <w:r>
+        <w:rPr>
+          <w:rFonts w:ascii="Sakkal Majalla" w:hAnsi="Sakkal Majalla" w:cs="Sakkal Majalla"/>
+          <w:sz w:val="28"/>
+          <w:szCs w:val="28"/>
+          <w:rtl/>
+        </w:rPr>
+        <w:t xml:space="preserve">يؤهل برنامج التصميم الجرافيكي خريجيه للعمل في طيف واسع من المجالات المهنية في القطاعين الحكومي والخاص والقطاع غير الربحي، إذ تجمع الخطة الدراسية بين التصميم المطبوع والرقمي والتفاعلي والحركي، إلى جانب البحث والممارسة المهنية والتدريب التعاوني في بيئات العمل الفعلية.</w:t>
+      </w:r>
+    </w:p>
+    <w:p>
+      <w:pPr>
+        <w:spacing w:before="0" w:after="200" w:line="300" w:lineRule="auto"/>
+        <w:jc w:val="both"/>
+        <w:rPr>
+          <w:rFonts w:ascii="Calibri" w:hAnsi="Calibri" w:cs="Calibri"/>
+          <w:sz w:val="22"/>
+          <w:szCs w:val="22"/>
+          <w:lang w:val="en-US"/>
+        </w:rPr>
+      </w:pPr>
+      <w:r>
+        <w:rPr>
+          <w:rFonts w:ascii="Calibri" w:hAnsi="Calibri" w:cs="Calibri"/>
+          <w:sz w:val="22"/>
+          <w:szCs w:val="22"/>
+          <w:lang w:val="en-US"/>
+        </w:rPr>
+        <w:t xml:space="preserve">The Graphic Design Program prepares its graduates to work in a wide range of professional fields in the government, private and non-profit sectors, as its study plan combines print, digital, interactive and motion design with research, professional practice and cooperative training in real work environments.</w:t>
+      </w:r>
+    </w:p>
+    <w:p>
+      <w:pPr>
+        <w:pStyle w:val="Heading2"/>
+        <w:keepNext/>
+        <w:bidi/>
+        <w:spacing w:before="240" w:after="0" w:line="300" w:lineRule="auto"/>
+        <w:jc w:val="right"/>
+        <w:rPr>
+          <w:rFonts w:ascii="Sakkal Majalla" w:hAnsi="Sakkal Majalla" w:cs="Sakkal Majalla"/>
+          <w:b/>
+          <w:bCs/>
+          <w:color w:val="2683C6" w:themeColor="accent2"/>
+          <w:sz w:val="30"/>
+          <w:szCs w:val="30"/>
+          <w:rtl/>
+        </w:rPr>
+      </w:pPr>
+      <w:r>
+        <w:rPr>
+          <w:rFonts w:ascii="Sakkal Majalla" w:hAnsi="Sakkal Majalla" w:cs="Sakkal Majalla"/>
+          <w:b/>
+          <w:bCs/>
+          <w:color w:val="2683C6" w:themeColor="accent2"/>
+          <w:sz w:val="30"/>
+          <w:szCs w:val="30"/>
+          <w:rtl/>
+        </w:rPr>
+        <w:t xml:space="preserve">المسميات الوظيفية لخريجي البكالوريوس</w:t>
+      </w:r>
+    </w:p>
+    <w:p>
+      <w:pPr>
+        <w:keepNext/>
+        <w:spacing w:before="0" w:after="120" w:line="300" w:lineRule="auto"/>
+        <w:jc w:val="left"/>
+        <w:rPr>
+          <w:rFonts w:ascii="Calibri" w:hAnsi="Calibri" w:cs="Calibri"/>
+          <w:b/>
+          <w:bCs/>
+          <w:color w:val="2683C6" w:themeColor="accent2"/>
+          <w:sz w:val="24"/>
+          <w:szCs w:val="24"/>
+          <w:lang w:val="en-US"/>
+        </w:rPr>
+      </w:pPr>
+      <w:r>
+        <w:rPr>
+          <w:rFonts w:ascii="Calibri" w:hAnsi="Calibri" w:cs="Calibri"/>
+          <w:b/>
+          <w:bCs/>
+          <w:color w:val="2683C6" w:themeColor="accent2"/>
+          <w:sz w:val="24"/>
+          <w:szCs w:val="24"/>
+          <w:lang w:val="en-US"/>
+        </w:rPr>
+        <w:t xml:space="preserve">Job Titles for Bachelor’s Graduates</w:t>
+      </w:r>
+    </w:p>
+    <w:tbl>
+      <w:tblPr>
+        <w:tblStyle w:val="TableGrid"/>
+        <w:bidiVisual/>
+        <w:tblW w:w="9400" w:type="dxa"/>
+        <w:jc w:val="center"/>
+        <w:tblBorders>
+          <w:top w:val="single" w:sz="4" w:space="0" w:color="A6A6A6"/>
+          <w:left w:val="single" w:sz="4" w:space="0" w:color="A6A6A6"/>
+          <w:bottom w:val="single" w:sz="4" w:space="0" w:color="A6A6A6"/>
+          <w:right w:val="single" w:sz="4" w:space="0" w:color="A6A6A6"/>
+          <w:insideH w:val="single" w:sz="4" w:space="0" w:color="A6A6A6"/>
+          <w:insideV w:val="single" w:sz="4" w:space="0" w:color="A6A6A6"/>
+        </w:tblBorders>
+        <w:tblLayout w:type="fixed"/>
+        <w:tblCellMar>
+          <w:left w:w="100" w:type="dxa"/>
+          <w:right w:w="100" w:type="dxa"/>
+        </w:tblCellMar>
+        <w:tblLook w:val="04A0" w:firstRow="1" w:lastRow="0" w:firstColumn="1" w:lastColumn="0" w:noHBand="0" w:noVBand="1"/>
+      </w:tblPr>
+      <w:tblGrid>
+        <w:gridCol w:w="600"/>
+        <w:gridCol w:w="4400"/>
+        <w:gridCol w:w="4400"/>
+      </w:tblGrid>
+      <w:tr>
+        <w:trPr>
+          <w:tblHeader/>
+          <w:cantSplit/>
+        </w:trPr>
+        <w:tc>
+          <w:tcPr>
+            <w:tcW w:w="600" w:type="dxa"/>
+            <w:shd w:val="clear" w:color="auto" w:fill="2683C6" w:themeFill="accent2"/>
+            <w:vAlign w:val="center"/>
+          </w:tcPr>
+          <w:p>
+            <w:pPr>
+              <w:bidi/>
+              <w:spacing w:before="40" w:after="40" w:line="240" w:lineRule="auto"/>
+              <w:jc w:val="center"/>
+              <w:rPr>
+                <w:rFonts w:ascii="Sakkal Majalla" w:hAnsi="Sakkal Majalla" w:cs="Sakkal Majalla"/>
+                <w:b/>
+                <w:bCs/>
+                <w:color w:val="FFFFFF"/>
+                <w:sz w:val="26"/>
+                <w:szCs w:val="26"/>
+                <w:rtl/>
+              </w:rPr>
+            </w:pPr>
+            <w:r>
+              <w:rPr>
+                <w:rFonts w:ascii="Sakkal Majalla" w:hAnsi="Sakkal Majalla" w:cs="Sakkal Majalla"/>
+                <w:b/>
+                <w:bCs/>
+                <w:color w:val="FFFFFF"/>
+                <w:sz w:val="26"/>
+                <w:szCs w:val="26"/>
+                <w:rtl/>
+              </w:rPr>
+              <w:t xml:space="preserve">م</w:t>
+            </w:r>
+          </w:p>
+        </w:tc>
+        <w:tc>
+          <w:tcPr>
+            <w:tcW w:w="4400" w:type="dxa"/>
+            <w:shd w:val="clear" w:color="auto" w:fill="2683C6" w:themeFill="accent2"/>
+            <w:vAlign w:val="center"/>
+          </w:tcPr>
+          <w:p>
+            <w:pPr>
+              <w:bidi/>
+              <w:spacing w:before="40" w:after="40" w:line="240" w:lineRule="auto"/>
+              <w:jc w:val="center"/>
+              <w:rPr>
+                <w:rFonts w:ascii="Sakkal Majalla" w:hAnsi="Sakkal Majalla" w:cs="Sakkal Majalla"/>
+                <w:b/>
+                <w:bCs/>
+                <w:color w:val="FFFFFF"/>
+                <w:sz w:val="26"/>
+                <w:szCs w:val="26"/>
+                <w:rtl/>
+              </w:rPr>
+            </w:pPr>
+            <w:r>
+              <w:rPr>
+                <w:rFonts w:ascii="Sakkal Majalla" w:hAnsi="Sakkal Majalla" w:cs="Sakkal Majalla"/>
+                <w:b/>
+                <w:bCs/>
+                <w:color w:val="FFFFFF"/>
+                <w:sz w:val="26"/>
+                <w:szCs w:val="26"/>
+                <w:rtl/>
+              </w:rPr>
+              <w:t xml:space="preserve">المسمى الوظيفي</w:t>
+            </w:r>
+          </w:p>
+        </w:tc>
+        <w:tc>
+          <w:tcPr>
+            <w:tcW w:w="4400" w:type="dxa"/>
+            <w:shd w:val="clear" w:color="auto" w:fill="2683C6" w:themeFill="accent2"/>
+            <w:vAlign w:val="center"/>
+          </w:tcPr>
+          <w:p>
+            <w:pPr>
+              <w:spacing w:before="40" w:after="40" w:line="240" w:lineRule="auto"/>
+              <w:jc w:val="center"/>
+              <w:rPr>
+                <w:rFonts w:ascii="Calibri" w:hAnsi="Calibri" w:cs="Calibri"/>
+                <w:b/>
+                <w:bCs/>
+                <w:color w:val="FFFFFF"/>
+                <w:sz w:val="21"/>
+                <w:szCs w:val="21"/>
+                <w:lang w:val="en-US"/>
+              </w:rPr>
+            </w:pPr>
+            <w:r>
+              <w:rPr>
+                <w:rFonts w:ascii="Calibri" w:hAnsi="Calibri" w:cs="Calibri"/>
+                <w:b/>
+                <w:bCs/>
+                <w:color w:val="FFFFFF"/>
+                <w:sz w:val="21"/>
+                <w:szCs w:val="21"/>
+                <w:lang w:val="en-US"/>
+              </w:rPr>
+              <w:t xml:space="preserve">Job Title</w:t>
             </w:r>
           </w:p>
         </w:tc>
@@ -5877,7 +6652,7 @@
                 <w:szCs w:val="21"/>
                 <w:lang w:val="en-US"/>
               </w:rPr>
-              <w:t xml:space="preserve">5</w:t>
+              <w:t xml:space="preserve">1</w:t>
             </w:r>
           </w:p>
         </w:tc>
@@ -5905,7 +6680,7 @@
                 <w:szCs w:val="26"/>
                 <w:rtl/>
               </w:rPr>
-              <w:t xml:space="preserve">مصمم تجربة المستخدم (UX)</w:t>
+              <w:t xml:space="preserve">مصمم جرافيكي</w:t>
             </w:r>
           </w:p>
         </w:tc>
@@ -5932,7 +6707,7 @@
                 <w:szCs w:val="21"/>
                 <w:lang w:val="en-US"/>
               </w:rPr>
-              <w:t xml:space="preserve">User Experience (UX) Designer</w:t>
+              <w:t xml:space="preserve">Graphic Designer</w:t>
             </w:r>
           </w:p>
         </w:tc>
@@ -5965,7 +6740,7 @@
                 <w:szCs w:val="21"/>
                 <w:lang w:val="en-US"/>
               </w:rPr>
-              <w:t xml:space="preserve">6</w:t>
+              <w:t xml:space="preserve">2</w:t>
             </w:r>
           </w:p>
         </w:tc>
@@ -5994,7 +6769,7 @@
                 <w:szCs w:val="26"/>
                 <w:rtl/>
               </w:rPr>
-              <w:t xml:space="preserve">مصمم واجهات المستخدم (UI)</w:t>
+              <w:t xml:space="preserve">مصمم هوية بصرية وعلامات تجارية</w:t>
             </w:r>
           </w:p>
         </w:tc>
@@ -6022,7 +6797,7 @@
                 <w:szCs w:val="21"/>
                 <w:lang w:val="en-US"/>
               </w:rPr>
-              <w:t xml:space="preserve">User Interface (UI) Designer</w:t>
+              <w:t xml:space="preserve">Brand Identity Designer</w:t>
             </w:r>
           </w:p>
         </w:tc>
@@ -6054,7 +6829,7 @@
                 <w:szCs w:val="21"/>
                 <w:lang w:val="en-US"/>
               </w:rPr>
-              <w:t xml:space="preserve">7</w:t>
+              <w:t xml:space="preserve">3</w:t>
             </w:r>
           </w:p>
         </w:tc>
@@ -6082,7 +6857,7 @@
                 <w:szCs w:val="26"/>
                 <w:rtl/>
               </w:rPr>
-              <w:t xml:space="preserve">مصمم مواقع إلكترونية</w:t>
+              <w:t xml:space="preserve">مصمم مطبوعات ونشر</w:t>
             </w:r>
           </w:p>
         </w:tc>
@@ -6109,7 +6884,7 @@
                 <w:szCs w:val="21"/>
                 <w:lang w:val="en-US"/>
               </w:rPr>
-              <w:t xml:space="preserve">Web Designer</w:t>
+              <w:t xml:space="preserve">Publication and Editorial Designer</w:t>
             </w:r>
           </w:p>
         </w:tc>
@@ -6142,7 +6917,7 @@
                 <w:szCs w:val="21"/>
                 <w:lang w:val="en-US"/>
               </w:rPr>
-              <w:t xml:space="preserve">8</w:t>
+              <w:t xml:space="preserve">4</w:t>
             </w:r>
           </w:p>
         </w:tc>
@@ -6171,7 +6946,7 @@
                 <w:szCs w:val="26"/>
                 <w:rtl/>
               </w:rPr>
-              <w:t xml:space="preserve">مصمم موشن جرافيك وحركة</w:t>
+              <w:t xml:space="preserve">مصمم إعلانات / مخرج فني</w:t>
             </w:r>
           </w:p>
         </w:tc>
@@ -6199,7 +6974,7 @@
                 <w:szCs w:val="21"/>
                 <w:lang w:val="en-US"/>
               </w:rPr>
-              <w:t xml:space="preserve">Motion Graphics Designer</w:t>
+              <w:t xml:space="preserve">Advertising Designer / Art Director</w:t>
             </w:r>
           </w:p>
         </w:tc>
@@ -6231,7 +7006,7 @@
                 <w:szCs w:val="21"/>
                 <w:lang w:val="en-US"/>
               </w:rPr>
-              <w:t xml:space="preserve">9</w:t>
+              <w:t xml:space="preserve">5</w:t>
             </w:r>
           </w:p>
         </w:tc>
@@ -6259,7 +7034,7 @@
                 <w:szCs w:val="26"/>
                 <w:rtl/>
               </w:rPr>
-              <w:t xml:space="preserve">مصمم تفاعلي</w:t>
+              <w:t xml:space="preserve">مصمم تجربة المستخدم (UX)</w:t>
             </w:r>
           </w:p>
         </w:tc>
@@ -6286,7 +7061,7 @@
                 <w:szCs w:val="21"/>
                 <w:lang w:val="en-US"/>
               </w:rPr>
-              <w:t xml:space="preserve">Interactive Designer</w:t>
+              <w:t xml:space="preserve">User Experience (UX) Designer</w:t>
             </w:r>
           </w:p>
         </w:tc>
@@ -6319,7 +7094,7 @@
                 <w:szCs w:val="21"/>
                 <w:lang w:val="en-US"/>
               </w:rPr>
-              <w:t xml:space="preserve">10</w:t>
+              <w:t xml:space="preserve">6</w:t>
             </w:r>
           </w:p>
         </w:tc>
@@ -6348,7 +7123,7 @@
                 <w:szCs w:val="26"/>
                 <w:rtl/>
               </w:rPr>
-              <w:t xml:space="preserve">مصمم تغليف ومغلفات</w:t>
+              <w:t xml:space="preserve">مصمم واجهات المستخدم (UI)</w:t>
             </w:r>
           </w:p>
         </w:tc>
@@ -6376,7 +7151,7 @@
                 <w:szCs w:val="21"/>
                 <w:lang w:val="en-US"/>
               </w:rPr>
-              <w:t xml:space="preserve">Packaging Designer</w:t>
+              <w:t xml:space="preserve">User Interface (UI) Designer</w:t>
             </w:r>
           </w:p>
         </w:tc>
@@ -6408,7 +7183,7 @@
                 <w:szCs w:val="21"/>
                 <w:lang w:val="en-US"/>
               </w:rPr>
-              <w:t xml:space="preserve">11</w:t>
+              <w:t xml:space="preserve">7</w:t>
             </w:r>
           </w:p>
         </w:tc>
@@ -6436,7 +7211,7 @@
                 <w:szCs w:val="26"/>
                 <w:rtl/>
               </w:rPr>
-              <w:t xml:space="preserve">رسام إيضاحي ورسام رقمي</w:t>
+              <w:t xml:space="preserve">مصمم مواقع إلكترونية</w:t>
             </w:r>
           </w:p>
         </w:tc>
@@ -6463,7 +7238,7 @@
                 <w:szCs w:val="21"/>
                 <w:lang w:val="en-US"/>
               </w:rPr>
-              <w:t xml:space="preserve">Illustrator / Digital Artist</w:t>
+              <w:t xml:space="preserve">Web Designer</w:t>
             </w:r>
           </w:p>
         </w:tc>
@@ -6496,7 +7271,7 @@
                 <w:szCs w:val="21"/>
                 <w:lang w:val="en-US"/>
               </w:rPr>
-              <w:t xml:space="preserve">12</w:t>
+              <w:t xml:space="preserve">8</w:t>
             </w:r>
           </w:p>
         </w:tc>
@@ -6525,7 +7300,7 @@
                 <w:szCs w:val="26"/>
                 <w:rtl/>
               </w:rPr>
-              <w:t xml:space="preserve">مصمم خطوط وتايبوغرافي</w:t>
+              <w:t xml:space="preserve">مصمم موشن جرافيك وحركة</w:t>
             </w:r>
           </w:p>
         </w:tc>
@@ -6553,7 +7328,7 @@
                 <w:szCs w:val="21"/>
                 <w:lang w:val="en-US"/>
               </w:rPr>
-              <w:t xml:space="preserve">Typographer / Type Designer</w:t>
+              <w:t xml:space="preserve">Motion Graphics Designer</w:t>
             </w:r>
           </w:p>
         </w:tc>
@@ -6585,7 +7360,7 @@
                 <w:szCs w:val="21"/>
                 <w:lang w:val="en-US"/>
               </w:rPr>
-              <w:t xml:space="preserve">13</w:t>
+              <w:t xml:space="preserve">9</w:t>
             </w:r>
           </w:p>
         </w:tc>
@@ -6613,7 +7388,7 @@
                 <w:szCs w:val="26"/>
                 <w:rtl/>
               </w:rPr>
-              <w:t xml:space="preserve">مصمم ثلاثي الأبعاد</w:t>
+              <w:t xml:space="preserve">مصمم تفاعلي</w:t>
             </w:r>
           </w:p>
         </w:tc>
@@ -6640,7 +7415,7 @@
                 <w:szCs w:val="21"/>
                 <w:lang w:val="en-US"/>
               </w:rPr>
-              <w:t xml:space="preserve">3D Designer</w:t>
+              <w:t xml:space="preserve">Interactive Designer</w:t>
             </w:r>
           </w:p>
         </w:tc>
@@ -6673,7 +7448,7 @@
                 <w:szCs w:val="21"/>
                 <w:lang w:val="en-US"/>
               </w:rPr>
-              <w:t xml:space="preserve">14</w:t>
+              <w:t xml:space="preserve">10</w:t>
             </w:r>
           </w:p>
         </w:tc>
@@ -6702,7 +7477,7 @@
                 <w:szCs w:val="26"/>
                 <w:rtl/>
               </w:rPr>
-              <w:t xml:space="preserve">مصمم إنفوجرافيك وتصميم معلومات</w:t>
+              <w:t xml:space="preserve">مصمم تغليف ومغلفات</w:t>
             </w:r>
           </w:p>
         </w:tc>
@@ -6730,7 +7505,7 @@
                 <w:szCs w:val="21"/>
                 <w:lang w:val="en-US"/>
               </w:rPr>
-              <w:t xml:space="preserve">Infographic and Information Designer</w:t>
+              <w:t xml:space="preserve">Packaging Designer</w:t>
             </w:r>
           </w:p>
         </w:tc>
@@ -6762,7 +7537,7 @@
                 <w:szCs w:val="21"/>
                 <w:lang w:val="en-US"/>
               </w:rPr>
-              <w:t xml:space="preserve">15</w:t>
+              <w:t xml:space="preserve">11</w:t>
             </w:r>
           </w:p>
         </w:tc>
@@ -6790,7 +7565,7 @@
                 <w:szCs w:val="26"/>
                 <w:rtl/>
               </w:rPr>
-              <w:t xml:space="preserve">صانع ومصمم محتوى رقمي</w:t>
+              <w:t xml:space="preserve">رسام إيضاحي ورسام رقمي</w:t>
             </w:r>
           </w:p>
         </w:tc>
@@ -6817,7 +7592,7 @@
                 <w:szCs w:val="21"/>
                 <w:lang w:val="en-US"/>
               </w:rPr>
-              <w:t xml:space="preserve">Digital Content Designer and Creator</w:t>
+              <w:t xml:space="preserve">Illustrator / Digital Artist</w:t>
             </w:r>
           </w:p>
         </w:tc>
@@ -6850,7 +7625,7 @@
                 <w:szCs w:val="21"/>
                 <w:lang w:val="en-US"/>
               </w:rPr>
-              <w:t xml:space="preserve">16</w:t>
+              <w:t xml:space="preserve">12</w:t>
             </w:r>
           </w:p>
         </w:tc>
@@ -6879,7 +7654,7 @@
                 <w:szCs w:val="26"/>
                 <w:rtl/>
               </w:rPr>
-              <w:t xml:space="preserve">باحث في التصميم</w:t>
+              <w:t xml:space="preserve">مصمم خطوط وتايبوغرافي</w:t>
             </w:r>
           </w:p>
         </w:tc>
@@ -6907,7 +7682,7 @@
                 <w:szCs w:val="21"/>
                 <w:lang w:val="en-US"/>
               </w:rPr>
-              <w:t xml:space="preserve">Design Researcher</w:t>
+              <w:t xml:space="preserve">Typographer / Type Designer</w:t>
             </w:r>
           </w:p>
         </w:tc>
@@ -6939,6 +7714,360 @@
                 <w:szCs w:val="21"/>
                 <w:lang w:val="en-US"/>
               </w:rPr>
+              <w:t xml:space="preserve">13</w:t>
+            </w:r>
+          </w:p>
+        </w:tc>
+        <w:tc>
+          <w:tcPr>
+            <w:tcW w:w="4400" w:type="dxa"/>
+            <w:vAlign w:val="center"/>
+          </w:tcPr>
+          <w:p>
+            <w:pPr>
+              <w:bidi/>
+              <w:spacing w:before="40" w:after="40" w:line="240" w:lineRule="auto"/>
+              <w:jc w:val="right"/>
+              <w:rPr>
+                <w:rFonts w:ascii="Sakkal Majalla" w:hAnsi="Sakkal Majalla" w:cs="Sakkal Majalla"/>
+                <w:sz w:val="26"/>
+                <w:szCs w:val="26"/>
+                <w:rtl/>
+              </w:rPr>
+            </w:pPr>
+            <w:r>
+              <w:rPr>
+                <w:rFonts w:ascii="Sakkal Majalla" w:hAnsi="Sakkal Majalla" w:cs="Sakkal Majalla"/>
+                <w:sz w:val="26"/>
+                <w:szCs w:val="26"/>
+                <w:rtl/>
+              </w:rPr>
+              <w:t xml:space="preserve">مصمم ثلاثي الأبعاد</w:t>
+            </w:r>
+          </w:p>
+        </w:tc>
+        <w:tc>
+          <w:tcPr>
+            <w:tcW w:w="4400" w:type="dxa"/>
+            <w:vAlign w:val="center"/>
+          </w:tcPr>
+          <w:p>
+            <w:pPr>
+              <w:spacing w:before="40" w:after="40" w:line="240" w:lineRule="auto"/>
+              <w:jc w:val="left"/>
+              <w:rPr>
+                <w:rFonts w:ascii="Calibri" w:hAnsi="Calibri" w:cs="Calibri"/>
+                <w:sz w:val="21"/>
+                <w:szCs w:val="21"/>
+                <w:lang w:val="en-US"/>
+              </w:rPr>
+            </w:pPr>
+            <w:r>
+              <w:rPr>
+                <w:rFonts w:ascii="Calibri" w:hAnsi="Calibri" w:cs="Calibri"/>
+                <w:sz w:val="21"/>
+                <w:szCs w:val="21"/>
+                <w:lang w:val="en-US"/>
+              </w:rPr>
+              <w:t xml:space="preserve">3D Designer</w:t>
+            </w:r>
+          </w:p>
+        </w:tc>
+      </w:tr>
+      <w:tr>
+        <w:trPr>
+          <w:cantSplit/>
+        </w:trPr>
+        <w:tc>
+          <w:tcPr>
+            <w:tcW w:w="600" w:type="dxa"/>
+            <w:shd w:val="clear" w:color="auto" w:fill="EAF3FA"/>
+            <w:vAlign w:val="center"/>
+          </w:tcPr>
+          <w:p>
+            <w:pPr>
+              <w:spacing w:before="40" w:after="40" w:line="240" w:lineRule="auto"/>
+              <w:jc w:val="center"/>
+              <w:rPr>
+                <w:rFonts w:ascii="Calibri" w:hAnsi="Calibri" w:cs="Calibri"/>
+                <w:sz w:val="21"/>
+                <w:szCs w:val="21"/>
+                <w:lang w:val="en-US"/>
+              </w:rPr>
+            </w:pPr>
+            <w:r>
+              <w:rPr>
+                <w:rFonts w:ascii="Calibri" w:hAnsi="Calibri" w:cs="Calibri"/>
+                <w:sz w:val="21"/>
+                <w:szCs w:val="21"/>
+                <w:lang w:val="en-US"/>
+              </w:rPr>
+              <w:t xml:space="preserve">14</w:t>
+            </w:r>
+          </w:p>
+        </w:tc>
+        <w:tc>
+          <w:tcPr>
+            <w:tcW w:w="4400" w:type="dxa"/>
+            <w:shd w:val="clear" w:color="auto" w:fill="EAF3FA"/>
+            <w:vAlign w:val="center"/>
+          </w:tcPr>
+          <w:p>
+            <w:pPr>
+              <w:bidi/>
+              <w:spacing w:before="40" w:after="40" w:line="240" w:lineRule="auto"/>
+              <w:jc w:val="right"/>
+              <w:rPr>
+                <w:rFonts w:ascii="Sakkal Majalla" w:hAnsi="Sakkal Majalla" w:cs="Sakkal Majalla"/>
+                <w:sz w:val="26"/>
+                <w:szCs w:val="26"/>
+                <w:rtl/>
+              </w:rPr>
+            </w:pPr>
+            <w:r>
+              <w:rPr>
+                <w:rFonts w:ascii="Sakkal Majalla" w:hAnsi="Sakkal Majalla" w:cs="Sakkal Majalla"/>
+                <w:sz w:val="26"/>
+                <w:szCs w:val="26"/>
+                <w:rtl/>
+              </w:rPr>
+              <w:t xml:space="preserve">مصمم إنفوجرافيك وتصميم معلومات</w:t>
+            </w:r>
+          </w:p>
+        </w:tc>
+        <w:tc>
+          <w:tcPr>
+            <w:tcW w:w="4400" w:type="dxa"/>
+            <w:shd w:val="clear" w:color="auto" w:fill="EAF3FA"/>
+            <w:vAlign w:val="center"/>
+          </w:tcPr>
+          <w:p>
+            <w:pPr>
+              <w:spacing w:before="40" w:after="40" w:line="240" w:lineRule="auto"/>
+              <w:jc w:val="left"/>
+              <w:rPr>
+                <w:rFonts w:ascii="Calibri" w:hAnsi="Calibri" w:cs="Calibri"/>
+                <w:sz w:val="21"/>
+                <w:szCs w:val="21"/>
+                <w:lang w:val="en-US"/>
+              </w:rPr>
+            </w:pPr>
+            <w:r>
+              <w:rPr>
+                <w:rFonts w:ascii="Calibri" w:hAnsi="Calibri" w:cs="Calibri"/>
+                <w:sz w:val="21"/>
+                <w:szCs w:val="21"/>
+                <w:lang w:val="en-US"/>
+              </w:rPr>
+              <w:t xml:space="preserve">Infographic and Information Designer</w:t>
+            </w:r>
+          </w:p>
+        </w:tc>
+      </w:tr>
+      <w:tr>
+        <w:trPr>
+          <w:cantSplit/>
+        </w:trPr>
+        <w:tc>
+          <w:tcPr>
+            <w:tcW w:w="600" w:type="dxa"/>
+            <w:vAlign w:val="center"/>
+          </w:tcPr>
+          <w:p>
+            <w:pPr>
+              <w:spacing w:before="40" w:after="40" w:line="240" w:lineRule="auto"/>
+              <w:jc w:val="center"/>
+              <w:rPr>
+                <w:rFonts w:ascii="Calibri" w:hAnsi="Calibri" w:cs="Calibri"/>
+                <w:sz w:val="21"/>
+                <w:szCs w:val="21"/>
+                <w:lang w:val="en-US"/>
+              </w:rPr>
+            </w:pPr>
+            <w:r>
+              <w:rPr>
+                <w:rFonts w:ascii="Calibri" w:hAnsi="Calibri" w:cs="Calibri"/>
+                <w:sz w:val="21"/>
+                <w:szCs w:val="21"/>
+                <w:lang w:val="en-US"/>
+              </w:rPr>
+              <w:t xml:space="preserve">15</w:t>
+            </w:r>
+          </w:p>
+        </w:tc>
+        <w:tc>
+          <w:tcPr>
+            <w:tcW w:w="4400" w:type="dxa"/>
+            <w:vAlign w:val="center"/>
+          </w:tcPr>
+          <w:p>
+            <w:pPr>
+              <w:bidi/>
+              <w:spacing w:before="40" w:after="40" w:line="240" w:lineRule="auto"/>
+              <w:jc w:val="right"/>
+              <w:rPr>
+                <w:rFonts w:ascii="Sakkal Majalla" w:hAnsi="Sakkal Majalla" w:cs="Sakkal Majalla"/>
+                <w:sz w:val="26"/>
+                <w:szCs w:val="26"/>
+                <w:rtl/>
+              </w:rPr>
+            </w:pPr>
+            <w:r>
+              <w:rPr>
+                <w:rFonts w:ascii="Sakkal Majalla" w:hAnsi="Sakkal Majalla" w:cs="Sakkal Majalla"/>
+                <w:sz w:val="26"/>
+                <w:szCs w:val="26"/>
+                <w:rtl/>
+              </w:rPr>
+              <w:t xml:space="preserve">صانع ومصمم محتوى رقمي</w:t>
+            </w:r>
+          </w:p>
+        </w:tc>
+        <w:tc>
+          <w:tcPr>
+            <w:tcW w:w="4400" w:type="dxa"/>
+            <w:vAlign w:val="center"/>
+          </w:tcPr>
+          <w:p>
+            <w:pPr>
+              <w:spacing w:before="40" w:after="40" w:line="240" w:lineRule="auto"/>
+              <w:jc w:val="left"/>
+              <w:rPr>
+                <w:rFonts w:ascii="Calibri" w:hAnsi="Calibri" w:cs="Calibri"/>
+                <w:sz w:val="21"/>
+                <w:szCs w:val="21"/>
+                <w:lang w:val="en-US"/>
+              </w:rPr>
+            </w:pPr>
+            <w:r>
+              <w:rPr>
+                <w:rFonts w:ascii="Calibri" w:hAnsi="Calibri" w:cs="Calibri"/>
+                <w:sz w:val="21"/>
+                <w:szCs w:val="21"/>
+                <w:lang w:val="en-US"/>
+              </w:rPr>
+              <w:t xml:space="preserve">Digital Content Designer and Creator</w:t>
+            </w:r>
+          </w:p>
+        </w:tc>
+      </w:tr>
+      <w:tr>
+        <w:trPr>
+          <w:cantSplit/>
+        </w:trPr>
+        <w:tc>
+          <w:tcPr>
+            <w:tcW w:w="600" w:type="dxa"/>
+            <w:shd w:val="clear" w:color="auto" w:fill="EAF3FA"/>
+            <w:vAlign w:val="center"/>
+          </w:tcPr>
+          <w:p>
+            <w:pPr>
+              <w:spacing w:before="40" w:after="40" w:line="240" w:lineRule="auto"/>
+              <w:jc w:val="center"/>
+              <w:rPr>
+                <w:rFonts w:ascii="Calibri" w:hAnsi="Calibri" w:cs="Calibri"/>
+                <w:sz w:val="21"/>
+                <w:szCs w:val="21"/>
+                <w:lang w:val="en-US"/>
+              </w:rPr>
+            </w:pPr>
+            <w:r>
+              <w:rPr>
+                <w:rFonts w:ascii="Calibri" w:hAnsi="Calibri" w:cs="Calibri"/>
+                <w:sz w:val="21"/>
+                <w:szCs w:val="21"/>
+                <w:lang w:val="en-US"/>
+              </w:rPr>
+              <w:t xml:space="preserve">16</w:t>
+            </w:r>
+          </w:p>
+        </w:tc>
+        <w:tc>
+          <w:tcPr>
+            <w:tcW w:w="4400" w:type="dxa"/>
+            <w:shd w:val="clear" w:color="auto" w:fill="EAF3FA"/>
+            <w:vAlign w:val="center"/>
+          </w:tcPr>
+          <w:p>
+            <w:pPr>
+              <w:bidi/>
+              <w:spacing w:before="40" w:after="40" w:line="240" w:lineRule="auto"/>
+              <w:jc w:val="right"/>
+              <w:rPr>
+                <w:rFonts w:ascii="Sakkal Majalla" w:hAnsi="Sakkal Majalla" w:cs="Sakkal Majalla"/>
+                <w:sz w:val="26"/>
+                <w:szCs w:val="26"/>
+                <w:rtl/>
+              </w:rPr>
+            </w:pPr>
+            <w:r>
+              <w:rPr>
+                <w:rFonts w:ascii="Sakkal Majalla" w:hAnsi="Sakkal Majalla" w:cs="Sakkal Majalla"/>
+                <w:sz w:val="26"/>
+                <w:szCs w:val="26"/>
+                <w:rtl/>
+              </w:rPr>
+              <w:t xml:space="preserve">باحث في التصميم</w:t>
+            </w:r>
+          </w:p>
+        </w:tc>
+        <w:tc>
+          <w:tcPr>
+            <w:tcW w:w="4400" w:type="dxa"/>
+            <w:shd w:val="clear" w:color="auto" w:fill="EAF3FA"/>
+            <w:vAlign w:val="center"/>
+          </w:tcPr>
+          <w:p>
+            <w:pPr>
+              <w:spacing w:before="40" w:after="40" w:line="240" w:lineRule="auto"/>
+              <w:jc w:val="left"/>
+              <w:rPr>
+                <w:rFonts w:ascii="Calibri" w:hAnsi="Calibri" w:cs="Calibri"/>
+                <w:sz w:val="21"/>
+                <w:szCs w:val="21"/>
+                <w:lang w:val="en-US"/>
+              </w:rPr>
+            </w:pPr>
+            <w:r>
+              <w:rPr>
+                <w:rFonts w:ascii="Calibri" w:hAnsi="Calibri" w:cs="Calibri"/>
+                <w:sz w:val="21"/>
+                <w:szCs w:val="21"/>
+                <w:lang w:val="en-US"/>
+              </w:rPr>
+              <w:t xml:space="preserve">Design Researcher</w:t>
+            </w:r>
+          </w:p>
+        </w:tc>
+      </w:tr>
+      <w:tr>
+        <w:trPr>
+          <w:cantSplit/>
+        </w:trPr>
+        <w:tc>
+          <w:tcPr>
+            <w:tcW w:w="600" w:type="dxa"/>
+            <w:vAlign w:val="center"/>
+          </w:tcPr>
+          <w:p>
+            <w:pPr>
+              <w:spacing w:before="40" w:after="40" w:line="240" w:lineRule="auto"/>
+              <w:jc w:val="center"/>
+              <w:rPr>
+                <w:rFonts w:ascii="Calibri" w:hAnsi="Calibri" w:cs="Calibri"/>
+                <w:sz w:val="21"/>
+                <w:szCs w:val="21"/>
+                <w:lang w:val="en-US"/>
+              </w:rPr>
+            </w:pPr>
+            <w:r>
+              <w:rPr>
+                <w:rFonts w:ascii="Calibri" w:hAnsi="Calibri" w:cs="Calibri"/>
+                <w:sz w:val="21"/>
+                <w:szCs w:val="21"/>
+                <w:lang w:val="en-US"/>
+              </w:rPr>
               <w:t xml:space="preserve">17</w:t>
             </w:r>
           </w:p>
@@ -6995,6 +8124,841 @@
                 <w:lang w:val="en-US"/>
               </w:rPr>
               <w:t xml:space="preserve">Freelance Designer / Design Entrepreneur</w:t>
+            </w:r>
+          </w:p>
+        </w:tc>
+      </w:tr>
+    </w:tbl>
+    <w:p>
+      <w:pPr>
+        <w:bidi/>
+        <w:spacing w:before="0" w:after="60" w:line="300" w:lineRule="auto"/>
+        <w:jc w:val="lowKashida"/>
+        <w:rPr>
+          <w:rFonts w:ascii="Sakkal Majalla" w:hAnsi="Sakkal Majalla" w:cs="Sakkal Majalla"/>
+          <w:sz w:val="28"/>
+          <w:szCs w:val="28"/>
+          <w:rtl/>
+        </w:rPr>
+      </w:pPr>
+      <w:r>
+        <w:rPr>
+          <w:rFonts w:ascii="Sakkal Majalla" w:hAnsi="Sakkal Majalla" w:cs="Sakkal Majalla"/>
+          <w:sz w:val="28"/>
+          <w:szCs w:val="28"/>
+          <w:rtl/>
+        </w:rPr>
+        <w:t xml:space="preserve"/>
+      </w:r>
+    </w:p>
+    <w:p>
+      <w:pPr>
+        <w:pStyle w:val="Heading2"/>
+        <w:keepNext/>
+        <w:bidi/>
+        <w:spacing w:before="240" w:after="0" w:line="300" w:lineRule="auto"/>
+        <w:jc w:val="right"/>
+        <w:rPr>
+          <w:rFonts w:ascii="Sakkal Majalla" w:hAnsi="Sakkal Majalla" w:cs="Sakkal Majalla"/>
+          <w:b/>
+          <w:bCs/>
+          <w:color w:val="2683C6" w:themeColor="accent2"/>
+          <w:sz w:val="30"/>
+          <w:szCs w:val="30"/>
+          <w:rtl/>
+        </w:rPr>
+      </w:pPr>
+      <w:r>
+        <w:rPr>
+          <w:rFonts w:ascii="Sakkal Majalla" w:hAnsi="Sakkal Majalla" w:cs="Sakkal Majalla"/>
+          <w:b/>
+          <w:bCs/>
+          <w:color w:val="2683C6" w:themeColor="accent2"/>
+          <w:sz w:val="30"/>
+          <w:szCs w:val="30"/>
+          <w:rtl/>
+        </w:rPr>
+        <w:t xml:space="preserve">المسميات الوظيفية لخريجي الدبلوم</w:t>
+      </w:r>
+    </w:p>
+    <w:p>
+      <w:pPr>
+        <w:keepNext/>
+        <w:spacing w:before="0" w:after="120" w:line="300" w:lineRule="auto"/>
+        <w:jc w:val="left"/>
+        <w:rPr>
+          <w:rFonts w:ascii="Calibri" w:hAnsi="Calibri" w:cs="Calibri"/>
+          <w:b/>
+          <w:bCs/>
+          <w:color w:val="2683C6" w:themeColor="accent2"/>
+          <w:sz w:val="24"/>
+          <w:szCs w:val="24"/>
+          <w:lang w:val="en-US"/>
+        </w:rPr>
+      </w:pPr>
+      <w:r>
+        <w:rPr>
+          <w:rFonts w:ascii="Calibri" w:hAnsi="Calibri" w:cs="Calibri"/>
+          <w:b/>
+          <w:bCs/>
+          <w:color w:val="2683C6" w:themeColor="accent2"/>
+          <w:sz w:val="24"/>
+          <w:szCs w:val="24"/>
+          <w:lang w:val="en-US"/>
+        </w:rPr>
+        <w:t xml:space="preserve">Job Titles for Diploma Graduates</w:t>
+      </w:r>
+    </w:p>
+    <w:tbl>
+      <w:tblPr>
+        <w:tblStyle w:val="TableGrid"/>
+        <w:bidiVisual/>
+        <w:tblW w:w="9400" w:type="dxa"/>
+        <w:jc w:val="center"/>
+        <w:tblBorders>
+          <w:top w:val="single" w:sz="4" w:space="0" w:color="A6A6A6"/>
+          <w:left w:val="single" w:sz="4" w:space="0" w:color="A6A6A6"/>
+          <w:bottom w:val="single" w:sz="4" w:space="0" w:color="A6A6A6"/>
+          <w:right w:val="single" w:sz="4" w:space="0" w:color="A6A6A6"/>
+          <w:insideH w:val="single" w:sz="4" w:space="0" w:color="A6A6A6"/>
+          <w:insideV w:val="single" w:sz="4" w:space="0" w:color="A6A6A6"/>
+        </w:tblBorders>
+        <w:tblLayout w:type="fixed"/>
+        <w:tblCellMar>
+          <w:left w:w="100" w:type="dxa"/>
+          <w:right w:w="100" w:type="dxa"/>
+        </w:tblCellMar>
+        <w:tblLook w:val="04A0" w:firstRow="1" w:lastRow="0" w:firstColumn="1" w:lastColumn="0" w:noHBand="0" w:noVBand="1"/>
+      </w:tblPr>
+      <w:tblGrid>
+        <w:gridCol w:w="600"/>
+        <w:gridCol w:w="4400"/>
+        <w:gridCol w:w="4400"/>
+      </w:tblGrid>
+      <w:tr>
+        <w:trPr>
+          <w:tblHeader/>
+          <w:cantSplit/>
+        </w:trPr>
+        <w:tc>
+          <w:tcPr>
+            <w:tcW w:w="600" w:type="dxa"/>
+            <w:shd w:val="clear" w:color="auto" w:fill="2683C6" w:themeFill="accent2"/>
+            <w:vAlign w:val="center"/>
+          </w:tcPr>
+          <w:p>
+            <w:pPr>
+              <w:bidi/>
+              <w:spacing w:before="40" w:after="40" w:line="240" w:lineRule="auto"/>
+              <w:jc w:val="center"/>
+              <w:rPr>
+                <w:rFonts w:ascii="Sakkal Majalla" w:hAnsi="Sakkal Majalla" w:cs="Sakkal Majalla"/>
+                <w:b/>
+                <w:bCs/>
+                <w:color w:val="FFFFFF"/>
+                <w:sz w:val="26"/>
+                <w:szCs w:val="26"/>
+                <w:rtl/>
+              </w:rPr>
+            </w:pPr>
+            <w:r>
+              <w:rPr>
+                <w:rFonts w:ascii="Sakkal Majalla" w:hAnsi="Sakkal Majalla" w:cs="Sakkal Majalla"/>
+                <w:b/>
+                <w:bCs/>
+                <w:color w:val="FFFFFF"/>
+                <w:sz w:val="26"/>
+                <w:szCs w:val="26"/>
+                <w:rtl/>
+              </w:rPr>
+              <w:t xml:space="preserve">م</w:t>
+            </w:r>
+          </w:p>
+        </w:tc>
+        <w:tc>
+          <w:tcPr>
+            <w:tcW w:w="4400" w:type="dxa"/>
+            <w:shd w:val="clear" w:color="auto" w:fill="2683C6" w:themeFill="accent2"/>
+            <w:vAlign w:val="center"/>
+          </w:tcPr>
+          <w:p>
+            <w:pPr>
+              <w:bidi/>
+              <w:spacing w:before="40" w:after="40" w:line="240" w:lineRule="auto"/>
+              <w:jc w:val="center"/>
+              <w:rPr>
+                <w:rFonts w:ascii="Sakkal Majalla" w:hAnsi="Sakkal Majalla" w:cs="Sakkal Majalla"/>
+                <w:b/>
+                <w:bCs/>
+                <w:color w:val="FFFFFF"/>
+                <w:sz w:val="26"/>
+                <w:szCs w:val="26"/>
+                <w:rtl/>
+              </w:rPr>
+            </w:pPr>
+            <w:r>
+              <w:rPr>
+                <w:rFonts w:ascii="Sakkal Majalla" w:hAnsi="Sakkal Majalla" w:cs="Sakkal Majalla"/>
+                <w:b/>
+                <w:bCs/>
+                <w:color w:val="FFFFFF"/>
+                <w:sz w:val="26"/>
+                <w:szCs w:val="26"/>
+                <w:rtl/>
+              </w:rPr>
+              <w:t xml:space="preserve">المسمى الوظيفي</w:t>
+            </w:r>
+          </w:p>
+        </w:tc>
+        <w:tc>
+          <w:tcPr>
+            <w:tcW w:w="4400" w:type="dxa"/>
+            <w:shd w:val="clear" w:color="auto" w:fill="2683C6" w:themeFill="accent2"/>
+            <w:vAlign w:val="center"/>
+          </w:tcPr>
+          <w:p>
+            <w:pPr>
+              <w:spacing w:before="40" w:after="40" w:line="240" w:lineRule="auto"/>
+              <w:jc w:val="center"/>
+              <w:rPr>
+                <w:rFonts w:ascii="Calibri" w:hAnsi="Calibri" w:cs="Calibri"/>
+                <w:b/>
+                <w:bCs/>
+                <w:color w:val="FFFFFF"/>
+                <w:sz w:val="21"/>
+                <w:szCs w:val="21"/>
+                <w:lang w:val="en-US"/>
+              </w:rPr>
+            </w:pPr>
+            <w:r>
+              <w:rPr>
+                <w:rFonts w:ascii="Calibri" w:hAnsi="Calibri" w:cs="Calibri"/>
+                <w:b/>
+                <w:bCs/>
+                <w:color w:val="FFFFFF"/>
+                <w:sz w:val="21"/>
+                <w:szCs w:val="21"/>
+                <w:lang w:val="en-US"/>
+              </w:rPr>
+              <w:t xml:space="preserve">Job Title</w:t>
+            </w:r>
+          </w:p>
+        </w:tc>
+      </w:tr>
+      <w:tr>
+        <w:trPr>
+          <w:cantSplit/>
+        </w:trPr>
+        <w:tc>
+          <w:tcPr>
+            <w:tcW w:w="600" w:type="dxa"/>
+            <w:vAlign w:val="center"/>
+          </w:tcPr>
+          <w:p>
+            <w:pPr>
+              <w:spacing w:before="40" w:after="40" w:line="240" w:lineRule="auto"/>
+              <w:jc w:val="center"/>
+              <w:rPr>
+                <w:rFonts w:ascii="Calibri" w:hAnsi="Calibri" w:cs="Calibri"/>
+                <w:sz w:val="21"/>
+                <w:szCs w:val="21"/>
+                <w:lang w:val="en-US"/>
+              </w:rPr>
+            </w:pPr>
+            <w:r>
+              <w:rPr>
+                <w:rFonts w:ascii="Calibri" w:hAnsi="Calibri" w:cs="Calibri"/>
+                <w:sz w:val="21"/>
+                <w:szCs w:val="21"/>
+                <w:lang w:val="en-US"/>
+              </w:rPr>
+              <w:t xml:space="preserve">1</w:t>
+            </w:r>
+          </w:p>
+        </w:tc>
+        <w:tc>
+          <w:tcPr>
+            <w:tcW w:w="4400" w:type="dxa"/>
+            <w:vAlign w:val="center"/>
+          </w:tcPr>
+          <w:p>
+            <w:pPr>
+              <w:bidi/>
+              <w:spacing w:before="40" w:after="40" w:line="240" w:lineRule="auto"/>
+              <w:jc w:val="right"/>
+              <w:rPr>
+                <w:rFonts w:ascii="Sakkal Majalla" w:hAnsi="Sakkal Majalla" w:cs="Sakkal Majalla"/>
+                <w:sz w:val="26"/>
+                <w:szCs w:val="26"/>
+                <w:rtl/>
+              </w:rPr>
+            </w:pPr>
+            <w:r>
+              <w:rPr>
+                <w:rFonts w:ascii="Sakkal Majalla" w:hAnsi="Sakkal Majalla" w:cs="Sakkal Majalla"/>
+                <w:sz w:val="26"/>
+                <w:szCs w:val="26"/>
+                <w:rtl/>
+              </w:rPr>
+              <w:t xml:space="preserve">مصمم جرافيك</w:t>
+            </w:r>
+          </w:p>
+        </w:tc>
+        <w:tc>
+          <w:tcPr>
+            <w:tcW w:w="4400" w:type="dxa"/>
+            <w:vAlign w:val="center"/>
+          </w:tcPr>
+          <w:p>
+            <w:pPr>
+              <w:spacing w:before="40" w:after="40" w:line="240" w:lineRule="auto"/>
+              <w:jc w:val="left"/>
+              <w:rPr>
+                <w:rFonts w:ascii="Calibri" w:hAnsi="Calibri" w:cs="Calibri"/>
+                <w:sz w:val="21"/>
+                <w:szCs w:val="21"/>
+                <w:lang w:val="en-US"/>
+              </w:rPr>
+            </w:pPr>
+            <w:r>
+              <w:rPr>
+                <w:rFonts w:ascii="Calibri" w:hAnsi="Calibri" w:cs="Calibri"/>
+                <w:sz w:val="21"/>
+                <w:szCs w:val="21"/>
+                <w:lang w:val="en-US"/>
+              </w:rPr>
+              <w:t xml:space="preserve">Graphic Designer</w:t>
+            </w:r>
+          </w:p>
+        </w:tc>
+      </w:tr>
+      <w:tr>
+        <w:trPr>
+          <w:cantSplit/>
+        </w:trPr>
+        <w:tc>
+          <w:tcPr>
+            <w:tcW w:w="600" w:type="dxa"/>
+            <w:shd w:val="clear" w:color="auto" w:fill="EAF3FA"/>
+            <w:vAlign w:val="center"/>
+          </w:tcPr>
+          <w:p>
+            <w:pPr>
+              <w:spacing w:before="40" w:after="40" w:line="240" w:lineRule="auto"/>
+              <w:jc w:val="center"/>
+              <w:rPr>
+                <w:rFonts w:ascii="Calibri" w:hAnsi="Calibri" w:cs="Calibri"/>
+                <w:sz w:val="21"/>
+                <w:szCs w:val="21"/>
+                <w:lang w:val="en-US"/>
+              </w:rPr>
+            </w:pPr>
+            <w:r>
+              <w:rPr>
+                <w:rFonts w:ascii="Calibri" w:hAnsi="Calibri" w:cs="Calibri"/>
+                <w:sz w:val="21"/>
+                <w:szCs w:val="21"/>
+                <w:lang w:val="en-US"/>
+              </w:rPr>
+              <w:t xml:space="preserve">2</w:t>
+            </w:r>
+          </w:p>
+        </w:tc>
+        <w:tc>
+          <w:tcPr>
+            <w:tcW w:w="4400" w:type="dxa"/>
+            <w:shd w:val="clear" w:color="auto" w:fill="EAF3FA"/>
+            <w:vAlign w:val="center"/>
+          </w:tcPr>
+          <w:p>
+            <w:pPr>
+              <w:bidi/>
+              <w:spacing w:before="40" w:after="40" w:line="240" w:lineRule="auto"/>
+              <w:jc w:val="right"/>
+              <w:rPr>
+                <w:rFonts w:ascii="Sakkal Majalla" w:hAnsi="Sakkal Majalla" w:cs="Sakkal Majalla"/>
+                <w:sz w:val="26"/>
+                <w:szCs w:val="26"/>
+                <w:rtl/>
+              </w:rPr>
+            </w:pPr>
+            <w:r>
+              <w:rPr>
+                <w:rFonts w:ascii="Sakkal Majalla" w:hAnsi="Sakkal Majalla" w:cs="Sakkal Majalla"/>
+                <w:sz w:val="26"/>
+                <w:szCs w:val="26"/>
+                <w:rtl/>
+              </w:rPr>
+              <w:t xml:space="preserve">رسام رسوم متحركة</w:t>
+            </w:r>
+          </w:p>
+        </w:tc>
+        <w:tc>
+          <w:tcPr>
+            <w:tcW w:w="4400" w:type="dxa"/>
+            <w:shd w:val="clear" w:color="auto" w:fill="EAF3FA"/>
+            <w:vAlign w:val="center"/>
+          </w:tcPr>
+          <w:p>
+            <w:pPr>
+              <w:spacing w:before="40" w:after="40" w:line="240" w:lineRule="auto"/>
+              <w:jc w:val="left"/>
+              <w:rPr>
+                <w:rFonts w:ascii="Calibri" w:hAnsi="Calibri" w:cs="Calibri"/>
+                <w:sz w:val="21"/>
+                <w:szCs w:val="21"/>
+                <w:lang w:val="en-US"/>
+              </w:rPr>
+            </w:pPr>
+            <w:r>
+              <w:rPr>
+                <w:rFonts w:ascii="Calibri" w:hAnsi="Calibri" w:cs="Calibri"/>
+                <w:sz w:val="21"/>
+                <w:szCs w:val="21"/>
+                <w:lang w:val="en-US"/>
+              </w:rPr>
+              <w:t xml:space="preserve">Animator</w:t>
+            </w:r>
+          </w:p>
+        </w:tc>
+      </w:tr>
+      <w:tr>
+        <w:trPr>
+          <w:cantSplit/>
+        </w:trPr>
+        <w:tc>
+          <w:tcPr>
+            <w:tcW w:w="600" w:type="dxa"/>
+            <w:vAlign w:val="center"/>
+          </w:tcPr>
+          <w:p>
+            <w:pPr>
+              <w:spacing w:before="40" w:after="40" w:line="240" w:lineRule="auto"/>
+              <w:jc w:val="center"/>
+              <w:rPr>
+                <w:rFonts w:ascii="Calibri" w:hAnsi="Calibri" w:cs="Calibri"/>
+                <w:sz w:val="21"/>
+                <w:szCs w:val="21"/>
+                <w:lang w:val="en-US"/>
+              </w:rPr>
+            </w:pPr>
+            <w:r>
+              <w:rPr>
+                <w:rFonts w:ascii="Calibri" w:hAnsi="Calibri" w:cs="Calibri"/>
+                <w:sz w:val="21"/>
+                <w:szCs w:val="21"/>
+                <w:lang w:val="en-US"/>
+              </w:rPr>
+              <w:t xml:space="preserve">3</w:t>
+            </w:r>
+          </w:p>
+        </w:tc>
+        <w:tc>
+          <w:tcPr>
+            <w:tcW w:w="4400" w:type="dxa"/>
+            <w:vAlign w:val="center"/>
+          </w:tcPr>
+          <w:p>
+            <w:pPr>
+              <w:bidi/>
+              <w:spacing w:before="40" w:after="40" w:line="240" w:lineRule="auto"/>
+              <w:jc w:val="right"/>
+              <w:rPr>
+                <w:rFonts w:ascii="Sakkal Majalla" w:hAnsi="Sakkal Majalla" w:cs="Sakkal Majalla"/>
+                <w:sz w:val="26"/>
+                <w:szCs w:val="26"/>
+                <w:rtl/>
+              </w:rPr>
+            </w:pPr>
+            <w:r>
+              <w:rPr>
+                <w:rFonts w:ascii="Sakkal Majalla" w:hAnsi="Sakkal Majalla" w:cs="Sakkal Majalla"/>
+                <w:sz w:val="26"/>
+                <w:szCs w:val="26"/>
+                <w:rtl/>
+              </w:rPr>
+              <w:t xml:space="preserve">مصمم إعلام مطبوع</w:t>
+            </w:r>
+          </w:p>
+        </w:tc>
+        <w:tc>
+          <w:tcPr>
+            <w:tcW w:w="4400" w:type="dxa"/>
+            <w:vAlign w:val="center"/>
+          </w:tcPr>
+          <w:p>
+            <w:pPr>
+              <w:spacing w:before="40" w:after="40" w:line="240" w:lineRule="auto"/>
+              <w:jc w:val="left"/>
+              <w:rPr>
+                <w:rFonts w:ascii="Calibri" w:hAnsi="Calibri" w:cs="Calibri"/>
+                <w:sz w:val="21"/>
+                <w:szCs w:val="21"/>
+                <w:lang w:val="en-US"/>
+              </w:rPr>
+            </w:pPr>
+            <w:r>
+              <w:rPr>
+                <w:rFonts w:ascii="Calibri" w:hAnsi="Calibri" w:cs="Calibri"/>
+                <w:sz w:val="21"/>
+                <w:szCs w:val="21"/>
+                <w:lang w:val="en-US"/>
+              </w:rPr>
+              <w:t xml:space="preserve">Print Media Designer</w:t>
+            </w:r>
+          </w:p>
+        </w:tc>
+      </w:tr>
+      <w:tr>
+        <w:trPr>
+          <w:cantSplit/>
+        </w:trPr>
+        <w:tc>
+          <w:tcPr>
+            <w:tcW w:w="600" w:type="dxa"/>
+            <w:shd w:val="clear" w:color="auto" w:fill="EAF3FA"/>
+            <w:vAlign w:val="center"/>
+          </w:tcPr>
+          <w:p>
+            <w:pPr>
+              <w:spacing w:before="40" w:after="40" w:line="240" w:lineRule="auto"/>
+              <w:jc w:val="center"/>
+              <w:rPr>
+                <w:rFonts w:ascii="Calibri" w:hAnsi="Calibri" w:cs="Calibri"/>
+                <w:sz w:val="21"/>
+                <w:szCs w:val="21"/>
+                <w:lang w:val="en-US"/>
+              </w:rPr>
+            </w:pPr>
+            <w:r>
+              <w:rPr>
+                <w:rFonts w:ascii="Calibri" w:hAnsi="Calibri" w:cs="Calibri"/>
+                <w:sz w:val="21"/>
+                <w:szCs w:val="21"/>
+                <w:lang w:val="en-US"/>
+              </w:rPr>
+              <w:t xml:space="preserve">4</w:t>
+            </w:r>
+          </w:p>
+        </w:tc>
+        <w:tc>
+          <w:tcPr>
+            <w:tcW w:w="4400" w:type="dxa"/>
+            <w:shd w:val="clear" w:color="auto" w:fill="EAF3FA"/>
+            <w:vAlign w:val="center"/>
+          </w:tcPr>
+          <w:p>
+            <w:pPr>
+              <w:bidi/>
+              <w:spacing w:before="40" w:after="40" w:line="240" w:lineRule="auto"/>
+              <w:jc w:val="right"/>
+              <w:rPr>
+                <w:rFonts w:ascii="Sakkal Majalla" w:hAnsi="Sakkal Majalla" w:cs="Sakkal Majalla"/>
+                <w:sz w:val="26"/>
+                <w:szCs w:val="26"/>
+                <w:rtl/>
+              </w:rPr>
+            </w:pPr>
+            <w:r>
+              <w:rPr>
+                <w:rFonts w:ascii="Sakkal Majalla" w:hAnsi="Sakkal Majalla" w:cs="Sakkal Majalla"/>
+                <w:sz w:val="26"/>
+                <w:szCs w:val="26"/>
+                <w:rtl/>
+              </w:rPr>
+              <w:t xml:space="preserve">مصمم مؤثرات خاصة</w:t>
+            </w:r>
+          </w:p>
+        </w:tc>
+        <w:tc>
+          <w:tcPr>
+            <w:tcW w:w="4400" w:type="dxa"/>
+            <w:shd w:val="clear" w:color="auto" w:fill="EAF3FA"/>
+            <w:vAlign w:val="center"/>
+          </w:tcPr>
+          <w:p>
+            <w:pPr>
+              <w:spacing w:before="40" w:after="40" w:line="240" w:lineRule="auto"/>
+              <w:jc w:val="left"/>
+              <w:rPr>
+                <w:rFonts w:ascii="Calibri" w:hAnsi="Calibri" w:cs="Calibri"/>
+                <w:sz w:val="21"/>
+                <w:szCs w:val="21"/>
+                <w:lang w:val="en-US"/>
+              </w:rPr>
+            </w:pPr>
+            <w:r>
+              <w:rPr>
+                <w:rFonts w:ascii="Calibri" w:hAnsi="Calibri" w:cs="Calibri"/>
+                <w:sz w:val="21"/>
+                <w:szCs w:val="21"/>
+                <w:lang w:val="en-US"/>
+              </w:rPr>
+              <w:t xml:space="preserve">Special Effects Designer</w:t>
+            </w:r>
+          </w:p>
+        </w:tc>
+      </w:tr>
+      <w:tr>
+        <w:trPr>
+          <w:cantSplit/>
+        </w:trPr>
+        <w:tc>
+          <w:tcPr>
+            <w:tcW w:w="600" w:type="dxa"/>
+            <w:vAlign w:val="center"/>
+          </w:tcPr>
+          <w:p>
+            <w:pPr>
+              <w:spacing w:before="40" w:after="40" w:line="240" w:lineRule="auto"/>
+              <w:jc w:val="center"/>
+              <w:rPr>
+                <w:rFonts w:ascii="Calibri" w:hAnsi="Calibri" w:cs="Calibri"/>
+                <w:sz w:val="21"/>
+                <w:szCs w:val="21"/>
+                <w:lang w:val="en-US"/>
+              </w:rPr>
+            </w:pPr>
+            <w:r>
+              <w:rPr>
+                <w:rFonts w:ascii="Calibri" w:hAnsi="Calibri" w:cs="Calibri"/>
+                <w:sz w:val="21"/>
+                <w:szCs w:val="21"/>
+                <w:lang w:val="en-US"/>
+              </w:rPr>
+              <w:t xml:space="preserve">5</w:t>
+            </w:r>
+          </w:p>
+        </w:tc>
+        <w:tc>
+          <w:tcPr>
+            <w:tcW w:w="4400" w:type="dxa"/>
+            <w:vAlign w:val="center"/>
+          </w:tcPr>
+          <w:p>
+            <w:pPr>
+              <w:bidi/>
+              <w:spacing w:before="40" w:after="40" w:line="240" w:lineRule="auto"/>
+              <w:jc w:val="right"/>
+              <w:rPr>
+                <w:rFonts w:ascii="Sakkal Majalla" w:hAnsi="Sakkal Majalla" w:cs="Sakkal Majalla"/>
+                <w:sz w:val="26"/>
+                <w:szCs w:val="26"/>
+                <w:rtl/>
+              </w:rPr>
+            </w:pPr>
+            <w:r>
+              <w:rPr>
+                <w:rFonts w:ascii="Sakkal Majalla" w:hAnsi="Sakkal Majalla" w:cs="Sakkal Majalla"/>
+                <w:sz w:val="26"/>
+                <w:szCs w:val="26"/>
+                <w:rtl/>
+              </w:rPr>
+              <w:t xml:space="preserve">مصمم مواقع ويب</w:t>
+            </w:r>
+          </w:p>
+        </w:tc>
+        <w:tc>
+          <w:tcPr>
+            <w:tcW w:w="4400" w:type="dxa"/>
+            <w:vAlign w:val="center"/>
+          </w:tcPr>
+          <w:p>
+            <w:pPr>
+              <w:spacing w:before="40" w:after="40" w:line="240" w:lineRule="auto"/>
+              <w:jc w:val="left"/>
+              <w:rPr>
+                <w:rFonts w:ascii="Calibri" w:hAnsi="Calibri" w:cs="Calibri"/>
+                <w:sz w:val="21"/>
+                <w:szCs w:val="21"/>
+                <w:lang w:val="en-US"/>
+              </w:rPr>
+            </w:pPr>
+            <w:r>
+              <w:rPr>
+                <w:rFonts w:ascii="Calibri" w:hAnsi="Calibri" w:cs="Calibri"/>
+                <w:sz w:val="21"/>
+                <w:szCs w:val="21"/>
+                <w:lang w:val="en-US"/>
+              </w:rPr>
+              <w:t xml:space="preserve">Web Designer</w:t>
+            </w:r>
+          </w:p>
+        </w:tc>
+      </w:tr>
+      <w:tr>
+        <w:trPr>
+          <w:cantSplit/>
+        </w:trPr>
+        <w:tc>
+          <w:tcPr>
+            <w:tcW w:w="600" w:type="dxa"/>
+            <w:shd w:val="clear" w:color="auto" w:fill="EAF3FA"/>
+            <w:vAlign w:val="center"/>
+          </w:tcPr>
+          <w:p>
+            <w:pPr>
+              <w:spacing w:before="40" w:after="40" w:line="240" w:lineRule="auto"/>
+              <w:jc w:val="center"/>
+              <w:rPr>
+                <w:rFonts w:ascii="Calibri" w:hAnsi="Calibri" w:cs="Calibri"/>
+                <w:sz w:val="21"/>
+                <w:szCs w:val="21"/>
+                <w:lang w:val="en-US"/>
+              </w:rPr>
+            </w:pPr>
+            <w:r>
+              <w:rPr>
+                <w:rFonts w:ascii="Calibri" w:hAnsi="Calibri" w:cs="Calibri"/>
+                <w:sz w:val="21"/>
+                <w:szCs w:val="21"/>
+                <w:lang w:val="en-US"/>
+              </w:rPr>
+              <w:t xml:space="preserve">6</w:t>
+            </w:r>
+          </w:p>
+        </w:tc>
+        <w:tc>
+          <w:tcPr>
+            <w:tcW w:w="4400" w:type="dxa"/>
+            <w:shd w:val="clear" w:color="auto" w:fill="EAF3FA"/>
+            <w:vAlign w:val="center"/>
+          </w:tcPr>
+          <w:p>
+            <w:pPr>
+              <w:bidi/>
+              <w:spacing w:before="40" w:after="40" w:line="240" w:lineRule="auto"/>
+              <w:jc w:val="right"/>
+              <w:rPr>
+                <w:rFonts w:ascii="Sakkal Majalla" w:hAnsi="Sakkal Majalla" w:cs="Sakkal Majalla"/>
+                <w:sz w:val="26"/>
+                <w:szCs w:val="26"/>
+                <w:rtl/>
+              </w:rPr>
+            </w:pPr>
+            <w:r>
+              <w:rPr>
+                <w:rFonts w:ascii="Sakkal Majalla" w:hAnsi="Sakkal Majalla" w:cs="Sakkal Majalla"/>
+                <w:sz w:val="26"/>
+                <w:szCs w:val="26"/>
+                <w:rtl/>
+              </w:rPr>
+              <w:t xml:space="preserve">اختصاصي وسائط متعددة</w:t>
+            </w:r>
+          </w:p>
+        </w:tc>
+        <w:tc>
+          <w:tcPr>
+            <w:tcW w:w="4400" w:type="dxa"/>
+            <w:shd w:val="clear" w:color="auto" w:fill="EAF3FA"/>
+            <w:vAlign w:val="center"/>
+          </w:tcPr>
+          <w:p>
+            <w:pPr>
+              <w:spacing w:before="40" w:after="40" w:line="240" w:lineRule="auto"/>
+              <w:jc w:val="left"/>
+              <w:rPr>
+                <w:rFonts w:ascii="Calibri" w:hAnsi="Calibri" w:cs="Calibri"/>
+                <w:sz w:val="21"/>
+                <w:szCs w:val="21"/>
+                <w:lang w:val="en-US"/>
+              </w:rPr>
+            </w:pPr>
+            <w:r>
+              <w:rPr>
+                <w:rFonts w:ascii="Calibri" w:hAnsi="Calibri" w:cs="Calibri"/>
+                <w:sz w:val="21"/>
+                <w:szCs w:val="21"/>
+                <w:lang w:val="en-US"/>
+              </w:rPr>
+              <w:t xml:space="preserve">Multimedia Specialist</w:t>
+            </w:r>
+          </w:p>
+        </w:tc>
+      </w:tr>
+      <w:tr>
+        <w:trPr>
+          <w:cantSplit/>
+        </w:trPr>
+        <w:tc>
+          <w:tcPr>
+            <w:tcW w:w="600" w:type="dxa"/>
+            <w:vAlign w:val="center"/>
+          </w:tcPr>
+          <w:p>
+            <w:pPr>
+              <w:spacing w:before="40" w:after="40" w:line="240" w:lineRule="auto"/>
+              <w:jc w:val="center"/>
+              <w:rPr>
+                <w:rFonts w:ascii="Calibri" w:hAnsi="Calibri" w:cs="Calibri"/>
+                <w:sz w:val="21"/>
+                <w:szCs w:val="21"/>
+                <w:lang w:val="en-US"/>
+              </w:rPr>
+            </w:pPr>
+            <w:r>
+              <w:rPr>
+                <w:rFonts w:ascii="Calibri" w:hAnsi="Calibri" w:cs="Calibri"/>
+                <w:sz w:val="21"/>
+                <w:szCs w:val="21"/>
+                <w:lang w:val="en-US"/>
+              </w:rPr>
+              <w:t xml:space="preserve">7</w:t>
+            </w:r>
+          </w:p>
+        </w:tc>
+        <w:tc>
+          <w:tcPr>
+            <w:tcW w:w="4400" w:type="dxa"/>
+            <w:vAlign w:val="center"/>
+          </w:tcPr>
+          <w:p>
+            <w:pPr>
+              <w:bidi/>
+              <w:spacing w:before="40" w:after="40" w:line="240" w:lineRule="auto"/>
+              <w:jc w:val="right"/>
+              <w:rPr>
+                <w:rFonts w:ascii="Sakkal Majalla" w:hAnsi="Sakkal Majalla" w:cs="Sakkal Majalla"/>
+                <w:sz w:val="26"/>
+                <w:szCs w:val="26"/>
+                <w:rtl/>
+              </w:rPr>
+            </w:pPr>
+            <w:r>
+              <w:rPr>
+                <w:rFonts w:ascii="Sakkal Majalla" w:hAnsi="Sakkal Majalla" w:cs="Sakkal Majalla"/>
+                <w:sz w:val="26"/>
+                <w:szCs w:val="26"/>
+                <w:rtl/>
+              </w:rPr>
+              <w:t xml:space="preserve">اختصاصي رسم إعلاني</w:t>
+            </w:r>
+          </w:p>
+        </w:tc>
+        <w:tc>
+          <w:tcPr>
+            <w:tcW w:w="4400" w:type="dxa"/>
+            <w:vAlign w:val="center"/>
+          </w:tcPr>
+          <w:p>
+            <w:pPr>
+              <w:spacing w:before="40" w:after="40" w:line="240" w:lineRule="auto"/>
+              <w:jc w:val="left"/>
+              <w:rPr>
+                <w:rFonts w:ascii="Calibri" w:hAnsi="Calibri" w:cs="Calibri"/>
+                <w:sz w:val="21"/>
+                <w:szCs w:val="21"/>
+                <w:lang w:val="en-US"/>
+              </w:rPr>
+            </w:pPr>
+            <w:r>
+              <w:rPr>
+                <w:rFonts w:ascii="Calibri" w:hAnsi="Calibri" w:cs="Calibri"/>
+                <w:sz w:val="21"/>
+                <w:szCs w:val="21"/>
+                <w:lang w:val="en-US"/>
+              </w:rPr>
+              <w:t xml:space="preserve">Advertising Illustration Specialist</w:t>
             </w:r>
           </w:p>
         </w:tc>
@@ -9371,7 +11335,7 @@
           <w:szCs w:val="30"/>
           <w:rtl/>
         </w:rPr>
-        <w:t xml:space="preserve">جهات التدريب</w:t>
+        <w:t xml:space="preserve">جهات تدرّب فيها طلبة البرنامج</w:t>
       </w:r>
     </w:p>
     <w:p>
@@ -9399,7 +11363,7 @@
           <w:szCs w:val="24"/>
           <w:lang w:val="en-US"/>
         </w:rPr>
-        <w:t xml:space="preserve">Training Organizations</w:t>
+        <w:t xml:space="preserve">Organizations Where Students Have Trained</w:t>
       </w:r>
     </w:p>
     <w:tbl>
@@ -9593,7 +11557,7 @@
                 <w:szCs w:val="26"/>
                 <w:rtl/>
               </w:rPr>
-              <w:t xml:space="preserve">وكالات الدعاية والإعلان</w:t>
+              <w:t xml:space="preserve">إدارة الجامعة – العلاقات العامة والتشريفات</w:t>
             </w:r>
           </w:p>
         </w:tc>
@@ -9620,7 +11584,7 @@
                 <w:szCs w:val="21"/>
                 <w:lang w:val="en-US"/>
               </w:rPr>
-              <w:t xml:space="preserve">Advertising agencies</w:t>
+              <w:t xml:space="preserve">King Saud University Administration – Public Relations and Protocol</w:t>
             </w:r>
           </w:p>
         </w:tc>
@@ -9682,7 +11646,7 @@
                 <w:szCs w:val="26"/>
                 <w:rtl/>
               </w:rPr>
-              <w:t xml:space="preserve">وكالات التصميم والعلامات التجارية</w:t>
+              <w:t xml:space="preserve">برنامج تنمية القدرات البشرية (أحد برامج تحقيق رؤية المملكة 2030)</w:t>
             </w:r>
           </w:p>
         </w:tc>
@@ -9710,7 +11674,7 @@
                 <w:szCs w:val="21"/>
                 <w:lang w:val="en-US"/>
               </w:rPr>
-              <w:t xml:space="preserve">Design and branding agencies</w:t>
+              <w:t xml:space="preserve">Human Capability Development Program (a Saudi Vision 2030 Realization Program)</w:t>
             </w:r>
           </w:p>
         </w:tc>
@@ -9770,7 +11734,7 @@
                 <w:szCs w:val="26"/>
                 <w:rtl/>
               </w:rPr>
-              <w:t xml:space="preserve">شركات صناعة وإدارة المحتوى الرقمي</w:t>
+              <w:t xml:space="preserve">مكتب التربية العربي لدول الخليج (جهة إقليمية دبلوماسية)</w:t>
             </w:r>
           </w:p>
         </w:tc>
@@ -9797,7 +11761,7 @@
                 <w:szCs w:val="21"/>
                 <w:lang w:val="en-US"/>
               </w:rPr>
-              <w:t xml:space="preserve">Digital content production and management companies</w:t>
+              <w:t xml:space="preserve">Arab Bureau of Education for the Gulf States (regional diplomatic organization)</w:t>
             </w:r>
           </w:p>
         </w:tc>
@@ -9859,7 +11823,7 @@
                 <w:szCs w:val="26"/>
                 <w:rtl/>
               </w:rPr>
-              <w:t xml:space="preserve">دور الطباعة والنشر</w:t>
+              <w:t xml:space="preserve">وزارة الطاقة</w:t>
             </w:r>
           </w:p>
         </w:tc>
@@ -9887,7 +11851,184 @@
                 <w:szCs w:val="21"/>
                 <w:lang w:val="en-US"/>
               </w:rPr>
-              <w:t xml:space="preserve">Printing and publishing houses</w:t>
+              <w:t xml:space="preserve">Ministry of Energy</w:t>
+            </w:r>
+          </w:p>
+        </w:tc>
+      </w:tr>
+      <w:tr>
+        <w:trPr>
+          <w:cantSplit/>
+        </w:trPr>
+        <w:tc>
+          <w:tcPr>
+            <w:tcW w:w="600" w:type="dxa"/>
+            <w:vAlign w:val="center"/>
+          </w:tcPr>
+          <w:p>
+            <w:pPr>
+              <w:spacing w:before="40" w:after="40" w:line="240" w:lineRule="auto"/>
+              <w:jc w:val="center"/>
+              <w:rPr>
+                <w:rFonts w:ascii="Calibri" w:hAnsi="Calibri" w:cs="Calibri"/>
+                <w:sz w:val="21"/>
+                <w:szCs w:val="21"/>
+                <w:lang w:val="en-US"/>
+              </w:rPr>
+            </w:pPr>
+            <w:r>
+              <w:rPr>
+                <w:rFonts w:ascii="Calibri" w:hAnsi="Calibri" w:cs="Calibri"/>
+                <w:sz w:val="21"/>
+                <w:szCs w:val="21"/>
+                <w:lang w:val="en-US"/>
+              </w:rPr>
+              <w:t xml:space="preserve">5</w:t>
+            </w:r>
+          </w:p>
+        </w:tc>
+        <w:tc>
+          <w:tcPr>
+            <w:tcW w:w="4400" w:type="dxa"/>
+            <w:vAlign w:val="center"/>
+          </w:tcPr>
+          <w:p>
+            <w:pPr>
+              <w:bidi/>
+              <w:spacing w:before="40" w:after="40" w:line="240" w:lineRule="auto"/>
+              <w:jc w:val="right"/>
+              <w:rPr>
+                <w:rFonts w:ascii="Sakkal Majalla" w:hAnsi="Sakkal Majalla" w:cs="Sakkal Majalla"/>
+                <w:sz w:val="26"/>
+                <w:szCs w:val="26"/>
+                <w:rtl/>
+              </w:rPr>
+            </w:pPr>
+            <w:r>
+              <w:rPr>
+                <w:rFonts w:ascii="Sakkal Majalla" w:hAnsi="Sakkal Majalla" w:cs="Sakkal Majalla"/>
+                <w:sz w:val="26"/>
+                <w:szCs w:val="26"/>
+                <w:rtl/>
+              </w:rPr>
+              <w:t xml:space="preserve">وزارة العدل</w:t>
+            </w:r>
+          </w:p>
+        </w:tc>
+        <w:tc>
+          <w:tcPr>
+            <w:tcW w:w="4400" w:type="dxa"/>
+            <w:vAlign w:val="center"/>
+          </w:tcPr>
+          <w:p>
+            <w:pPr>
+              <w:spacing w:before="40" w:after="40" w:line="240" w:lineRule="auto"/>
+              <w:jc w:val="left"/>
+              <w:rPr>
+                <w:rFonts w:ascii="Calibri" w:hAnsi="Calibri" w:cs="Calibri"/>
+                <w:sz w:val="21"/>
+                <w:szCs w:val="21"/>
+                <w:lang w:val="en-US"/>
+              </w:rPr>
+            </w:pPr>
+            <w:r>
+              <w:rPr>
+                <w:rFonts w:ascii="Calibri" w:hAnsi="Calibri" w:cs="Calibri"/>
+                <w:sz w:val="21"/>
+                <w:szCs w:val="21"/>
+                <w:lang w:val="en-US"/>
+              </w:rPr>
+              <w:t xml:space="preserve">Ministry of Justice</w:t>
+            </w:r>
+          </w:p>
+        </w:tc>
+      </w:tr>
+      <w:tr>
+        <w:trPr>
+          <w:cantSplit/>
+        </w:trPr>
+        <w:tc>
+          <w:tcPr>
+            <w:tcW w:w="600" w:type="dxa"/>
+            <w:shd w:val="clear" w:color="auto" w:fill="EAF3FA"/>
+            <w:vAlign w:val="center"/>
+          </w:tcPr>
+          <w:p>
+            <w:pPr>
+              <w:spacing w:before="40" w:after="40" w:line="240" w:lineRule="auto"/>
+              <w:jc w:val="center"/>
+              <w:rPr>
+                <w:rFonts w:ascii="Calibri" w:hAnsi="Calibri" w:cs="Calibri"/>
+                <w:sz w:val="21"/>
+                <w:szCs w:val="21"/>
+                <w:lang w:val="en-US"/>
+              </w:rPr>
+            </w:pPr>
+            <w:r>
+              <w:rPr>
+                <w:rFonts w:ascii="Calibri" w:hAnsi="Calibri" w:cs="Calibri"/>
+                <w:sz w:val="21"/>
+                <w:szCs w:val="21"/>
+                <w:lang w:val="en-US"/>
+              </w:rPr>
+              <w:t xml:space="preserve">6</w:t>
+            </w:r>
+          </w:p>
+        </w:tc>
+        <w:tc>
+          <w:tcPr>
+            <w:tcW w:w="4400" w:type="dxa"/>
+            <w:shd w:val="clear" w:color="auto" w:fill="EAF3FA"/>
+            <w:vAlign w:val="center"/>
+          </w:tcPr>
+          <w:p>
+            <w:pPr>
+              <w:bidi/>
+              <w:spacing w:before="40" w:after="40" w:line="240" w:lineRule="auto"/>
+              <w:jc w:val="right"/>
+              <w:rPr>
+                <w:rFonts w:ascii="Sakkal Majalla" w:hAnsi="Sakkal Majalla" w:cs="Sakkal Majalla"/>
+                <w:sz w:val="26"/>
+                <w:szCs w:val="26"/>
+                <w:rtl/>
+              </w:rPr>
+            </w:pPr>
+            <w:r>
+              <w:rPr>
+                <w:rFonts w:ascii="Sakkal Majalla" w:hAnsi="Sakkal Majalla" w:cs="Sakkal Majalla"/>
+                <w:sz w:val="26"/>
+                <w:szCs w:val="26"/>
+                <w:rtl/>
+              </w:rPr>
+              <w:t xml:space="preserve">المعهد الملكي للفنون التقليدية (ورث)</w:t>
+            </w:r>
+          </w:p>
+        </w:tc>
+        <w:tc>
+          <w:tcPr>
+            <w:tcW w:w="4400" w:type="dxa"/>
+            <w:shd w:val="clear" w:color="auto" w:fill="EAF3FA"/>
+            <w:vAlign w:val="center"/>
+          </w:tcPr>
+          <w:p>
+            <w:pPr>
+              <w:spacing w:before="40" w:after="40" w:line="240" w:lineRule="auto"/>
+              <w:jc w:val="left"/>
+              <w:rPr>
+                <w:rFonts w:ascii="Calibri" w:hAnsi="Calibri" w:cs="Calibri"/>
+                <w:sz w:val="21"/>
+                <w:szCs w:val="21"/>
+                <w:lang w:val="en-US"/>
+              </w:rPr>
+            </w:pPr>
+            <w:r>
+              <w:rPr>
+                <w:rFonts w:ascii="Calibri" w:hAnsi="Calibri" w:cs="Calibri"/>
+                <w:sz w:val="21"/>
+                <w:szCs w:val="21"/>
+                <w:lang w:val="en-US"/>
+              </w:rPr>
+              <w:t xml:space="preserve">Royal Institute of Traditional Arts (Wrth)</w:t>
             </w:r>
           </w:p>
         </w:tc>
@@ -9917,9 +12058,68 @@
     </w:p>
     <w:p>
       <w:pPr>
+        <w:pStyle w:val="Heading2"/>
+        <w:keepNext/>
+        <w:bidi/>
+        <w:spacing w:before="240" w:after="0" w:line="300" w:lineRule="auto"/>
+        <w:jc w:val="right"/>
+        <w:rPr>
+          <w:rFonts w:ascii="Sakkal Majalla" w:hAnsi="Sakkal Majalla" w:cs="Sakkal Majalla"/>
+          <w:b/>
+          <w:bCs/>
+          <w:color w:val="2683C6" w:themeColor="accent2"/>
+          <w:sz w:val="30"/>
+          <w:szCs w:val="30"/>
+          <w:rtl/>
+        </w:rPr>
+      </w:pPr>
+      <w:r>
+        <w:rPr>
+          <w:rFonts w:ascii="Sakkal Majalla" w:hAnsi="Sakkal Majalla" w:cs="Sakkal Majalla"/>
+          <w:b/>
+          <w:bCs/>
+          <w:color w:val="2683C6" w:themeColor="accent2"/>
+          <w:sz w:val="30"/>
+          <w:szCs w:val="30"/>
+          <w:rtl/>
+        </w:rPr>
+        <w:t xml:space="preserve">مجالات تدريب أخرى متاحة وفق توصيف التدريب</w:t>
+      </w:r>
+    </w:p>
+    <w:p>
+      <w:pPr>
+        <w:keepNext/>
+        <w:spacing w:before="0" w:after="120" w:line="300" w:lineRule="auto"/>
+        <w:jc w:val="left"/>
+        <w:rPr>
+          <w:rFonts w:ascii="Calibri" w:hAnsi="Calibri" w:cs="Calibri"/>
+          <w:b/>
+          <w:bCs/>
+          <w:color w:val="2683C6" w:themeColor="accent2"/>
+          <w:sz w:val="24"/>
+          <w:szCs w:val="24"/>
+          <w:lang w:val="en-US"/>
+        </w:rPr>
+      </w:pPr>
+      <w:r>
+        <w:rPr>
+          <w:rFonts w:ascii="Calibri" w:hAnsi="Calibri" w:cs="Calibri"/>
+          <w:b/>
+          <w:bCs/>
+          <w:color w:val="2683C6" w:themeColor="accent2"/>
+          <w:sz w:val="24"/>
+          <w:szCs w:val="24"/>
+          <w:lang w:val="en-US"/>
+        </w:rPr>
+        <w:t xml:space="preserve">Other Training Fields Based on the Course Specification</w:t>
+      </w:r>
+    </w:p>
+    <w:p>
+      <w:pPr>
         <w:keepNext/>
         <w:bidi/>
         <w:spacing w:before="0" w:after="80" w:line="300" w:lineRule="auto"/>
+        <w:ind w:firstLine="567"/>
         <w:jc w:val="lowKashida"/>
         <w:rPr>
           <w:rFonts w:ascii="Sakkal Majalla" w:hAnsi="Sakkal Majalla" w:cs="Sakkal Majalla"/>
@@ -9931,12 +12131,11 @@
       <w:r>
         <w:rPr>
           <w:rFonts w:ascii="Sakkal Majalla" w:hAnsi="Sakkal Majalla" w:cs="Sakkal Majalla"/>
-          <w:highlight w:val="yellow"/>
           <w:sz w:val="28"/>
           <w:szCs w:val="28"/>
           <w:rtl/>
         </w:rPr>
-        <w:t xml:space="preserve">[يُستكمل من القسم: أسماء أبرز الجهات التي تدرب فيها طلبة البرنامج أو التي يرتبط معها القسم باتفاقيات أو شراكات تدريبية.]</w:t>
+        <w:t xml:space="preserve">بناءً على توصيف مقرر التدريب التعاوني، يمكن للطلبة التدريب في الجهات الآتية داخل مدينة الرياض:</w:t>
       </w:r>
     </w:p>
     <w:p>
@@ -9953,12 +12152,965 @@
       <w:r>
         <w:rPr>
           <w:rFonts w:ascii="Calibri" w:hAnsi="Calibri" w:cs="Calibri"/>
-          <w:highlight w:val="yellow"/>
           <w:sz w:val="22"/>
           <w:szCs w:val="22"/>
           <w:lang w:val="en-US"/>
         </w:rPr>
-        <w:t xml:space="preserve">[To be completed by the Department: names of the main organizations where students have trained, or with which the Department has training agreements or partnerships.]</w:t>
+        <w:t xml:space="preserve">Based on the Cooperative Training course specification, students may also train at the following types of organizations in Riyadh:</w:t>
+      </w:r>
+    </w:p>
+    <w:tbl>
+      <w:tblPr>
+        <w:tblStyle w:val="TableGrid"/>
+        <w:bidiVisual/>
+        <w:tblW w:w="9400" w:type="dxa"/>
+        <w:jc w:val="center"/>
+        <w:tblBorders>
+          <w:top w:val="single" w:sz="4" w:space="0" w:color="A6A6A6"/>
+          <w:left w:val="single" w:sz="4" w:space="0" w:color="A6A6A6"/>
+          <w:bottom w:val="single" w:sz="4" w:space="0" w:color="A6A6A6"/>
+          <w:right w:val="single" w:sz="4" w:space="0" w:color="A6A6A6"/>
+          <w:insideH w:val="single" w:sz="4" w:space="0" w:color="A6A6A6"/>
+          <w:insideV w:val="single" w:sz="4" w:space="0" w:color="A6A6A6"/>
+        </w:tblBorders>
+        <w:tblLayout w:type="fixed"/>
+        <w:tblCellMar>
+          <w:left w:w="100" w:type="dxa"/>
+          <w:right w:w="100" w:type="dxa"/>
+        </w:tblCellMar>
+        <w:tblLook w:val="04A0" w:firstRow="1" w:lastRow="0" w:firstColumn="1" w:lastColumn="0" w:noHBand="0" w:noVBand="1"/>
+      </w:tblPr>
+      <w:tblGrid>
+        <w:gridCol w:w="600"/>
+        <w:gridCol w:w="4400"/>
+        <w:gridCol w:w="4400"/>
+      </w:tblGrid>
+      <w:tr>
+        <w:trPr>
+          <w:tblHeader/>
+          <w:cantSplit/>
+        </w:trPr>
+        <w:tc>
+          <w:tcPr>
+            <w:tcW w:w="600" w:type="dxa"/>
+            <w:shd w:val="clear" w:color="auto" w:fill="2683C6" w:themeFill="accent2"/>
+            <w:vAlign w:val="center"/>
+          </w:tcPr>
+          <w:p>
+            <w:pPr>
+              <w:bidi/>
+              <w:spacing w:before="40" w:after="40" w:line="240" w:lineRule="auto"/>
+              <w:jc w:val="center"/>
+              <w:rPr>
+                <w:rFonts w:ascii="Sakkal Majalla" w:hAnsi="Sakkal Majalla" w:cs="Sakkal Majalla"/>
+                <w:b/>
+                <w:bCs/>
+                <w:color w:val="FFFFFF"/>
+                <w:sz w:val="26"/>
+                <w:szCs w:val="26"/>
+                <w:rtl/>
+              </w:rPr>
+            </w:pPr>
+            <w:r>
+              <w:rPr>
+                <w:rFonts w:ascii="Sakkal Majalla" w:hAnsi="Sakkal Majalla" w:cs="Sakkal Majalla"/>
+                <w:b/>
+                <w:bCs/>
+                <w:color w:val="FFFFFF"/>
+                <w:sz w:val="26"/>
+                <w:szCs w:val="26"/>
+                <w:rtl/>
+              </w:rPr>
+              <w:t xml:space="preserve">م</w:t>
+            </w:r>
+          </w:p>
+        </w:tc>
+        <w:tc>
+          <w:tcPr>
+            <w:tcW w:w="4400" w:type="dxa"/>
+            <w:shd w:val="clear" w:color="auto" w:fill="2683C6" w:themeFill="accent2"/>
+            <w:vAlign w:val="center"/>
+          </w:tcPr>
+          <w:p>
+            <w:pPr>
+              <w:bidi/>
+              <w:spacing w:before="40" w:after="40" w:line="240" w:lineRule="auto"/>
+              <w:jc w:val="center"/>
+              <w:rPr>
+                <w:rFonts w:ascii="Sakkal Majalla" w:hAnsi="Sakkal Majalla" w:cs="Sakkal Majalla"/>
+                <w:b/>
+                <w:bCs/>
+                <w:color w:val="FFFFFF"/>
+                <w:sz w:val="26"/>
+                <w:szCs w:val="26"/>
+                <w:rtl/>
+              </w:rPr>
+            </w:pPr>
+            <w:r>
+              <w:rPr>
+                <w:rFonts w:ascii="Sakkal Majalla" w:hAnsi="Sakkal Majalla" w:cs="Sakkal Majalla"/>
+                <w:b/>
+                <w:bCs/>
+                <w:color w:val="FFFFFF"/>
+                <w:sz w:val="26"/>
+                <w:szCs w:val="26"/>
+                <w:rtl/>
+              </w:rPr>
+              <w:t xml:space="preserve">جهة التدريب</w:t>
+            </w:r>
+          </w:p>
+        </w:tc>
+        <w:tc>
+          <w:tcPr>
+            <w:tcW w:w="4400" w:type="dxa"/>
+            <w:shd w:val="clear" w:color="auto" w:fill="2683C6" w:themeFill="accent2"/>
+            <w:vAlign w:val="center"/>
+          </w:tcPr>
+          <w:p>
+            <w:pPr>
+              <w:spacing w:before="40" w:after="40" w:line="240" w:lineRule="auto"/>
+              <w:jc w:val="center"/>
+              <w:rPr>
+                <w:rFonts w:ascii="Calibri" w:hAnsi="Calibri" w:cs="Calibri"/>
+                <w:b/>
+                <w:bCs/>
+                <w:color w:val="FFFFFF"/>
+                <w:sz w:val="21"/>
+                <w:szCs w:val="21"/>
+                <w:lang w:val="en-US"/>
+              </w:rPr>
+            </w:pPr>
+            <w:r>
+              <w:rPr>
+                <w:rFonts w:ascii="Calibri" w:hAnsi="Calibri" w:cs="Calibri"/>
+                <w:b/>
+                <w:bCs/>
+                <w:color w:val="FFFFFF"/>
+                <w:sz w:val="21"/>
+                <w:szCs w:val="21"/>
+                <w:lang w:val="en-US"/>
+              </w:rPr>
+              <w:t xml:space="preserve">Training Organization</w:t>
+            </w:r>
+          </w:p>
+        </w:tc>
+      </w:tr>
+      <w:tr>
+        <w:trPr>
+          <w:cantSplit/>
+        </w:trPr>
+        <w:tc>
+          <w:tcPr>
+            <w:tcW w:w="600" w:type="dxa"/>
+            <w:vAlign w:val="center"/>
+          </w:tcPr>
+          <w:p>
+            <w:pPr>
+              <w:spacing w:before="40" w:after="40" w:line="240" w:lineRule="auto"/>
+              <w:jc w:val="center"/>
+              <w:rPr>
+                <w:rFonts w:ascii="Calibri" w:hAnsi="Calibri" w:cs="Calibri"/>
+                <w:sz w:val="21"/>
+                <w:szCs w:val="21"/>
+                <w:lang w:val="en-US"/>
+              </w:rPr>
+            </w:pPr>
+            <w:r>
+              <w:rPr>
+                <w:rFonts w:ascii="Calibri" w:hAnsi="Calibri" w:cs="Calibri"/>
+                <w:sz w:val="21"/>
+                <w:szCs w:val="21"/>
+                <w:lang w:val="en-US"/>
+              </w:rPr>
+              <w:t xml:space="preserve">1</w:t>
+            </w:r>
+          </w:p>
+        </w:tc>
+        <w:tc>
+          <w:tcPr>
+            <w:tcW w:w="4400" w:type="dxa"/>
+            <w:vAlign w:val="center"/>
+          </w:tcPr>
+          <w:p>
+            <w:pPr>
+              <w:bidi/>
+              <w:spacing w:before="40" w:after="40" w:line="240" w:lineRule="auto"/>
+              <w:jc w:val="right"/>
+              <w:rPr>
+                <w:rFonts w:ascii="Sakkal Majalla" w:hAnsi="Sakkal Majalla" w:cs="Sakkal Majalla"/>
+                <w:sz w:val="26"/>
+                <w:szCs w:val="26"/>
+                <w:rtl/>
+              </w:rPr>
+            </w:pPr>
+            <w:r>
+              <w:rPr>
+                <w:rFonts w:ascii="Sakkal Majalla" w:hAnsi="Sakkal Majalla" w:cs="Sakkal Majalla"/>
+                <w:sz w:val="26"/>
+                <w:szCs w:val="26"/>
+                <w:rtl/>
+              </w:rPr>
+              <w:t xml:space="preserve">وكالات الدعاية والإعلان والتسويق</w:t>
+            </w:r>
+          </w:p>
+        </w:tc>
+        <w:tc>
+          <w:tcPr>
+            <w:tcW w:w="4400" w:type="dxa"/>
+            <w:vAlign w:val="center"/>
+          </w:tcPr>
+          <w:p>
+            <w:pPr>
+              <w:spacing w:before="40" w:after="40" w:line="240" w:lineRule="auto"/>
+              <w:jc w:val="left"/>
+              <w:rPr>
+                <w:rFonts w:ascii="Calibri" w:hAnsi="Calibri" w:cs="Calibri"/>
+                <w:sz w:val="21"/>
+                <w:szCs w:val="21"/>
+                <w:lang w:val="en-US"/>
+              </w:rPr>
+            </w:pPr>
+            <w:r>
+              <w:rPr>
+                <w:rFonts w:ascii="Calibri" w:hAnsi="Calibri" w:cs="Calibri"/>
+                <w:sz w:val="21"/>
+                <w:szCs w:val="21"/>
+                <w:lang w:val="en-US"/>
+              </w:rPr>
+              <w:t xml:space="preserve">Advertising and marketing agencies</w:t>
+            </w:r>
+          </w:p>
+        </w:tc>
+      </w:tr>
+      <w:tr>
+        <w:trPr>
+          <w:cantSplit/>
+        </w:trPr>
+        <w:tc>
+          <w:tcPr>
+            <w:tcW w:w="600" w:type="dxa"/>
+            <w:shd w:val="clear" w:color="auto" w:fill="EAF3FA"/>
+            <w:vAlign w:val="center"/>
+          </w:tcPr>
+          <w:p>
+            <w:pPr>
+              <w:spacing w:before="40" w:after="40" w:line="240" w:lineRule="auto"/>
+              <w:jc w:val="center"/>
+              <w:rPr>
+                <w:rFonts w:ascii="Calibri" w:hAnsi="Calibri" w:cs="Calibri"/>
+                <w:sz w:val="21"/>
+                <w:szCs w:val="21"/>
+                <w:lang w:val="en-US"/>
+              </w:rPr>
+            </w:pPr>
+            <w:r>
+              <w:rPr>
+                <w:rFonts w:ascii="Calibri" w:hAnsi="Calibri" w:cs="Calibri"/>
+                <w:sz w:val="21"/>
+                <w:szCs w:val="21"/>
+                <w:lang w:val="en-US"/>
+              </w:rPr>
+              <w:t xml:space="preserve">2</w:t>
+            </w:r>
+          </w:p>
+        </w:tc>
+        <w:tc>
+          <w:tcPr>
+            <w:tcW w:w="4400" w:type="dxa"/>
+            <w:shd w:val="clear" w:color="auto" w:fill="EAF3FA"/>
+            <w:vAlign w:val="center"/>
+          </w:tcPr>
+          <w:p>
+            <w:pPr>
+              <w:bidi/>
+              <w:spacing w:before="40" w:after="40" w:line="240" w:lineRule="auto"/>
+              <w:jc w:val="right"/>
+              <w:rPr>
+                <w:rFonts w:ascii="Sakkal Majalla" w:hAnsi="Sakkal Majalla" w:cs="Sakkal Majalla"/>
+                <w:sz w:val="26"/>
+                <w:szCs w:val="26"/>
+                <w:rtl/>
+              </w:rPr>
+            </w:pPr>
+            <w:r>
+              <w:rPr>
+                <w:rFonts w:ascii="Sakkal Majalla" w:hAnsi="Sakkal Majalla" w:cs="Sakkal Majalla"/>
+                <w:sz w:val="26"/>
+                <w:szCs w:val="26"/>
+                <w:rtl/>
+              </w:rPr>
+              <w:t xml:space="preserve">وكالات التصميم وبناء العلامات التجارية</w:t>
+            </w:r>
+          </w:p>
+        </w:tc>
+        <w:tc>
+          <w:tcPr>
+            <w:tcW w:w="4400" w:type="dxa"/>
+            <w:shd w:val="clear" w:color="auto" w:fill="EAF3FA"/>
+            <w:vAlign w:val="center"/>
+          </w:tcPr>
+          <w:p>
+            <w:pPr>
+              <w:spacing w:before="40" w:after="40" w:line="240" w:lineRule="auto"/>
+              <w:jc w:val="left"/>
+              <w:rPr>
+                <w:rFonts w:ascii="Calibri" w:hAnsi="Calibri" w:cs="Calibri"/>
+                <w:sz w:val="21"/>
+                <w:szCs w:val="21"/>
+                <w:lang w:val="en-US"/>
+              </w:rPr>
+            </w:pPr>
+            <w:r>
+              <w:rPr>
+                <w:rFonts w:ascii="Calibri" w:hAnsi="Calibri" w:cs="Calibri"/>
+                <w:sz w:val="21"/>
+                <w:szCs w:val="21"/>
+                <w:lang w:val="en-US"/>
+              </w:rPr>
+              <w:t xml:space="preserve">Design and branding agencies</w:t>
+            </w:r>
+          </w:p>
+        </w:tc>
+      </w:tr>
+      <w:tr>
+        <w:trPr>
+          <w:cantSplit/>
+        </w:trPr>
+        <w:tc>
+          <w:tcPr>
+            <w:tcW w:w="600" w:type="dxa"/>
+            <w:vAlign w:val="center"/>
+          </w:tcPr>
+          <w:p>
+            <w:pPr>
+              <w:spacing w:before="40" w:after="40" w:line="240" w:lineRule="auto"/>
+              <w:jc w:val="center"/>
+              <w:rPr>
+                <w:rFonts w:ascii="Calibri" w:hAnsi="Calibri" w:cs="Calibri"/>
+                <w:sz w:val="21"/>
+                <w:szCs w:val="21"/>
+                <w:lang w:val="en-US"/>
+              </w:rPr>
+            </w:pPr>
+            <w:r>
+              <w:rPr>
+                <w:rFonts w:ascii="Calibri" w:hAnsi="Calibri" w:cs="Calibri"/>
+                <w:sz w:val="21"/>
+                <w:szCs w:val="21"/>
+                <w:lang w:val="en-US"/>
+              </w:rPr>
+              <w:t xml:space="preserve">3</w:t>
+            </w:r>
+          </w:p>
+        </w:tc>
+        <w:tc>
+          <w:tcPr>
+            <w:tcW w:w="4400" w:type="dxa"/>
+            <w:vAlign w:val="center"/>
+          </w:tcPr>
+          <w:p>
+            <w:pPr>
+              <w:bidi/>
+              <w:spacing w:before="40" w:after="40" w:line="240" w:lineRule="auto"/>
+              <w:jc w:val="right"/>
+              <w:rPr>
+                <w:rFonts w:ascii="Sakkal Majalla" w:hAnsi="Sakkal Majalla" w:cs="Sakkal Majalla"/>
+                <w:sz w:val="26"/>
+                <w:szCs w:val="26"/>
+                <w:rtl/>
+              </w:rPr>
+            </w:pPr>
+            <w:r>
+              <w:rPr>
+                <w:rFonts w:ascii="Sakkal Majalla" w:hAnsi="Sakkal Majalla" w:cs="Sakkal Majalla"/>
+                <w:sz w:val="26"/>
+                <w:szCs w:val="26"/>
+                <w:rtl/>
+              </w:rPr>
+              <w:t xml:space="preserve">شركات صناعة وإدارة المحتوى الرقمي</w:t>
+            </w:r>
+          </w:p>
+        </w:tc>
+        <w:tc>
+          <w:tcPr>
+            <w:tcW w:w="4400" w:type="dxa"/>
+            <w:vAlign w:val="center"/>
+          </w:tcPr>
+          <w:p>
+            <w:pPr>
+              <w:spacing w:before="40" w:after="40" w:line="240" w:lineRule="auto"/>
+              <w:jc w:val="left"/>
+              <w:rPr>
+                <w:rFonts w:ascii="Calibri" w:hAnsi="Calibri" w:cs="Calibri"/>
+                <w:sz w:val="21"/>
+                <w:szCs w:val="21"/>
+                <w:lang w:val="en-US"/>
+              </w:rPr>
+            </w:pPr>
+            <w:r>
+              <w:rPr>
+                <w:rFonts w:ascii="Calibri" w:hAnsi="Calibri" w:cs="Calibri"/>
+                <w:sz w:val="21"/>
+                <w:szCs w:val="21"/>
+                <w:lang w:val="en-US"/>
+              </w:rPr>
+              <w:t xml:space="preserve">Digital content production and management companies</w:t>
+            </w:r>
+          </w:p>
+        </w:tc>
+      </w:tr>
+      <w:tr>
+        <w:trPr>
+          <w:cantSplit/>
+        </w:trPr>
+        <w:tc>
+          <w:tcPr>
+            <w:tcW w:w="600" w:type="dxa"/>
+            <w:shd w:val="clear" w:color="auto" w:fill="EAF3FA"/>
+            <w:vAlign w:val="center"/>
+          </w:tcPr>
+          <w:p>
+            <w:pPr>
+              <w:spacing w:before="40" w:after="40" w:line="240" w:lineRule="auto"/>
+              <w:jc w:val="center"/>
+              <w:rPr>
+                <w:rFonts w:ascii="Calibri" w:hAnsi="Calibri" w:cs="Calibri"/>
+                <w:sz w:val="21"/>
+                <w:szCs w:val="21"/>
+                <w:lang w:val="en-US"/>
+              </w:rPr>
+            </w:pPr>
+            <w:r>
+              <w:rPr>
+                <w:rFonts w:ascii="Calibri" w:hAnsi="Calibri" w:cs="Calibri"/>
+                <w:sz w:val="21"/>
+                <w:szCs w:val="21"/>
+                <w:lang w:val="en-US"/>
+              </w:rPr>
+              <w:t xml:space="preserve">4</w:t>
+            </w:r>
+          </w:p>
+        </w:tc>
+        <w:tc>
+          <w:tcPr>
+            <w:tcW w:w="4400" w:type="dxa"/>
+            <w:shd w:val="clear" w:color="auto" w:fill="EAF3FA"/>
+            <w:vAlign w:val="center"/>
+          </w:tcPr>
+          <w:p>
+            <w:pPr>
+              <w:bidi/>
+              <w:spacing w:before="40" w:after="40" w:line="240" w:lineRule="auto"/>
+              <w:jc w:val="right"/>
+              <w:rPr>
+                <w:rFonts w:ascii="Sakkal Majalla" w:hAnsi="Sakkal Majalla" w:cs="Sakkal Majalla"/>
+                <w:sz w:val="26"/>
+                <w:szCs w:val="26"/>
+                <w:rtl/>
+              </w:rPr>
+            </w:pPr>
+            <w:r>
+              <w:rPr>
+                <w:rFonts w:ascii="Sakkal Majalla" w:hAnsi="Sakkal Majalla" w:cs="Sakkal Majalla"/>
+                <w:sz w:val="26"/>
+                <w:szCs w:val="26"/>
+                <w:rtl/>
+              </w:rPr>
+              <w:t xml:space="preserve">دور الطباعة والنشر والتغليف</w:t>
+            </w:r>
+          </w:p>
+        </w:tc>
+        <w:tc>
+          <w:tcPr>
+            <w:tcW w:w="4400" w:type="dxa"/>
+            <w:shd w:val="clear" w:color="auto" w:fill="EAF3FA"/>
+            <w:vAlign w:val="center"/>
+          </w:tcPr>
+          <w:p>
+            <w:pPr>
+              <w:spacing w:before="40" w:after="40" w:line="240" w:lineRule="auto"/>
+              <w:jc w:val="left"/>
+              <w:rPr>
+                <w:rFonts w:ascii="Calibri" w:hAnsi="Calibri" w:cs="Calibri"/>
+                <w:sz w:val="21"/>
+                <w:szCs w:val="21"/>
+                <w:lang w:val="en-US"/>
+              </w:rPr>
+            </w:pPr>
+            <w:r>
+              <w:rPr>
+                <w:rFonts w:ascii="Calibri" w:hAnsi="Calibri" w:cs="Calibri"/>
+                <w:sz w:val="21"/>
+                <w:szCs w:val="21"/>
+                <w:lang w:val="en-US"/>
+              </w:rPr>
+              <w:t xml:space="preserve">Printing, publishing and packaging houses</w:t>
+            </w:r>
+          </w:p>
+        </w:tc>
+      </w:tr>
+      <w:tr>
+        <w:trPr>
+          <w:cantSplit/>
+        </w:trPr>
+        <w:tc>
+          <w:tcPr>
+            <w:tcW w:w="600" w:type="dxa"/>
+            <w:vAlign w:val="center"/>
+          </w:tcPr>
+          <w:p>
+            <w:pPr>
+              <w:spacing w:before="40" w:after="40" w:line="240" w:lineRule="auto"/>
+              <w:jc w:val="center"/>
+              <w:rPr>
+                <w:rFonts w:ascii="Calibri" w:hAnsi="Calibri" w:cs="Calibri"/>
+                <w:sz w:val="21"/>
+                <w:szCs w:val="21"/>
+                <w:lang w:val="en-US"/>
+              </w:rPr>
+            </w:pPr>
+            <w:r>
+              <w:rPr>
+                <w:rFonts w:ascii="Calibri" w:hAnsi="Calibri" w:cs="Calibri"/>
+                <w:sz w:val="21"/>
+                <w:szCs w:val="21"/>
+                <w:lang w:val="en-US"/>
+              </w:rPr>
+              <w:t xml:space="preserve">5</w:t>
+            </w:r>
+          </w:p>
+        </w:tc>
+        <w:tc>
+          <w:tcPr>
+            <w:tcW w:w="4400" w:type="dxa"/>
+            <w:vAlign w:val="center"/>
+          </w:tcPr>
+          <w:p>
+            <w:pPr>
+              <w:bidi/>
+              <w:spacing w:before="40" w:after="40" w:line="240" w:lineRule="auto"/>
+              <w:jc w:val="right"/>
+              <w:rPr>
+                <w:rFonts w:ascii="Sakkal Majalla" w:hAnsi="Sakkal Majalla" w:cs="Sakkal Majalla"/>
+                <w:sz w:val="26"/>
+                <w:szCs w:val="26"/>
+                <w:rtl/>
+              </w:rPr>
+            </w:pPr>
+            <w:r>
+              <w:rPr>
+                <w:rFonts w:ascii="Sakkal Majalla" w:hAnsi="Sakkal Majalla" w:cs="Sakkal Majalla"/>
+                <w:sz w:val="26"/>
+                <w:szCs w:val="26"/>
+                <w:rtl/>
+              </w:rPr>
+              <w:t xml:space="preserve">استوديوهات الموشن جرافيك والإنتاج المرئي</w:t>
+            </w:r>
+          </w:p>
+        </w:tc>
+        <w:tc>
+          <w:tcPr>
+            <w:tcW w:w="4400" w:type="dxa"/>
+            <w:vAlign w:val="center"/>
+          </w:tcPr>
+          <w:p>
+            <w:pPr>
+              <w:spacing w:before="40" w:after="40" w:line="240" w:lineRule="auto"/>
+              <w:jc w:val="left"/>
+              <w:rPr>
+                <w:rFonts w:ascii="Calibri" w:hAnsi="Calibri" w:cs="Calibri"/>
+                <w:sz w:val="21"/>
+                <w:szCs w:val="21"/>
+                <w:lang w:val="en-US"/>
+              </w:rPr>
+            </w:pPr>
+            <w:r>
+              <w:rPr>
+                <w:rFonts w:ascii="Calibri" w:hAnsi="Calibri" w:cs="Calibri"/>
+                <w:sz w:val="21"/>
+                <w:szCs w:val="21"/>
+                <w:lang w:val="en-US"/>
+              </w:rPr>
+              <w:t xml:space="preserve">Motion graphics and visual production studios</w:t>
+            </w:r>
+          </w:p>
+        </w:tc>
+      </w:tr>
+      <w:tr>
+        <w:trPr>
+          <w:cantSplit/>
+        </w:trPr>
+        <w:tc>
+          <w:tcPr>
+            <w:tcW w:w="600" w:type="dxa"/>
+            <w:shd w:val="clear" w:color="auto" w:fill="EAF3FA"/>
+            <w:vAlign w:val="center"/>
+          </w:tcPr>
+          <w:p>
+            <w:pPr>
+              <w:spacing w:before="40" w:after="40" w:line="240" w:lineRule="auto"/>
+              <w:jc w:val="center"/>
+              <w:rPr>
+                <w:rFonts w:ascii="Calibri" w:hAnsi="Calibri" w:cs="Calibri"/>
+                <w:sz w:val="21"/>
+                <w:szCs w:val="21"/>
+                <w:lang w:val="en-US"/>
+              </w:rPr>
+            </w:pPr>
+            <w:r>
+              <w:rPr>
+                <w:rFonts w:ascii="Calibri" w:hAnsi="Calibri" w:cs="Calibri"/>
+                <w:sz w:val="21"/>
+                <w:szCs w:val="21"/>
+                <w:lang w:val="en-US"/>
+              </w:rPr>
+              <w:t xml:space="preserve">6</w:t>
+            </w:r>
+          </w:p>
+        </w:tc>
+        <w:tc>
+          <w:tcPr>
+            <w:tcW w:w="4400" w:type="dxa"/>
+            <w:shd w:val="clear" w:color="auto" w:fill="EAF3FA"/>
+            <w:vAlign w:val="center"/>
+          </w:tcPr>
+          <w:p>
+            <w:pPr>
+              <w:bidi/>
+              <w:spacing w:before="40" w:after="40" w:line="240" w:lineRule="auto"/>
+              <w:jc w:val="right"/>
+              <w:rPr>
+                <w:rFonts w:ascii="Sakkal Majalla" w:hAnsi="Sakkal Majalla" w:cs="Sakkal Majalla"/>
+                <w:sz w:val="26"/>
+                <w:szCs w:val="26"/>
+                <w:rtl/>
+              </w:rPr>
+            </w:pPr>
+            <w:r>
+              <w:rPr>
+                <w:rFonts w:ascii="Sakkal Majalla" w:hAnsi="Sakkal Majalla" w:cs="Sakkal Majalla"/>
+                <w:sz w:val="26"/>
+                <w:szCs w:val="26"/>
+                <w:rtl/>
+              </w:rPr>
+              <w:t xml:space="preserve">شركات التقنية وتطوير التطبيقات والمنصات الرقمية (تصميم تجربة المستخدم وواجهاته)</w:t>
+            </w:r>
+          </w:p>
+        </w:tc>
+        <w:tc>
+          <w:tcPr>
+            <w:tcW w:w="4400" w:type="dxa"/>
+            <w:shd w:val="clear" w:color="auto" w:fill="EAF3FA"/>
+            <w:vAlign w:val="center"/>
+          </w:tcPr>
+          <w:p>
+            <w:pPr>
+              <w:spacing w:before="40" w:after="40" w:line="240" w:lineRule="auto"/>
+              <w:jc w:val="left"/>
+              <w:rPr>
+                <w:rFonts w:ascii="Calibri" w:hAnsi="Calibri" w:cs="Calibri"/>
+                <w:sz w:val="21"/>
+                <w:szCs w:val="21"/>
+                <w:lang w:val="en-US"/>
+              </w:rPr>
+            </w:pPr>
+            <w:r>
+              <w:rPr>
+                <w:rFonts w:ascii="Calibri" w:hAnsi="Calibri" w:cs="Calibri"/>
+                <w:sz w:val="21"/>
+                <w:szCs w:val="21"/>
+                <w:lang w:val="en-US"/>
+              </w:rPr>
+              <w:t xml:space="preserve">Technology, app and digital platform companies (UX/UI design)</w:t>
+            </w:r>
+          </w:p>
+        </w:tc>
+      </w:tr>
+      <w:tr>
+        <w:trPr>
+          <w:cantSplit/>
+        </w:trPr>
+        <w:tc>
+          <w:tcPr>
+            <w:tcW w:w="600" w:type="dxa"/>
+            <w:vAlign w:val="center"/>
+          </w:tcPr>
+          <w:p>
+            <w:pPr>
+              <w:spacing w:before="40" w:after="40" w:line="240" w:lineRule="auto"/>
+              <w:jc w:val="center"/>
+              <w:rPr>
+                <w:rFonts w:ascii="Calibri" w:hAnsi="Calibri" w:cs="Calibri"/>
+                <w:sz w:val="21"/>
+                <w:szCs w:val="21"/>
+                <w:lang w:val="en-US"/>
+              </w:rPr>
+            </w:pPr>
+            <w:r>
+              <w:rPr>
+                <w:rFonts w:ascii="Calibri" w:hAnsi="Calibri" w:cs="Calibri"/>
+                <w:sz w:val="21"/>
+                <w:szCs w:val="21"/>
+                <w:lang w:val="en-US"/>
+              </w:rPr>
+              <w:t xml:space="preserve">7</w:t>
+            </w:r>
+          </w:p>
+        </w:tc>
+        <w:tc>
+          <w:tcPr>
+            <w:tcW w:w="4400" w:type="dxa"/>
+            <w:vAlign w:val="center"/>
+          </w:tcPr>
+          <w:p>
+            <w:pPr>
+              <w:bidi/>
+              <w:spacing w:before="40" w:after="40" w:line="240" w:lineRule="auto"/>
+              <w:jc w:val="right"/>
+              <w:rPr>
+                <w:rFonts w:ascii="Sakkal Majalla" w:hAnsi="Sakkal Majalla" w:cs="Sakkal Majalla"/>
+                <w:sz w:val="26"/>
+                <w:szCs w:val="26"/>
+                <w:rtl/>
+              </w:rPr>
+            </w:pPr>
+            <w:r>
+              <w:rPr>
+                <w:rFonts w:ascii="Sakkal Majalla" w:hAnsi="Sakkal Majalla" w:cs="Sakkal Majalla"/>
+                <w:sz w:val="26"/>
+                <w:szCs w:val="26"/>
+                <w:rtl/>
+              </w:rPr>
+              <w:t xml:space="preserve">هيئات وزارة الثقافة، مثل هيئة فنون العمارة والتصميم، وهيئة الفنون البصرية، وهيئة الأدب والنشر والترجمة</w:t>
+            </w:r>
+          </w:p>
+        </w:tc>
+        <w:tc>
+          <w:tcPr>
+            <w:tcW w:w="4400" w:type="dxa"/>
+            <w:vAlign w:val="center"/>
+          </w:tcPr>
+          <w:p>
+            <w:pPr>
+              <w:spacing w:before="40" w:after="40" w:line="240" w:lineRule="auto"/>
+              <w:jc w:val="left"/>
+              <w:rPr>
+                <w:rFonts w:ascii="Calibri" w:hAnsi="Calibri" w:cs="Calibri"/>
+                <w:sz w:val="21"/>
+                <w:szCs w:val="21"/>
+                <w:lang w:val="en-US"/>
+              </w:rPr>
+            </w:pPr>
+            <w:r>
+              <w:rPr>
+                <w:rFonts w:ascii="Calibri" w:hAnsi="Calibri" w:cs="Calibri"/>
+                <w:sz w:val="21"/>
+                <w:szCs w:val="21"/>
+                <w:lang w:val="en-US"/>
+              </w:rPr>
+              <w:t xml:space="preserve">Ministry of Culture commissions, such as the Architecture and Design Commission, the Visual Arts Commission and the Literature, Publishing and Translation Commission</w:t>
+            </w:r>
+          </w:p>
+        </w:tc>
+      </w:tr>
+      <w:tr>
+        <w:trPr>
+          <w:cantSplit/>
+        </w:trPr>
+        <w:tc>
+          <w:tcPr>
+            <w:tcW w:w="600" w:type="dxa"/>
+            <w:shd w:val="clear" w:color="auto" w:fill="EAF3FA"/>
+            <w:vAlign w:val="center"/>
+          </w:tcPr>
+          <w:p>
+            <w:pPr>
+              <w:spacing w:before="40" w:after="40" w:line="240" w:lineRule="auto"/>
+              <w:jc w:val="center"/>
+              <w:rPr>
+                <w:rFonts w:ascii="Calibri" w:hAnsi="Calibri" w:cs="Calibri"/>
+                <w:sz w:val="21"/>
+                <w:szCs w:val="21"/>
+                <w:lang w:val="en-US"/>
+              </w:rPr>
+            </w:pPr>
+            <w:r>
+              <w:rPr>
+                <w:rFonts w:ascii="Calibri" w:hAnsi="Calibri" w:cs="Calibri"/>
+                <w:sz w:val="21"/>
+                <w:szCs w:val="21"/>
+                <w:lang w:val="en-US"/>
+              </w:rPr>
+              <w:t xml:space="preserve">8</w:t>
+            </w:r>
+          </w:p>
+        </w:tc>
+        <w:tc>
+          <w:tcPr>
+            <w:tcW w:w="4400" w:type="dxa"/>
+            <w:shd w:val="clear" w:color="auto" w:fill="EAF3FA"/>
+            <w:vAlign w:val="center"/>
+          </w:tcPr>
+          <w:p>
+            <w:pPr>
+              <w:bidi/>
+              <w:spacing w:before="40" w:after="40" w:line="240" w:lineRule="auto"/>
+              <w:jc w:val="right"/>
+              <w:rPr>
+                <w:rFonts w:ascii="Sakkal Majalla" w:hAnsi="Sakkal Majalla" w:cs="Sakkal Majalla"/>
+                <w:sz w:val="26"/>
+                <w:szCs w:val="26"/>
+                <w:rtl/>
+              </w:rPr>
+            </w:pPr>
+            <w:r>
+              <w:rPr>
+                <w:rFonts w:ascii="Sakkal Majalla" w:hAnsi="Sakkal Majalla" w:cs="Sakkal Majalla"/>
+                <w:sz w:val="26"/>
+                <w:szCs w:val="26"/>
+                <w:rtl/>
+              </w:rPr>
+              <w:t xml:space="preserve">إدارات الاتصال المؤسسي والإعلام والتسويق في الجهات الحكومية والشركات</w:t>
+            </w:r>
+          </w:p>
+        </w:tc>
+        <w:tc>
+          <w:tcPr>
+            <w:tcW w:w="4400" w:type="dxa"/>
+            <w:shd w:val="clear" w:color="auto" w:fill="EAF3FA"/>
+            <w:vAlign w:val="center"/>
+          </w:tcPr>
+          <w:p>
+            <w:pPr>
+              <w:spacing w:before="40" w:after="40" w:line="240" w:lineRule="auto"/>
+              <w:jc w:val="left"/>
+              <w:rPr>
+                <w:rFonts w:ascii="Calibri" w:hAnsi="Calibri" w:cs="Calibri"/>
+                <w:sz w:val="21"/>
+                <w:szCs w:val="21"/>
+                <w:lang w:val="en-US"/>
+              </w:rPr>
+            </w:pPr>
+            <w:r>
+              <w:rPr>
+                <w:rFonts w:ascii="Calibri" w:hAnsi="Calibri" w:cs="Calibri"/>
+                <w:sz w:val="21"/>
+                <w:szCs w:val="21"/>
+                <w:lang w:val="en-US"/>
+              </w:rPr>
+              <w:t xml:space="preserve">Corporate communication, media and marketing departments in government entities and companies</w:t>
+            </w:r>
+          </w:p>
+        </w:tc>
+      </w:tr>
+      <w:tr>
+        <w:trPr>
+          <w:cantSplit/>
+        </w:trPr>
+        <w:tc>
+          <w:tcPr>
+            <w:tcW w:w="600" w:type="dxa"/>
+            <w:vAlign w:val="center"/>
+          </w:tcPr>
+          <w:p>
+            <w:pPr>
+              <w:spacing w:before="40" w:after="40" w:line="240" w:lineRule="auto"/>
+              <w:jc w:val="center"/>
+              <w:rPr>
+                <w:rFonts w:ascii="Calibri" w:hAnsi="Calibri" w:cs="Calibri"/>
+                <w:sz w:val="21"/>
+                <w:szCs w:val="21"/>
+                <w:lang w:val="en-US"/>
+              </w:rPr>
+            </w:pPr>
+            <w:r>
+              <w:rPr>
+                <w:rFonts w:ascii="Calibri" w:hAnsi="Calibri" w:cs="Calibri"/>
+                <w:sz w:val="21"/>
+                <w:szCs w:val="21"/>
+                <w:lang w:val="en-US"/>
+              </w:rPr>
+              <w:t xml:space="preserve">9</w:t>
+            </w:r>
+          </w:p>
+        </w:tc>
+        <w:tc>
+          <w:tcPr>
+            <w:tcW w:w="4400" w:type="dxa"/>
+            <w:vAlign w:val="center"/>
+          </w:tcPr>
+          <w:p>
+            <w:pPr>
+              <w:bidi/>
+              <w:spacing w:before="40" w:after="40" w:line="240" w:lineRule="auto"/>
+              <w:jc w:val="right"/>
+              <w:rPr>
+                <w:rFonts w:ascii="Sakkal Majalla" w:hAnsi="Sakkal Majalla" w:cs="Sakkal Majalla"/>
+                <w:sz w:val="26"/>
+                <w:szCs w:val="26"/>
+                <w:rtl/>
+              </w:rPr>
+            </w:pPr>
+            <w:r>
+              <w:rPr>
+                <w:rFonts w:ascii="Sakkal Majalla" w:hAnsi="Sakkal Majalla" w:cs="Sakkal Majalla"/>
+                <w:sz w:val="26"/>
+                <w:szCs w:val="26"/>
+                <w:rtl/>
+              </w:rPr>
+              <w:t xml:space="preserve">المؤسسات الإعلامية وشركات تنظيم المعارض والفعاليات</w:t>
+            </w:r>
+          </w:p>
+        </w:tc>
+        <w:tc>
+          <w:tcPr>
+            <w:tcW w:w="4400" w:type="dxa"/>
+            <w:vAlign w:val="center"/>
+          </w:tcPr>
+          <w:p>
+            <w:pPr>
+              <w:spacing w:before="40" w:after="40" w:line="240" w:lineRule="auto"/>
+              <w:jc w:val="left"/>
+              <w:rPr>
+                <w:rFonts w:ascii="Calibri" w:hAnsi="Calibri" w:cs="Calibri"/>
+                <w:sz w:val="21"/>
+                <w:szCs w:val="21"/>
+                <w:lang w:val="en-US"/>
+              </w:rPr>
+            </w:pPr>
+            <w:r>
+              <w:rPr>
+                <w:rFonts w:ascii="Calibri" w:hAnsi="Calibri" w:cs="Calibri"/>
+                <w:sz w:val="21"/>
+                <w:szCs w:val="21"/>
+                <w:lang w:val="en-US"/>
+              </w:rPr>
+              <w:t xml:space="preserve">Media organizations and exhibition and event management companies</w:t>
+            </w:r>
+          </w:p>
+        </w:tc>
+      </w:tr>
+    </w:tbl>
+    <w:p>
+      <w:pPr>
+        <w:bidi/>
+        <w:spacing w:before="0" w:after="60" w:line="300" w:lineRule="auto"/>
+        <w:jc w:val="lowKashida"/>
+        <w:rPr>
+          <w:rFonts w:ascii="Sakkal Majalla" w:hAnsi="Sakkal Majalla" w:cs="Sakkal Majalla"/>
+          <w:sz w:val="28"/>
+          <w:szCs w:val="28"/>
+          <w:rtl/>
+        </w:rPr>
+      </w:pPr>
+      <w:r>
+        <w:rPr>
+          <w:rFonts w:ascii="Sakkal Majalla" w:hAnsi="Sakkal Majalla" w:cs="Sakkal Majalla"/>
+          <w:sz w:val="28"/>
+          <w:szCs w:val="28"/>
+          <w:rtl/>
+        </w:rPr>
+        <w:t xml:space="preserve"/>
       </w:r>
     </w:p>
     <w:p>
@@ -15398,6 +18550,155 @@
     </w:p>
     <w:p>
       <w:pPr>
+        <w:pStyle w:val="Heading2"/>
+        <w:keepNext/>
+        <w:bidi/>
+        <w:spacing w:before="240" w:after="0" w:line="300" w:lineRule="auto"/>
+        <w:jc w:val="right"/>
+        <w:rPr>
+          <w:rFonts w:ascii="Sakkal Majalla" w:hAnsi="Sakkal Majalla" w:cs="Sakkal Majalla"/>
+          <w:b/>
+          <w:bCs/>
+          <w:color w:val="2683C6" w:themeColor="accent2"/>
+          <w:sz w:val="30"/>
+          <w:szCs w:val="30"/>
+          <w:rtl/>
+        </w:rPr>
+      </w:pPr>
+      <w:r>
+        <w:rPr>
+          <w:rFonts w:ascii="Sakkal Majalla" w:hAnsi="Sakkal Majalla" w:cs="Sakkal Majalla"/>
+          <w:b/>
+          <w:bCs/>
+          <w:color w:val="2683C6" w:themeColor="accent2"/>
+          <w:sz w:val="30"/>
+          <w:szCs w:val="30"/>
+          <w:rtl/>
+        </w:rPr>
+        <w:t xml:space="preserve">المعارف والمهارات في برنامج الدبلوم</w:t>
+      </w:r>
+    </w:p>
+    <w:p>
+      <w:pPr>
+        <w:keepNext/>
+        <w:spacing w:before="0" w:after="120" w:line="300" w:lineRule="auto"/>
+        <w:jc w:val="left"/>
+        <w:rPr>
+          <w:rFonts w:ascii="Calibri" w:hAnsi="Calibri" w:cs="Calibri"/>
+          <w:b/>
+          <w:bCs/>
+          <w:color w:val="2683C6" w:themeColor="accent2"/>
+          <w:sz w:val="24"/>
+          <w:szCs w:val="24"/>
+          <w:lang w:val="en-US"/>
+        </w:rPr>
+      </w:pPr>
+      <w:r>
+        <w:rPr>
+          <w:rFonts w:ascii="Calibri" w:hAnsi="Calibri" w:cs="Calibri"/>
+          <w:b/>
+          <w:bCs/>
+          <w:color w:val="2683C6" w:themeColor="accent2"/>
+          <w:sz w:val="24"/>
+          <w:szCs w:val="24"/>
+          <w:lang w:val="en-US"/>
+        </w:rPr>
+        <w:t xml:space="preserve">Knowledge and Skills in the Diploma Program</w:t>
+      </w:r>
+    </w:p>
+    <w:p>
+      <w:pPr>
+        <w:keepNext/>
+        <w:bidi/>
+        <w:spacing w:before="0" w:after="80" w:line="300" w:lineRule="auto"/>
+        <w:ind w:firstLine="567"/>
+        <w:jc w:val="lowKashida"/>
+        <w:rPr>
+          <w:rFonts w:ascii="Sakkal Majalla" w:hAnsi="Sakkal Majalla" w:cs="Sakkal Majalla"/>
+          <w:sz w:val="28"/>
+          <w:szCs w:val="28"/>
+          <w:rtl/>
+        </w:rPr>
+      </w:pPr>
+      <w:r>
+        <w:rPr>
+          <w:rFonts w:ascii="Sakkal Majalla" w:hAnsi="Sakkal Majalla" w:cs="Sakkal Majalla"/>
+          <w:sz w:val="28"/>
+          <w:szCs w:val="28"/>
+          <w:rtl/>
+        </w:rPr>
+        <w:t xml:space="preserve">يكتسب طالب الدبلوم المعارف والمهارات التقنية والإبداعية في التصميم الجرافيكي والوسائط الرقمية، بما يؤهله للعمل في التصميم المطبوع والرقمي، والرسوم المتحركة، وتصميم المواقع، والوسائط المتعددة، والرسم الإعلاني.</w:t>
+      </w:r>
+    </w:p>
+    <w:p>
+      <w:pPr>
+        <w:spacing w:before="0" w:after="200" w:line="300" w:lineRule="auto"/>
+        <w:jc w:val="both"/>
+        <w:rPr>
+          <w:rFonts w:ascii="Calibri" w:hAnsi="Calibri" w:cs="Calibri"/>
+          <w:sz w:val="22"/>
+          <w:szCs w:val="22"/>
+          <w:lang w:val="en-US"/>
+        </w:rPr>
+      </w:pPr>
+      <w:r>
+        <w:rPr>
+          <w:rFonts w:ascii="Calibri" w:hAnsi="Calibri" w:cs="Calibri"/>
+          <w:sz w:val="22"/>
+          <w:szCs w:val="22"/>
+          <w:lang w:val="en-US"/>
+        </w:rPr>
+        <w:t xml:space="preserve">Diploma students acquire technical and creative knowledge and skills in graphic design and digital media, preparing them for work in print and digital design, animation, web design, multimedia and advertising illustration.</w:t>
+      </w:r>
+    </w:p>
+    <w:p>
+      <w:pPr>
+        <w:keepNext/>
+        <w:bidi/>
+        <w:spacing w:before="0" w:after="80" w:line="300" w:lineRule="auto"/>
+        <w:jc w:val="lowKashida"/>
+        <w:rPr>
+          <w:rFonts w:ascii="Sakkal Majalla" w:hAnsi="Sakkal Majalla" w:cs="Sakkal Majalla"/>
+          <w:sz w:val="28"/>
+          <w:szCs w:val="28"/>
+          <w:rtl/>
+        </w:rPr>
+      </w:pPr>
+      <w:r>
+        <w:rPr>
+          <w:rFonts w:ascii="Sakkal Majalla" w:hAnsi="Sakkal Majalla" w:cs="Sakkal Majalla"/>
+          <w:highlight w:val="yellow"/>
+          <w:sz w:val="28"/>
+          <w:szCs w:val="28"/>
+          <w:rtl/>
+        </w:rPr>
+        <w:t xml:space="preserve">[يُستكمل من القسم: نواتج تعلم برنامج الدبلوم المعتمدة وفرص التدريب الخاصة به.]</w:t>
+      </w:r>
+    </w:p>
+    <w:p>
+      <w:pPr>
+        <w:spacing w:before="0" w:after="200" w:line="300" w:lineRule="auto"/>
+        <w:jc w:val="both"/>
+        <w:rPr>
+          <w:rFonts w:ascii="Calibri" w:hAnsi="Calibri" w:cs="Calibri"/>
+          <w:sz w:val="22"/>
+          <w:szCs w:val="22"/>
+          <w:lang w:val="en-US"/>
+        </w:rPr>
+      </w:pPr>
+      <w:r>
+        <w:rPr>
+          <w:rFonts w:ascii="Calibri" w:hAnsi="Calibri" w:cs="Calibri"/>
+          <w:highlight w:val="yellow"/>
+          <w:sz w:val="22"/>
+          <w:szCs w:val="22"/>
+          <w:lang w:val="en-US"/>
+        </w:rPr>
+        <w:t xml:space="preserve">[To be completed by the Department: the approved learning outcomes of the diploma program and its training opportunities.]</w:t>
+      </w:r>
+    </w:p>
+    <w:p>
+      <w:pPr>
         <w:pStyle w:val="Heading1"/>
         <w:keepNext/>
         <w:pageBreakBefore/>
@@ -18146,6 +21447,779 @@
         <w:t xml:space="preserve">Contact Information</w:t>
       </w:r>
     </w:p>
+    <w:tbl>
+      <w:tblPr>
+        <w:tblStyle w:val="TableGrid"/>
+        <w:bidiVisual/>
+        <w:tblW w:w="9400" w:type="dxa"/>
+        <w:jc w:val="center"/>
+        <w:tblBorders>
+          <w:top w:val="single" w:sz="4" w:space="0" w:color="A6A6A6"/>
+          <w:left w:val="single" w:sz="4" w:space="0" w:color="A6A6A6"/>
+          <w:bottom w:val="single" w:sz="4" w:space="0" w:color="A6A6A6"/>
+          <w:right w:val="single" w:sz="4" w:space="0" w:color="A6A6A6"/>
+          <w:insideH w:val="single" w:sz="4" w:space="0" w:color="A6A6A6"/>
+          <w:insideV w:val="single" w:sz="4" w:space="0" w:color="A6A6A6"/>
+        </w:tblBorders>
+        <w:tblLayout w:type="fixed"/>
+        <w:tblCellMar>
+          <w:left w:w="100" w:type="dxa"/>
+          <w:right w:w="100" w:type="dxa"/>
+        </w:tblCellMar>
+        <w:tblLook w:val="04A0" w:firstRow="1" w:lastRow="0" w:firstColumn="1" w:lastColumn="0" w:noHBand="0" w:noVBand="1"/>
+      </w:tblPr>
+      <w:tblGrid>
+        <w:gridCol w:w="1700"/>
+        <w:gridCol w:w="3000"/>
+        <w:gridCol w:w="1700"/>
+        <w:gridCol w:w="3000"/>
+      </w:tblGrid>
+      <w:tr>
+        <w:trPr>
+          <w:tblHeader/>
+          <w:cantSplit/>
+        </w:trPr>
+        <w:tc>
+          <w:tcPr>
+            <w:tcW w:w="1700" w:type="dxa"/>
+            <w:shd w:val="clear" w:color="auto" w:fill="2683C6" w:themeFill="accent2"/>
+            <w:vAlign w:val="center"/>
+          </w:tcPr>
+          <w:p>
+            <w:pPr>
+              <w:bidi/>
+              <w:spacing w:before="40" w:after="40" w:line="240" w:lineRule="auto"/>
+              <w:jc w:val="center"/>
+              <w:rPr>
+                <w:rFonts w:ascii="Sakkal Majalla" w:hAnsi="Sakkal Majalla" w:cs="Sakkal Majalla"/>
+                <w:b/>
+                <w:bCs/>
+                <w:color w:val="FFFFFF"/>
+                <w:sz w:val="26"/>
+                <w:szCs w:val="26"/>
+                <w:rtl/>
+              </w:rPr>
+            </w:pPr>
+            <w:r>
+              <w:rPr>
+                <w:rFonts w:ascii="Sakkal Majalla" w:hAnsi="Sakkal Majalla" w:cs="Sakkal Majalla"/>
+                <w:b/>
+                <w:bCs/>
+                <w:color w:val="FFFFFF"/>
+                <w:sz w:val="26"/>
+                <w:szCs w:val="26"/>
+                <w:rtl/>
+              </w:rPr>
+              <w:t xml:space="preserve">البند</w:t>
+            </w:r>
+          </w:p>
+        </w:tc>
+        <w:tc>
+          <w:tcPr>
+            <w:tcW w:w="3000" w:type="dxa"/>
+            <w:shd w:val="clear" w:color="auto" w:fill="2683C6" w:themeFill="accent2"/>
+            <w:vAlign w:val="center"/>
+          </w:tcPr>
+          <w:p>
+            <w:pPr>
+              <w:bidi/>
+              <w:spacing w:before="40" w:after="40" w:line="240" w:lineRule="auto"/>
+              <w:jc w:val="center"/>
+              <w:rPr>
+                <w:rFonts w:ascii="Sakkal Majalla" w:hAnsi="Sakkal Majalla" w:cs="Sakkal Majalla"/>
+                <w:b/>
+                <w:bCs/>
+                <w:color w:val="FFFFFF"/>
+                <w:sz w:val="26"/>
+                <w:szCs w:val="26"/>
+                <w:rtl/>
+              </w:rPr>
+            </w:pPr>
+            <w:r>
+              <w:rPr>
+                <w:rFonts w:ascii="Sakkal Majalla" w:hAnsi="Sakkal Majalla" w:cs="Sakkal Majalla"/>
+                <w:b/>
+                <w:bCs/>
+                <w:color w:val="FFFFFF"/>
+                <w:sz w:val="26"/>
+                <w:szCs w:val="26"/>
+                <w:rtl/>
+              </w:rPr>
+              <w:t xml:space="preserve">البيان</w:t>
+            </w:r>
+          </w:p>
+        </w:tc>
+        <w:tc>
+          <w:tcPr>
+            <w:tcW w:w="1700" w:type="dxa"/>
+            <w:shd w:val="clear" w:color="auto" w:fill="2683C6" w:themeFill="accent2"/>
+            <w:vAlign w:val="center"/>
+          </w:tcPr>
+          <w:p>
+            <w:pPr>
+              <w:spacing w:before="40" w:after="40" w:line="240" w:lineRule="auto"/>
+              <w:jc w:val="center"/>
+              <w:rPr>
+                <w:rFonts w:ascii="Calibri" w:hAnsi="Calibri" w:cs="Calibri"/>
+                <w:b/>
+                <w:bCs/>
+                <w:color w:val="FFFFFF"/>
+                <w:sz w:val="21"/>
+                <w:szCs w:val="21"/>
+                <w:lang w:val="en-US"/>
+              </w:rPr>
+            </w:pPr>
+            <w:r>
+              <w:rPr>
+                <w:rFonts w:ascii="Calibri" w:hAnsi="Calibri" w:cs="Calibri"/>
+                <w:b/>
+                <w:bCs/>
+                <w:color w:val="FFFFFF"/>
+                <w:sz w:val="21"/>
+                <w:szCs w:val="21"/>
+                <w:lang w:val="en-US"/>
+              </w:rPr>
+              <w:t xml:space="preserve">Item</w:t>
+            </w:r>
+          </w:p>
+        </w:tc>
+        <w:tc>
+          <w:tcPr>
+            <w:tcW w:w="3000" w:type="dxa"/>
+            <w:shd w:val="clear" w:color="auto" w:fill="2683C6" w:themeFill="accent2"/>
+            <w:vAlign w:val="center"/>
+          </w:tcPr>
+          <w:p>
+            <w:pPr>
+              <w:spacing w:before="40" w:after="40" w:line="240" w:lineRule="auto"/>
+              <w:jc w:val="center"/>
+              <w:rPr>
+                <w:rFonts w:ascii="Calibri" w:hAnsi="Calibri" w:cs="Calibri"/>
+                <w:b/>
+                <w:bCs/>
+                <w:color w:val="FFFFFF"/>
+                <w:sz w:val="21"/>
+                <w:szCs w:val="21"/>
+                <w:lang w:val="en-US"/>
+              </w:rPr>
+            </w:pPr>
+            <w:r>
+              <w:rPr>
+                <w:rFonts w:ascii="Calibri" w:hAnsi="Calibri" w:cs="Calibri"/>
+                <w:b/>
+                <w:bCs/>
+                <w:color w:val="FFFFFF"/>
+                <w:sz w:val="21"/>
+                <w:szCs w:val="21"/>
+                <w:lang w:val="en-US"/>
+              </w:rPr>
+              <w:t xml:space="preserve">Details</w:t>
+            </w:r>
+          </w:p>
+        </w:tc>
+      </w:tr>
+      <w:tr>
+        <w:trPr>
+          <w:cantSplit/>
+        </w:trPr>
+        <w:tc>
+          <w:tcPr>
+            <w:tcW w:w="1700" w:type="dxa"/>
+            <w:vAlign w:val="center"/>
+          </w:tcPr>
+          <w:p>
+            <w:pPr>
+              <w:bidi/>
+              <w:spacing w:before="40" w:after="40" w:line="240" w:lineRule="auto"/>
+              <w:jc w:val="right"/>
+              <w:rPr>
+                <w:rFonts w:ascii="Sakkal Majalla" w:hAnsi="Sakkal Majalla" w:cs="Sakkal Majalla"/>
+                <w:sz w:val="26"/>
+                <w:szCs w:val="26"/>
+                <w:rtl/>
+              </w:rPr>
+            </w:pPr>
+            <w:r>
+              <w:rPr>
+                <w:rFonts w:ascii="Sakkal Majalla" w:hAnsi="Sakkal Majalla" w:cs="Sakkal Majalla"/>
+                <w:sz w:val="26"/>
+                <w:szCs w:val="26"/>
+                <w:rtl/>
+              </w:rPr>
+              <w:t xml:space="preserve">الموقع الإلكتروني</w:t>
+            </w:r>
+          </w:p>
+        </w:tc>
+        <w:tc>
+          <w:tcPr>
+            <w:tcW w:w="3000" w:type="dxa"/>
+            <w:vAlign w:val="center"/>
+          </w:tcPr>
+          <w:p>
+            <w:pPr>
+              <w:spacing w:before="40" w:after="40" w:line="240" w:lineRule="auto"/>
+              <w:jc w:val="left"/>
+              <w:rPr>
+                <w:rFonts w:ascii="Calibri" w:hAnsi="Calibri" w:cs="Calibri"/>
+                <w:sz w:val="21"/>
+                <w:szCs w:val="21"/>
+                <w:lang w:val="en-US"/>
+              </w:rPr>
+            </w:pPr>
+            <w:r>
+              <w:rPr>
+                <w:rFonts w:ascii="Calibri" w:hAnsi="Calibri" w:cs="Calibri"/>
+                <w:sz w:val="21"/>
+                <w:szCs w:val="21"/>
+                <w:lang w:val="en-US"/>
+              </w:rPr>
+              <w:t xml:space="preserve">arts.ksu.edu.sa</w:t>
+            </w:r>
+          </w:p>
+        </w:tc>
+        <w:tc>
+          <w:tcPr>
+            <w:tcW w:w="1700" w:type="dxa"/>
+            <w:vAlign w:val="center"/>
+          </w:tcPr>
+          <w:p>
+            <w:pPr>
+              <w:spacing w:before="40" w:after="40" w:line="240" w:lineRule="auto"/>
+              <w:jc w:val="left"/>
+              <w:rPr>
+                <w:rFonts w:ascii="Calibri" w:hAnsi="Calibri" w:cs="Calibri"/>
+                <w:sz w:val="21"/>
+                <w:szCs w:val="21"/>
+                <w:lang w:val="en-US"/>
+              </w:rPr>
+            </w:pPr>
+            <w:r>
+              <w:rPr>
+                <w:rFonts w:ascii="Calibri" w:hAnsi="Calibri" w:cs="Calibri"/>
+                <w:sz w:val="21"/>
+                <w:szCs w:val="21"/>
+                <w:lang w:val="en-US"/>
+              </w:rPr>
+              <w:t xml:space="preserve">Website</w:t>
+            </w:r>
+          </w:p>
+        </w:tc>
+        <w:tc>
+          <w:tcPr>
+            <w:tcW w:w="3000" w:type="dxa"/>
+            <w:vAlign w:val="center"/>
+          </w:tcPr>
+          <w:p>
+            <w:pPr>
+              <w:spacing w:before="40" w:after="40" w:line="240" w:lineRule="auto"/>
+              <w:jc w:val="left"/>
+              <w:rPr>
+                <w:rFonts w:ascii="Calibri" w:hAnsi="Calibri" w:cs="Calibri"/>
+                <w:sz w:val="21"/>
+                <w:szCs w:val="21"/>
+                <w:lang w:val="en-US"/>
+              </w:rPr>
+            </w:pPr>
+            <w:r>
+              <w:rPr>
+                <w:rFonts w:ascii="Calibri" w:hAnsi="Calibri" w:cs="Calibri"/>
+                <w:sz w:val="21"/>
+                <w:szCs w:val="21"/>
+                <w:lang w:val="en-US"/>
+              </w:rPr>
+              <w:t xml:space="preserve">arts.ksu.edu.sa</w:t>
+            </w:r>
+          </w:p>
+        </w:tc>
+      </w:tr>
+      <w:tr>
+        <w:trPr>
+          <w:cantSplit/>
+        </w:trPr>
+        <w:tc>
+          <w:tcPr>
+            <w:tcW w:w="1700" w:type="dxa"/>
+            <w:shd w:val="clear" w:color="auto" w:fill="EAF3FA"/>
+            <w:vAlign w:val="center"/>
+          </w:tcPr>
+          <w:p>
+            <w:pPr>
+              <w:bidi/>
+              <w:spacing w:before="40" w:after="40" w:line="240" w:lineRule="auto"/>
+              <w:jc w:val="right"/>
+              <w:rPr>
+                <w:rFonts w:ascii="Sakkal Majalla" w:hAnsi="Sakkal Majalla" w:cs="Sakkal Majalla"/>
+                <w:sz w:val="26"/>
+                <w:szCs w:val="26"/>
+                <w:rtl/>
+              </w:rPr>
+            </w:pPr>
+            <w:r>
+              <w:rPr>
+                <w:rFonts w:ascii="Sakkal Majalla" w:hAnsi="Sakkal Majalla" w:cs="Sakkal Majalla"/>
+                <w:sz w:val="26"/>
+                <w:szCs w:val="26"/>
+                <w:rtl/>
+              </w:rPr>
+              <w:t xml:space="preserve">حساب القسم على منصة X</w:t>
+            </w:r>
+          </w:p>
+        </w:tc>
+        <w:tc>
+          <w:tcPr>
+            <w:tcW w:w="3000" w:type="dxa"/>
+            <w:shd w:val="clear" w:color="auto" w:fill="EAF3FA"/>
+            <w:vAlign w:val="center"/>
+          </w:tcPr>
+          <w:p>
+            <w:pPr>
+              <w:spacing w:before="40" w:after="40" w:line="240" w:lineRule="auto"/>
+              <w:jc w:val="left"/>
+              <w:rPr>
+                <w:rFonts w:ascii="Calibri" w:hAnsi="Calibri" w:cs="Calibri"/>
+                <w:sz w:val="21"/>
+                <w:szCs w:val="21"/>
+                <w:lang w:val="en-US"/>
+              </w:rPr>
+            </w:pPr>
+            <w:r>
+              <w:rPr>
+                <w:rFonts w:ascii="Calibri" w:hAnsi="Calibri" w:cs="Calibri"/>
+                <w:sz w:val="21"/>
+                <w:szCs w:val="21"/>
+                <w:lang w:val="en-US"/>
+              </w:rPr>
+              <w:t xml:space="preserve">@KSU_DesignD</w:t>
+            </w:r>
+          </w:p>
+        </w:tc>
+        <w:tc>
+          <w:tcPr>
+            <w:tcW w:w="1700" w:type="dxa"/>
+            <w:shd w:val="clear" w:color="auto" w:fill="EAF3FA"/>
+            <w:vAlign w:val="center"/>
+          </w:tcPr>
+          <w:p>
+            <w:pPr>
+              <w:spacing w:before="40" w:after="40" w:line="240" w:lineRule="auto"/>
+              <w:jc w:val="left"/>
+              <w:rPr>
+                <w:rFonts w:ascii="Calibri" w:hAnsi="Calibri" w:cs="Calibri"/>
+                <w:sz w:val="21"/>
+                <w:szCs w:val="21"/>
+                <w:lang w:val="en-US"/>
+              </w:rPr>
+            </w:pPr>
+            <w:r>
+              <w:rPr>
+                <w:rFonts w:ascii="Calibri" w:hAnsi="Calibri" w:cs="Calibri"/>
+                <w:sz w:val="21"/>
+                <w:szCs w:val="21"/>
+                <w:lang w:val="en-US"/>
+              </w:rPr>
+              <w:t xml:space="preserve">Department X account</w:t>
+            </w:r>
+          </w:p>
+        </w:tc>
+        <w:tc>
+          <w:tcPr>
+            <w:tcW w:w="3000" w:type="dxa"/>
+            <w:shd w:val="clear" w:color="auto" w:fill="EAF3FA"/>
+            <w:vAlign w:val="center"/>
+          </w:tcPr>
+          <w:p>
+            <w:pPr>
+              <w:spacing w:before="40" w:after="40" w:line="240" w:lineRule="auto"/>
+              <w:jc w:val="left"/>
+              <w:rPr>
+                <w:rFonts w:ascii="Calibri" w:hAnsi="Calibri" w:cs="Calibri"/>
+                <w:sz w:val="21"/>
+                <w:szCs w:val="21"/>
+                <w:lang w:val="en-US"/>
+              </w:rPr>
+            </w:pPr>
+            <w:r>
+              <w:rPr>
+                <w:rFonts w:ascii="Calibri" w:hAnsi="Calibri" w:cs="Calibri"/>
+                <w:sz w:val="21"/>
+                <w:szCs w:val="21"/>
+                <w:lang w:val="en-US"/>
+              </w:rPr>
+              <w:t xml:space="preserve">@KSU_DesignD</w:t>
+            </w:r>
+          </w:p>
+        </w:tc>
+      </w:tr>
+      <w:tr>
+        <w:trPr>
+          <w:cantSplit/>
+        </w:trPr>
+        <w:tc>
+          <w:tcPr>
+            <w:tcW w:w="1700" w:type="dxa"/>
+            <w:vAlign w:val="center"/>
+          </w:tcPr>
+          <w:p>
+            <w:pPr>
+              <w:bidi/>
+              <w:spacing w:before="40" w:after="40" w:line="240" w:lineRule="auto"/>
+              <w:jc w:val="right"/>
+              <w:rPr>
+                <w:rFonts w:ascii="Sakkal Majalla" w:hAnsi="Sakkal Majalla" w:cs="Sakkal Majalla"/>
+                <w:sz w:val="26"/>
+                <w:szCs w:val="26"/>
+                <w:rtl/>
+              </w:rPr>
+            </w:pPr>
+            <w:r>
+              <w:rPr>
+                <w:rFonts w:ascii="Sakkal Majalla" w:hAnsi="Sakkal Majalla" w:cs="Sakkal Majalla"/>
+                <w:sz w:val="26"/>
+                <w:szCs w:val="26"/>
+                <w:rtl/>
+              </w:rPr>
+              <w:t xml:space="preserve">بريد الكلية</w:t>
+            </w:r>
+          </w:p>
+        </w:tc>
+        <w:tc>
+          <w:tcPr>
+            <w:tcW w:w="3000" w:type="dxa"/>
+            <w:vAlign w:val="center"/>
+          </w:tcPr>
+          <w:p>
+            <w:pPr>
+              <w:spacing w:before="40" w:after="40" w:line="240" w:lineRule="auto"/>
+              <w:jc w:val="left"/>
+              <w:rPr>
+                <w:rFonts w:ascii="Calibri" w:hAnsi="Calibri" w:cs="Calibri"/>
+                <w:sz w:val="21"/>
+                <w:szCs w:val="21"/>
+                <w:lang w:val="en-US"/>
+              </w:rPr>
+            </w:pPr>
+            <w:r>
+              <w:rPr>
+                <w:rFonts w:ascii="Calibri" w:hAnsi="Calibri" w:cs="Calibri"/>
+                <w:sz w:val="21"/>
+                <w:szCs w:val="21"/>
+                <w:lang w:val="en-US"/>
+              </w:rPr>
+              <w:t xml:space="preserve">collegearts@ksu.edu.sa</w:t>
+            </w:r>
+          </w:p>
+        </w:tc>
+        <w:tc>
+          <w:tcPr>
+            <w:tcW w:w="1700" w:type="dxa"/>
+            <w:vAlign w:val="center"/>
+          </w:tcPr>
+          <w:p>
+            <w:pPr>
+              <w:spacing w:before="40" w:after="40" w:line="240" w:lineRule="auto"/>
+              <w:jc w:val="left"/>
+              <w:rPr>
+                <w:rFonts w:ascii="Calibri" w:hAnsi="Calibri" w:cs="Calibri"/>
+                <w:sz w:val="21"/>
+                <w:szCs w:val="21"/>
+                <w:lang w:val="en-US"/>
+              </w:rPr>
+            </w:pPr>
+            <w:r>
+              <w:rPr>
+                <w:rFonts w:ascii="Calibri" w:hAnsi="Calibri" w:cs="Calibri"/>
+                <w:sz w:val="21"/>
+                <w:szCs w:val="21"/>
+                <w:lang w:val="en-US"/>
+              </w:rPr>
+              <w:t xml:space="preserve">College email</w:t>
+            </w:r>
+          </w:p>
+        </w:tc>
+        <w:tc>
+          <w:tcPr>
+            <w:tcW w:w="3000" w:type="dxa"/>
+            <w:vAlign w:val="center"/>
+          </w:tcPr>
+          <w:p>
+            <w:pPr>
+              <w:spacing w:before="40" w:after="40" w:line="240" w:lineRule="auto"/>
+              <w:jc w:val="left"/>
+              <w:rPr>
+                <w:rFonts w:ascii="Calibri" w:hAnsi="Calibri" w:cs="Calibri"/>
+                <w:sz w:val="21"/>
+                <w:szCs w:val="21"/>
+                <w:lang w:val="en-US"/>
+              </w:rPr>
+            </w:pPr>
+            <w:r>
+              <w:rPr>
+                <w:rFonts w:ascii="Calibri" w:hAnsi="Calibri" w:cs="Calibri"/>
+                <w:sz w:val="21"/>
+                <w:szCs w:val="21"/>
+                <w:lang w:val="en-US"/>
+              </w:rPr>
+              <w:t xml:space="preserve">collegearts@ksu.edu.sa</w:t>
+            </w:r>
+          </w:p>
+        </w:tc>
+      </w:tr>
+      <w:tr>
+        <w:trPr>
+          <w:cantSplit/>
+        </w:trPr>
+        <w:tc>
+          <w:tcPr>
+            <w:tcW w:w="1700" w:type="dxa"/>
+            <w:shd w:val="clear" w:color="auto" w:fill="EAF3FA"/>
+            <w:vAlign w:val="center"/>
+          </w:tcPr>
+          <w:p>
+            <w:pPr>
+              <w:bidi/>
+              <w:spacing w:before="40" w:after="40" w:line="240" w:lineRule="auto"/>
+              <w:jc w:val="right"/>
+              <w:rPr>
+                <w:rFonts w:ascii="Sakkal Majalla" w:hAnsi="Sakkal Majalla" w:cs="Sakkal Majalla"/>
+                <w:sz w:val="26"/>
+                <w:szCs w:val="26"/>
+                <w:rtl/>
+              </w:rPr>
+            </w:pPr>
+            <w:r>
+              <w:rPr>
+                <w:rFonts w:ascii="Sakkal Majalla" w:hAnsi="Sakkal Majalla" w:cs="Sakkal Majalla"/>
+                <w:sz w:val="26"/>
+                <w:szCs w:val="26"/>
+                <w:rtl/>
+              </w:rPr>
+              <w:t xml:space="preserve">الهاتف</w:t>
+            </w:r>
+          </w:p>
+        </w:tc>
+        <w:tc>
+          <w:tcPr>
+            <w:tcW w:w="3000" w:type="dxa"/>
+            <w:shd w:val="clear" w:color="auto" w:fill="EAF3FA"/>
+            <w:vAlign w:val="center"/>
+          </w:tcPr>
+          <w:p>
+            <w:pPr>
+              <w:spacing w:before="40" w:after="40" w:line="240" w:lineRule="auto"/>
+              <w:jc w:val="center"/>
+              <w:rPr>
+                <w:rFonts w:ascii="Calibri" w:hAnsi="Calibri" w:cs="Calibri"/>
+                <w:sz w:val="21"/>
+                <w:szCs w:val="21"/>
+                <w:lang w:val="en-US"/>
+              </w:rPr>
+            </w:pPr>
+            <w:r>
+              <w:rPr>
+                <w:rFonts w:ascii="Calibri" w:hAnsi="Calibri" w:cs="Calibri"/>
+                <w:sz w:val="21"/>
+                <w:szCs w:val="21"/>
+                <w:lang w:val="en-US"/>
+              </w:rPr>
+              <w:t xml:space="preserve">0114672841</w:t>
+            </w:r>
+          </w:p>
+        </w:tc>
+        <w:tc>
+          <w:tcPr>
+            <w:tcW w:w="1700" w:type="dxa"/>
+            <w:shd w:val="clear" w:color="auto" w:fill="EAF3FA"/>
+            <w:vAlign w:val="center"/>
+          </w:tcPr>
+          <w:p>
+            <w:pPr>
+              <w:spacing w:before="40" w:after="40" w:line="240" w:lineRule="auto"/>
+              <w:jc w:val="left"/>
+              <w:rPr>
+                <w:rFonts w:ascii="Calibri" w:hAnsi="Calibri" w:cs="Calibri"/>
+                <w:sz w:val="21"/>
+                <w:szCs w:val="21"/>
+                <w:lang w:val="en-US"/>
+              </w:rPr>
+            </w:pPr>
+            <w:r>
+              <w:rPr>
+                <w:rFonts w:ascii="Calibri" w:hAnsi="Calibri" w:cs="Calibri"/>
+                <w:sz w:val="21"/>
+                <w:szCs w:val="21"/>
+                <w:lang w:val="en-US"/>
+              </w:rPr>
+              <w:t xml:space="preserve">Phone</w:t>
+            </w:r>
+          </w:p>
+        </w:tc>
+        <w:tc>
+          <w:tcPr>
+            <w:tcW w:w="3000" w:type="dxa"/>
+            <w:shd w:val="clear" w:color="auto" w:fill="EAF3FA"/>
+            <w:vAlign w:val="center"/>
+          </w:tcPr>
+          <w:p>
+            <w:pPr>
+              <w:spacing w:before="40" w:after="40" w:line="240" w:lineRule="auto"/>
+              <w:jc w:val="left"/>
+              <w:rPr>
+                <w:rFonts w:ascii="Calibri" w:hAnsi="Calibri" w:cs="Calibri"/>
+                <w:sz w:val="21"/>
+                <w:szCs w:val="21"/>
+                <w:lang w:val="en-US"/>
+              </w:rPr>
+            </w:pPr>
+            <w:r>
+              <w:rPr>
+                <w:rFonts w:ascii="Calibri" w:hAnsi="Calibri" w:cs="Calibri"/>
+                <w:sz w:val="21"/>
+                <w:szCs w:val="21"/>
+                <w:lang w:val="en-US"/>
+              </w:rPr>
+              <w:t xml:space="preserve">+966 11 467 2841</w:t>
+            </w:r>
+          </w:p>
+        </w:tc>
+      </w:tr>
+      <w:tr>
+        <w:trPr>
+          <w:cantSplit/>
+        </w:trPr>
+        <w:tc>
+          <w:tcPr>
+            <w:tcW w:w="1700" w:type="dxa"/>
+            <w:vAlign w:val="center"/>
+          </w:tcPr>
+          <w:p>
+            <w:pPr>
+              <w:bidi/>
+              <w:spacing w:before="40" w:after="40" w:line="240" w:lineRule="auto"/>
+              <w:jc w:val="right"/>
+              <w:rPr>
+                <w:rFonts w:ascii="Sakkal Majalla" w:hAnsi="Sakkal Majalla" w:cs="Sakkal Majalla"/>
+                <w:sz w:val="26"/>
+                <w:szCs w:val="26"/>
+                <w:rtl/>
+              </w:rPr>
+            </w:pPr>
+            <w:r>
+              <w:rPr>
+                <w:rFonts w:ascii="Sakkal Majalla" w:hAnsi="Sakkal Majalla" w:cs="Sakkal Majalla"/>
+                <w:sz w:val="26"/>
+                <w:szCs w:val="26"/>
+                <w:rtl/>
+              </w:rPr>
+              <w:t xml:space="preserve">العنوان</w:t>
+            </w:r>
+          </w:p>
+        </w:tc>
+        <w:tc>
+          <w:tcPr>
+            <w:tcW w:w="3000" w:type="dxa"/>
+            <w:vAlign w:val="center"/>
+          </w:tcPr>
+          <w:p>
+            <w:pPr>
+              <w:bidi/>
+              <w:spacing w:before="40" w:after="40" w:line="240" w:lineRule="auto"/>
+              <w:jc w:val="right"/>
+              <w:rPr>
+                <w:rFonts w:ascii="Sakkal Majalla" w:hAnsi="Sakkal Majalla" w:cs="Sakkal Majalla"/>
+                <w:sz w:val="26"/>
+                <w:szCs w:val="26"/>
+                <w:rtl/>
+              </w:rPr>
+            </w:pPr>
+            <w:r>
+              <w:rPr>
+                <w:rFonts w:ascii="Sakkal Majalla" w:hAnsi="Sakkal Majalla" w:cs="Sakkal Majalla"/>
+                <w:sz w:val="26"/>
+                <w:szCs w:val="26"/>
+                <w:rtl/>
+              </w:rPr>
+              <w:t xml:space="preserve">كلية الفنون، مبنى 10، جامعة الملك سعود، الرياض 12372</w:t>
+            </w:r>
+          </w:p>
+        </w:tc>
+        <w:tc>
+          <w:tcPr>
+            <w:tcW w:w="1700" w:type="dxa"/>
+            <w:vAlign w:val="center"/>
+          </w:tcPr>
+          <w:p>
+            <w:pPr>
+              <w:spacing w:before="40" w:after="40" w:line="240" w:lineRule="auto"/>
+              <w:jc w:val="left"/>
+              <w:rPr>
+                <w:rFonts w:ascii="Calibri" w:hAnsi="Calibri" w:cs="Calibri"/>
+                <w:sz w:val="21"/>
+                <w:szCs w:val="21"/>
+                <w:lang w:val="en-US"/>
+              </w:rPr>
+            </w:pPr>
+            <w:r>
+              <w:rPr>
+                <w:rFonts w:ascii="Calibri" w:hAnsi="Calibri" w:cs="Calibri"/>
+                <w:sz w:val="21"/>
+                <w:szCs w:val="21"/>
+                <w:lang w:val="en-US"/>
+              </w:rPr>
+              <w:t xml:space="preserve">Address</w:t>
+            </w:r>
+          </w:p>
+        </w:tc>
+        <w:tc>
+          <w:tcPr>
+            <w:tcW w:w="3000" w:type="dxa"/>
+            <w:vAlign w:val="center"/>
+          </w:tcPr>
+          <w:p>
+            <w:pPr>
+              <w:spacing w:before="40" w:after="40" w:line="240" w:lineRule="auto"/>
+              <w:jc w:val="left"/>
+              <w:rPr>
+                <w:rFonts w:ascii="Calibri" w:hAnsi="Calibri" w:cs="Calibri"/>
+                <w:sz w:val="21"/>
+                <w:szCs w:val="21"/>
+                <w:lang w:val="en-US"/>
+              </w:rPr>
+            </w:pPr>
+            <w:r>
+              <w:rPr>
+                <w:rFonts w:ascii="Calibri" w:hAnsi="Calibri" w:cs="Calibri"/>
+                <w:sz w:val="21"/>
+                <w:szCs w:val="21"/>
+                <w:lang w:val="en-US"/>
+              </w:rPr>
+              <w:t xml:space="preserve">College of Arts, Building 10, King Saud University, Riyadh 12372</w:t>
+            </w:r>
+          </w:p>
+        </w:tc>
+      </w:tr>
+    </w:tbl>
+    <w:p>
+      <w:pPr>
+        <w:bidi/>
+        <w:spacing w:before="0" w:after="60" w:line="300" w:lineRule="auto"/>
+        <w:jc w:val="lowKashida"/>
+        <w:rPr>
+          <w:rFonts w:ascii="Sakkal Majalla" w:hAnsi="Sakkal Majalla" w:cs="Sakkal Majalla"/>
+          <w:sz w:val="28"/>
+          <w:szCs w:val="28"/>
+          <w:rtl/>
+        </w:rPr>
+      </w:pPr>
+      <w:r>
+        <w:rPr>
+          <w:rFonts w:ascii="Sakkal Majalla" w:hAnsi="Sakkal Majalla" w:cs="Sakkal Majalla"/>
+          <w:sz w:val="28"/>
+          <w:szCs w:val="28"/>
+          <w:rtl/>
+        </w:rPr>
+        <w:t xml:space="preserve"/>
+      </w:r>
+    </w:p>
     <w:p>
       <w:pPr>
         <w:keepNext/>
@@ -18167,7 +22241,7 @@
           <w:szCs w:val="28"/>
           <w:rtl/>
         </w:rPr>
-        <w:t xml:space="preserve">[يُستكمل من القسم: البريد الإلكتروني للقسم، رقم الهاتف، الموقع الإلكتروني، حسابات التواصل الاجتماعي، وموقع القسم في الجامعة.]</w:t>
+        <w:t xml:space="preserve">[يُستكمل من القسم: البريد الإلكتروني الرسمي لقسم التصميم.]</w:t>
       </w:r>
     </w:p>
     <w:p>
@@ -18189,7 +22263,7 @@
           <w:szCs w:val="22"/>
           <w:lang w:val="en-US"/>
         </w:rPr>
-        <w:t xml:space="preserve">[To be completed by the Department: Department email, phone number, website, social media accounts and campus location.]</w:t>
+        <w:t xml:space="preserve">[To be completed by the Department: the official email address of the Department of Design.]</w:t>
       </w:r>
     </w:p>
     <w:sectPr>
